--- a/doc/詞/宋朝/岳飛/岳飛-滿江紅·怒髮衝冠.docx
+++ b/doc/詞/宋朝/岳飛/岳飛-滿江紅·怒髮衝冠.docx
@@ -1,6 +1,6 @@
 
 <file path=word/document.xml><?xml version="1.0" encoding="utf-8"?>
-<w:document xmlns:wpc="http://schemas.microsoft.com/office/word/2010/wordprocessingCanvas" xmlns:cx="http://schemas.microsoft.com/office/drawing/2014/chartex" xmlns:cx1="http://schemas.microsoft.com/office/drawing/2015/9/8/chartex" xmlns:cx2="http://schemas.microsoft.com/office/drawing/2015/10/21/chartex" xmlns:cx3="http://schemas.microsoft.com/office/drawing/2016/5/9/chartex" xmlns:cx4="http://schemas.microsoft.com/office/drawing/2016/5/10/chartex" xmlns:cx5="http://schemas.microsoft.com/office/drawing/2016/5/11/chartex" xmlns:cx6="http://schemas.microsoft.com/office/drawing/2016/5/12/chartex" xmlns:cx7="http://schemas.microsoft.com/office/drawing/2016/5/13/chartex" xmlns:cx8="http://schemas.microsoft.com/office/drawing/2016/5/14/chartex" xmlns:mc="http://schemas.openxmlformats.org/markup-compatibility/2006" xmlns:aink="http://schemas.microsoft.com/office/drawing/2016/ink" xmlns:am3d="http://schemas.microsoft.com/office/drawing/2017/model3d" xmlns:o="urn:schemas-microsoft-com:office:office" xmlns:oel="http://schemas.microsoft.com/office/2019/extlst" xmlns:r="http://schemas.openxmlformats.org/officeDocument/2006/relationships" xmlns:m="http://schemas.openxmlformats.org/officeDocument/2006/math" xmlns:v="urn:schemas-microsoft-com:vml" xmlns:wp14="http://schemas.microsoft.com/office/word/2010/wordprocessingDrawing" xmlns:wp="http://schemas.openxmlformats.org/drawingml/2006/wordprocessingDrawing" xmlns:w10="urn:schemas-microsoft-com:office:word" xmlns:w="http://schemas.openxmlformats.org/wordprocessingml/2006/main" xmlns:w14="http://schemas.microsoft.com/office/word/2010/wordml" xmlns:w15="http://schemas.microsoft.com/office/word/2012/wordml" xmlns:w16cex="http://schemas.microsoft.com/office/word/2018/wordml/cex" xmlns:w16cid="http://schemas.microsoft.com/office/word/2016/wordml/cid" xmlns:w16="http://schemas.microsoft.com/office/word/2018/wordml" xmlns:w16du="http://schemas.microsoft.com/office/word/2023/wordml/word16du" xmlns:w16sdtdh="http://schemas.microsoft.com/office/word/2020/wordml/sdtdatahash" xmlns:w16se="http://schemas.microsoft.com/office/word/2015/wordml/symex" xmlns:wpg="http://schemas.microsoft.com/office/word/2010/wordprocessingGroup" xmlns:wpi="http://schemas.microsoft.com/office/word/2010/wordprocessingInk" xmlns:wne="http://schemas.microsoft.com/office/word/2006/wordml" xmlns:wps="http://schemas.microsoft.com/office/word/2010/wordprocessingShape" mc:Ignorable="w14 w15 w16se w16cid w16 w16cex w16sdtdh w16du wp14">
+<w:document xmlns:wpc="http://schemas.microsoft.com/office/word/2010/wordprocessingCanvas" xmlns:cx="http://schemas.microsoft.com/office/drawing/2014/chartex" xmlns:cx1="http://schemas.microsoft.com/office/drawing/2015/9/8/chartex" xmlns:cx2="http://schemas.microsoft.com/office/drawing/2015/10/21/chartex" xmlns:cx3="http://schemas.microsoft.com/office/drawing/2016/5/9/chartex" xmlns:cx4="http://schemas.microsoft.com/office/drawing/2016/5/10/chartex" xmlns:cx5="http://schemas.microsoft.com/office/drawing/2016/5/11/chartex" xmlns:cx6="http://schemas.microsoft.com/office/drawing/2016/5/12/chartex" xmlns:cx7="http://schemas.microsoft.com/office/drawing/2016/5/13/chartex" xmlns:cx8="http://schemas.microsoft.com/office/drawing/2016/5/14/chartex" xmlns:mc="http://schemas.openxmlformats.org/markup-compatibility/2006" xmlns:aink="http://schemas.microsoft.com/office/drawing/2016/ink" xmlns:am3d="http://schemas.microsoft.com/office/drawing/2017/model3d" xmlns:o="urn:schemas-microsoft-com:office:office" xmlns:oel="http://schemas.microsoft.com/office/2019/extlst" xmlns:r="http://schemas.openxmlformats.org/officeDocument/2006/relationships" xmlns:m="http://schemas.openxmlformats.org/officeDocument/2006/math" xmlns:v="urn:schemas-microsoft-com:vml" xmlns:wp14="http://schemas.microsoft.com/office/word/2010/wordprocessingDrawing" xmlns:wp="http://schemas.openxmlformats.org/drawingml/2006/wordprocessingDrawing" xmlns:w10="urn:schemas-microsoft-com:office:word" xmlns:w="http://schemas.openxmlformats.org/wordprocessingml/2006/main" xmlns:w14="http://schemas.microsoft.com/office/word/2010/wordml" xmlns:w15="http://schemas.microsoft.com/office/word/2012/wordml" xmlns:w16cex="http://schemas.microsoft.com/office/word/2018/wordml/cex" xmlns:w16cid="http://schemas.microsoft.com/office/word/2016/wordml/cid" xmlns:w16="http://schemas.microsoft.com/office/word/2018/wordml" xmlns:w16du="http://schemas.microsoft.com/office/word/2023/wordml/word16du" xmlns:w16sdtdh="http://schemas.microsoft.com/office/word/2020/wordml/sdtdatahash" xmlns:w16sdtfl="http://schemas.microsoft.com/office/word/2024/wordml/sdtformatlock" xmlns:w16se="http://schemas.microsoft.com/office/word/2015/wordml/symex" xmlns:wpg="http://schemas.microsoft.com/office/word/2010/wordprocessingGroup" xmlns:wpi="http://schemas.microsoft.com/office/word/2010/wordprocessingInk" xmlns:wne="http://schemas.microsoft.com/office/word/2006/wordml" xmlns:wps="http://schemas.microsoft.com/office/word/2010/wordprocessingShape" mc:Ignorable="w14 w15 w16se w16cid w16 w16cex w16sdtdh w16sdtfl w16du wp14">
   <w:body>
     <w:p>
       <w:pPr>
@@ -66,7 +66,7 @@
           <w:sz w:val="48"/>
           <w:szCs w:val="48"/>
         </w:rPr>
-        <w:t xml:space="preserve">  </w:t>
+        <w:t xml:space="preserve"> </w:t>
       </w:r>
       <w:r>
         <w:rPr>
@@ -135,10 +135,10 @@
     </w:p>
     <w:p>
       <w:pPr>
-        <w:spacing w:line="480" w:lineRule="exact"/>
+        <w:spacing w:line="440" w:lineRule="exact"/>
         <w:jc w:val="both"/>
         <w:rPr>
-          <w:rFonts w:ascii="標楷體" w:eastAsia="標楷體" w:hAnsi="標楷體"/>
+          <w:rFonts w:ascii="標楷體" w:eastAsia="標楷體" w:hAnsi="標楷體" w:hint="eastAsia"/>
           <w:sz w:val="28"/>
           <w:szCs w:val="28"/>
         </w:rPr>
@@ -157,25 +157,8 @@
           <w:sz w:val="28"/>
           <w:szCs w:val="28"/>
         </w:rPr>
-        <w:t>我憤怒</w:t>
-      </w:r>
-      <w:r>
-        <w:rPr>
-          <w:rFonts w:ascii="標楷體" w:eastAsia="標楷體" w:hAnsi="標楷體" w:hint="eastAsia"/>
-          <w:sz w:val="28"/>
-          <w:szCs w:val="28"/>
-        </w:rPr>
-        <w:t>到</w:t>
-      </w:r>
-      <w:r>
-        <w:rPr>
-          <w:rFonts w:ascii="標楷體" w:eastAsia="標楷體" w:hAnsi="標楷體" w:hint="eastAsia"/>
-          <w:sz w:val="28"/>
-          <w:szCs w:val="28"/>
-        </w:rPr>
-        <w:t>頭髮豎了起來，帽子被頂飛了。獨自登高憑欄遠眺，</w:t>
-      </w:r>
-      <w:bookmarkStart w:id="1" w:name="_Hlk171186596"/>
+        <w:t>我滿腔怒火衝天，幾乎把頭髮頂起了帽子。獨自倚靠著高樓欄杆，正值一陣急驟的陣雨剛好停歇。抬頭遠眺，忍不住仰天長嘯，胸中</w:t>
+      </w:r>
       <w:r>
         <w:rPr>
           <w:rFonts w:ascii="標楷體" w:eastAsia="標楷體" w:hAnsi="標楷體" w:hint="eastAsia"/>
@@ -184,24 +167,15 @@
           <w:sz w:val="28"/>
           <w:szCs w:val="28"/>
         </w:rPr>
-        <w:t>驟</w:t>
-      </w:r>
-      <w:r>
-        <w:rPr>
-          <w:rFonts w:ascii="標楷體" w:eastAsia="標楷體" w:hAnsi="標楷體" w:hint="eastAsia"/>
-          <w:sz w:val="28"/>
-          <w:szCs w:val="28"/>
-        </w:rPr>
-        <w:t>急</w:t>
-      </w:r>
-      <w:bookmarkEnd w:id="1"/>
-      <w:r>
-        <w:rPr>
-          <w:rFonts w:ascii="標楷體" w:eastAsia="標楷體" w:hAnsi="標楷體" w:hint="eastAsia"/>
-          <w:sz w:val="28"/>
-          <w:szCs w:val="28"/>
-        </w:rPr>
-        <w:t>的風雨剛剛停歇。擡頭遠望天空，禁不住仰天長嘯，一片報國之心充滿心懷。三十多年來雖已建立一些功名，但如同塵土微不足道，南北轉戰八千里，經過多少</w:t>
+        <w:t>翻騰</w:t>
+      </w:r>
+      <w:r>
+        <w:rPr>
+          <w:rFonts w:ascii="標楷體" w:eastAsia="標楷體" w:hAnsi="標楷體" w:hint="eastAsia"/>
+          <w:sz w:val="28"/>
+          <w:szCs w:val="28"/>
+        </w:rPr>
+        <w:t>著無比</w:t>
       </w:r>
       <w:r>
         <w:rPr>
@@ -211,43 +185,26 @@
           <w:sz w:val="28"/>
           <w:szCs w:val="28"/>
         </w:rPr>
-        <w:t>風雲人生</w:t>
-      </w:r>
-      <w:r>
-        <w:rPr>
-          <w:rFonts w:ascii="標楷體" w:eastAsia="標楷體" w:hAnsi="標楷體" w:hint="eastAsia"/>
-          <w:sz w:val="28"/>
-          <w:szCs w:val="28"/>
-        </w:rPr>
-        <w:t>。好男兒，要抓緊時間爲國建功立業，不要空空將青春</w:t>
-      </w:r>
-      <w:r>
-        <w:rPr>
-          <w:rFonts w:ascii="標楷體" w:eastAsia="標楷體" w:hAnsi="標楷體" w:hint="eastAsia"/>
-          <w:b/>
-          <w:bCs/>
-          <w:sz w:val="28"/>
-          <w:szCs w:val="28"/>
-        </w:rPr>
-        <w:t>消磨</w:t>
-      </w:r>
-      <w:r>
-        <w:rPr>
-          <w:rFonts w:ascii="標楷體" w:eastAsia="標楷體" w:hAnsi="標楷體" w:hint="eastAsia"/>
-          <w:sz w:val="28"/>
-          <w:szCs w:val="28"/>
-        </w:rPr>
-        <w:t>，等年老時徒自悲切。</w:t>
+        <w:t>激昂壯烈</w:t>
+      </w:r>
+      <w:r>
+        <w:rPr>
+          <w:rFonts w:ascii="標楷體" w:eastAsia="標楷體" w:hAnsi="標楷體" w:hint="eastAsia"/>
+          <w:sz w:val="28"/>
+          <w:szCs w:val="28"/>
+        </w:rPr>
+        <w:t>的報國志氣。</w:t>
       </w:r>
     </w:p>
     <w:p>
       <w:pPr>
-        <w:spacing w:line="480" w:lineRule="exact"/>
+        <w:spacing w:line="440" w:lineRule="exact"/>
         <w:jc w:val="both"/>
         <w:rPr>
-          <w:rFonts w:ascii="標楷體" w:eastAsia="標楷體" w:hAnsi="標楷體"/>
-          <w:sz w:val="32"/>
-          <w:szCs w:val="32"/>
+          <w:rFonts w:ascii="標楷體" w:eastAsia="標楷體" w:hAnsi="標楷體" w:hint="eastAsia"/>
+          <w:spacing w:val="-6"/>
+          <w:sz w:val="28"/>
+          <w:szCs w:val="28"/>
         </w:rPr>
       </w:pPr>
       <w:r>
@@ -261,755 +218,19 @@
       <w:r>
         <w:rPr>
           <w:rFonts w:ascii="標楷體" w:eastAsia="標楷體" w:hAnsi="標楷體" w:hint="eastAsia"/>
-          <w:sz w:val="28"/>
-          <w:szCs w:val="28"/>
-        </w:rPr>
-        <w:t>靖康之變的恥辱，至今仍然沒有被雪洗。作爲國家臣子的憤恨，何時才能</w:t>
-      </w:r>
-      <w:r>
-        <w:rPr>
-          <w:rFonts w:ascii="標楷體" w:eastAsia="標楷體" w:hAnsi="標楷體" w:hint="eastAsia"/>
-          <w:b/>
-          <w:bCs/>
-          <w:sz w:val="28"/>
-          <w:szCs w:val="28"/>
-        </w:rPr>
-        <w:t>泯滅</w:t>
-      </w:r>
-      <w:r>
-        <w:rPr>
-          <w:rFonts w:ascii="標楷體" w:eastAsia="標楷體" w:hAnsi="標楷體" w:hint="eastAsia"/>
-          <w:sz w:val="28"/>
-          <w:szCs w:val="28"/>
-        </w:rPr>
-        <w:t>！我要駕</w:t>
-      </w:r>
-      <w:r>
-        <w:rPr>
-          <w:rFonts w:ascii="標楷體" w:eastAsia="標楷體" w:hAnsi="標楷體" w:hint="eastAsia"/>
-          <w:sz w:val="28"/>
-          <w:szCs w:val="28"/>
-        </w:rPr>
-        <w:t>著</w:t>
-      </w:r>
-      <w:r>
-        <w:rPr>
-          <w:rFonts w:ascii="標楷體" w:eastAsia="標楷體" w:hAnsi="標楷體" w:hint="eastAsia"/>
-          <w:sz w:val="28"/>
-          <w:szCs w:val="28"/>
-        </w:rPr>
-        <w:t>戰車向</w:t>
-      </w:r>
-      <w:r>
-        <w:rPr>
-          <w:rFonts w:ascii="標楷體" w:eastAsia="標楷體" w:hAnsi="標楷體" w:hint="eastAsia"/>
-          <w:sz w:val="28"/>
-          <w:szCs w:val="28"/>
-          <w:u w:val="single"/>
-        </w:rPr>
-        <w:t>賀蘭山</w:t>
-      </w:r>
-      <w:r>
-        <w:rPr>
-          <w:rFonts w:ascii="標楷體" w:eastAsia="標楷體" w:hAnsi="標楷體" w:hint="eastAsia"/>
-          <w:sz w:val="28"/>
-          <w:szCs w:val="28"/>
-        </w:rPr>
-        <w:t>進攻，連</w:t>
-      </w:r>
-      <w:r>
-        <w:rPr>
-          <w:rFonts w:ascii="標楷體" w:eastAsia="標楷體" w:hAnsi="標楷體" w:hint="eastAsia"/>
-          <w:sz w:val="28"/>
-          <w:szCs w:val="28"/>
-          <w:u w:val="single"/>
-        </w:rPr>
-        <w:t>賀蘭山</w:t>
-      </w:r>
-      <w:r>
-        <w:rPr>
-          <w:rFonts w:ascii="標楷體" w:eastAsia="標楷體" w:hAnsi="標楷體" w:hint="eastAsia"/>
-          <w:sz w:val="28"/>
-          <w:szCs w:val="28"/>
-        </w:rPr>
-        <w:t>也要踏爲平地。我滿懷壯志，打仗餓了就吃敵人的肉，談笑渴了就喝敵人的鮮血。待我重新收復舊日山河，再帶</w:t>
-      </w:r>
-      <w:r>
-        <w:rPr>
-          <w:rFonts w:ascii="標楷體" w:eastAsia="標楷體" w:hAnsi="標楷體" w:hint="eastAsia"/>
-          <w:sz w:val="28"/>
-          <w:szCs w:val="28"/>
-        </w:rPr>
-        <w:t>著</w:t>
-      </w:r>
-      <w:r>
-        <w:rPr>
-          <w:rFonts w:ascii="標楷體" w:eastAsia="標楷體" w:hAnsi="標楷體" w:hint="eastAsia"/>
-          <w:sz w:val="28"/>
-          <w:szCs w:val="28"/>
-        </w:rPr>
-        <w:t>捷報向國家報告勝利的消息！</w:t>
+          <w:spacing w:val="-6"/>
+          <w:sz w:val="28"/>
+          <w:szCs w:val="28"/>
+        </w:rPr>
+        <w:t>回想三十年來所取得的功名，不過如塵土般微不足道；奔波八千里的征戰歲月，只有空中皎潔的日月陪伴著雲彩。千萬不要虛度光陰，等年少頭髮白了，才徒然悲傷痛苦！</w:t>
       </w:r>
     </w:p>
     <w:p>
       <w:pPr>
-        <w:spacing w:beforeLines="50" w:before="180" w:line="440" w:lineRule="exact"/>
-        <w:rPr>
-          <w:rFonts w:ascii="標楷體" w:eastAsia="標楷體" w:hAnsi="標楷體"/>
-          <w:sz w:val="32"/>
-          <w:szCs w:val="32"/>
-          <w:bdr w:val="single" w:sz="4" w:space="0" w:color="auto"/>
-        </w:rPr>
-      </w:pPr>
-      <w:r>
-        <w:rPr>
-          <w:rFonts w:ascii="標楷體" w:eastAsia="標楷體" w:hAnsi="標楷體" w:hint="eastAsia"/>
-          <w:sz w:val="32"/>
-          <w:szCs w:val="32"/>
-          <w:bdr w:val="single" w:sz="4" w:space="0" w:color="auto"/>
-        </w:rPr>
-        <w:t>注釋</w:t>
-      </w:r>
-    </w:p>
-    <w:p>
-      <w:pPr>
-        <w:pStyle w:val="a6"/>
-        <w:numPr>
-          <w:ilvl w:val="0"/>
-          <w:numId w:val="16"/>
-        </w:numPr>
-        <w:spacing w:line="480" w:lineRule="exact"/>
-        <w:ind w:leftChars="0"/>
-        <w:rPr>
-          <w:rFonts w:ascii="標楷體" w:eastAsia="標楷體" w:hAnsi="標楷體" w:cs="標楷體"/>
-          <w:sz w:val="28"/>
-          <w:szCs w:val="28"/>
-        </w:rPr>
-      </w:pPr>
-      <w:r>
-        <w:rPr>
-          <w:rFonts w:ascii="標楷體" w:eastAsia="標楷體" w:hAnsi="標楷體" w:cs="標楷體" w:hint="eastAsia"/>
-          <w:sz w:val="28"/>
-          <w:szCs w:val="28"/>
-        </w:rPr>
-        <w:t>滿江紅：詞牌名，雙調九十三字。</w:t>
-      </w:r>
-    </w:p>
-    <w:p>
-      <w:pPr>
-        <w:pStyle w:val="a6"/>
-        <w:numPr>
-          <w:ilvl w:val="0"/>
-          <w:numId w:val="16"/>
-        </w:numPr>
-        <w:spacing w:line="480" w:lineRule="exact"/>
-        <w:ind w:leftChars="0"/>
-        <w:rPr>
-          <w:rFonts w:ascii="標楷體" w:eastAsia="標楷體" w:hAnsi="標楷體" w:cs="標楷體"/>
-          <w:sz w:val="28"/>
-          <w:szCs w:val="28"/>
-        </w:rPr>
-      </w:pPr>
-      <w:r>
-        <w:rPr>
-          <w:rFonts w:ascii="標楷體" w:eastAsia="標楷體" w:hAnsi="標楷體" w:cs="標楷體" w:hint="eastAsia"/>
-          <w:sz w:val="28"/>
-          <w:szCs w:val="28"/>
-        </w:rPr>
-        <w:t>怒髮衝冠：氣得頭髮豎起，以至於將帽子頂起。形容憤怒至極，冠是指帽子而不是頭髮豎起。</w:t>
-      </w:r>
-    </w:p>
-    <w:p>
-      <w:pPr>
-        <w:pStyle w:val="a6"/>
-        <w:numPr>
-          <w:ilvl w:val="0"/>
-          <w:numId w:val="16"/>
-        </w:numPr>
-        <w:spacing w:line="480" w:lineRule="exact"/>
-        <w:ind w:leftChars="0"/>
-        <w:rPr>
-          <w:rFonts w:ascii="標楷體" w:eastAsia="標楷體" w:hAnsi="標楷體" w:cs="標楷體"/>
-          <w:sz w:val="28"/>
-          <w:szCs w:val="28"/>
-        </w:rPr>
-      </w:pPr>
-      <w:r>
-        <w:rPr>
-          <w:rFonts w:ascii="標楷體" w:eastAsia="標楷體" w:hAnsi="標楷體" w:cs="標楷體" w:hint="eastAsia"/>
-          <w:sz w:val="28"/>
-          <w:szCs w:val="28"/>
-        </w:rPr>
-        <w:t>瀟瀟：形容雨勢急驟。</w:t>
-      </w:r>
-    </w:p>
-    <w:p>
-      <w:pPr>
-        <w:pStyle w:val="a6"/>
-        <w:numPr>
-          <w:ilvl w:val="0"/>
-          <w:numId w:val="16"/>
-        </w:numPr>
-        <w:spacing w:line="480" w:lineRule="exact"/>
-        <w:ind w:leftChars="0"/>
-        <w:rPr>
-          <w:rFonts w:ascii="標楷體" w:eastAsia="標楷體" w:hAnsi="標楷體" w:cs="標楷體"/>
-          <w:sz w:val="28"/>
-          <w:szCs w:val="28"/>
-        </w:rPr>
-      </w:pPr>
-      <w:r>
-        <w:rPr>
-          <w:rFonts w:ascii="標楷體" w:eastAsia="標楷體" w:hAnsi="標楷體" w:cs="標楷體" w:hint="eastAsia"/>
-          <w:sz w:val="28"/>
-          <w:szCs w:val="28"/>
-        </w:rPr>
-        <w:t>長嘯：激動時撮口發出清</w:t>
-      </w:r>
-      <w:r>
-        <w:rPr>
-          <w:rFonts w:ascii="標楷體" w:eastAsia="標楷體" w:hAnsi="標楷體" w:cs="標楷體" w:hint="eastAsia"/>
-          <w:sz w:val="28"/>
-          <w:szCs w:val="28"/>
-        </w:rPr>
-        <w:t>(響亮)</w:t>
-      </w:r>
-      <w:r>
-        <w:rPr>
-          <w:rFonts w:ascii="標楷體" w:eastAsia="標楷體" w:hAnsi="標楷體" w:cs="標楷體" w:hint="eastAsia"/>
-          <w:sz w:val="28"/>
-          <w:szCs w:val="28"/>
-        </w:rPr>
-        <w:t>而長的聲音</w:t>
-      </w:r>
-      <w:r>
-        <w:rPr>
-          <w:rFonts w:ascii="標楷體" w:eastAsia="標楷體" w:hAnsi="標楷體" w:cs="標楷體" w:hint="eastAsia"/>
-          <w:sz w:val="28"/>
-          <w:szCs w:val="28"/>
-        </w:rPr>
-        <w:t>，</w:t>
-      </w:r>
-      <w:r>
-        <w:rPr>
-          <w:rFonts w:ascii="標楷體" w:eastAsia="標楷體" w:hAnsi="標楷體" w:cs="標楷體" w:hint="eastAsia"/>
-          <w:sz w:val="28"/>
-          <w:szCs w:val="28"/>
-        </w:rPr>
-        <w:t>通常是為了宣洩內心的情感。</w:t>
-      </w:r>
-    </w:p>
-    <w:p>
-      <w:pPr>
-        <w:pStyle w:val="a6"/>
-        <w:spacing w:line="480" w:lineRule="exact"/>
-        <w:ind w:leftChars="0"/>
-        <w:rPr>
-          <w:rFonts w:ascii="標楷體" w:eastAsia="標楷體" w:hAnsi="標楷體" w:cs="標楷體"/>
-          <w:sz w:val="28"/>
-          <w:szCs w:val="28"/>
-        </w:rPr>
-      </w:pPr>
-      <w:r>
-        <w:rPr>
-          <w:rFonts w:ascii="標楷體" w:eastAsia="標楷體" w:hAnsi="標楷體" w:cs="標楷體" w:hint="eastAsia"/>
-          <w:sz w:val="28"/>
-          <w:szCs w:val="28"/>
-        </w:rPr>
-        <w:t>撮</w:t>
-      </w:r>
-      <w:r>
-        <w:rPr>
-          <w:rFonts w:ascii="標楷體" w:eastAsia="標楷體" w:hAnsi="標楷體" w:cs="標楷體" w:hint="eastAsia"/>
-          <w:sz w:val="28"/>
-          <w:szCs w:val="28"/>
-        </w:rPr>
-        <w:t>(</w:t>
-      </w:r>
-      <w:r>
-        <w:rPr>
-          <w:rFonts w:ascii="標楷體" w:eastAsia="標楷體" w:hAnsi="標楷體" w:cs="標楷體" w:hint="eastAsia"/>
-          <w:color w:val="FF0000"/>
-          <w:sz w:val="16"/>
-          <w:szCs w:val="16"/>
-        </w:rPr>
-        <w:t>ㄘㄨㄛ</w:t>
-      </w:r>
-      <w:r>
-        <w:rPr>
-          <w:rFonts w:ascii="標楷體" w:eastAsia="標楷體" w:hAnsi="標楷體" w:cs="標楷體" w:hint="eastAsia"/>
-          <w:sz w:val="28"/>
-          <w:szCs w:val="28"/>
-        </w:rPr>
-        <w:t>)</w:t>
-      </w:r>
-      <w:r>
-        <w:rPr>
-          <w:rFonts w:ascii="標楷體" w:eastAsia="標楷體" w:hAnsi="標楷體" w:cs="標楷體" w:hint="eastAsia"/>
-          <w:sz w:val="28"/>
-          <w:szCs w:val="28"/>
-        </w:rPr>
-        <w:t>口</w:t>
-      </w:r>
-      <w:r>
-        <w:rPr>
-          <w:rFonts w:ascii="標楷體" w:eastAsia="標楷體" w:hAnsi="標楷體" w:cs="標楷體" w:hint="eastAsia"/>
-          <w:sz w:val="28"/>
-          <w:szCs w:val="28"/>
-        </w:rPr>
-        <w:t>：</w:t>
-      </w:r>
-      <w:r>
-        <w:rPr>
-          <w:rFonts w:ascii="標楷體" w:eastAsia="標楷體" w:hAnsi="標楷體" w:cs="標楷體" w:hint="eastAsia"/>
-          <w:sz w:val="28"/>
-          <w:szCs w:val="28"/>
-        </w:rPr>
-        <w:t>嘴唇收緊形成一個小而圓的孔。</w:t>
-      </w:r>
-    </w:p>
-    <w:p>
-      <w:pPr>
-        <w:pStyle w:val="a6"/>
-        <w:numPr>
-          <w:ilvl w:val="0"/>
-          <w:numId w:val="16"/>
-        </w:numPr>
-        <w:spacing w:line="480" w:lineRule="exact"/>
-        <w:ind w:leftChars="0"/>
-        <w:rPr>
-          <w:rFonts w:ascii="標楷體" w:eastAsia="標楷體" w:hAnsi="標楷體" w:cs="標楷體"/>
-          <w:sz w:val="28"/>
-          <w:szCs w:val="28"/>
-        </w:rPr>
-      </w:pPr>
-      <w:r>
-        <w:rPr>
-          <w:rFonts w:ascii="標楷體" w:eastAsia="標楷體" w:hAnsi="標楷體" w:cs="標楷體" w:hint="eastAsia"/>
-          <w:sz w:val="28"/>
-          <w:szCs w:val="28"/>
-        </w:rPr>
-        <w:t>三十功名塵與土：年已三十，建立了一些功名，不過很微不足道。</w:t>
-      </w:r>
-    </w:p>
-    <w:p>
-      <w:pPr>
-        <w:pStyle w:val="a6"/>
-        <w:numPr>
-          <w:ilvl w:val="0"/>
-          <w:numId w:val="16"/>
-        </w:numPr>
-        <w:spacing w:line="480" w:lineRule="exact"/>
-        <w:ind w:leftChars="0"/>
-        <w:rPr>
-          <w:rFonts w:ascii="標楷體" w:eastAsia="標楷體" w:hAnsi="標楷體" w:cs="標楷體"/>
-          <w:sz w:val="28"/>
-          <w:szCs w:val="28"/>
-        </w:rPr>
-      </w:pPr>
-      <w:r>
-        <w:rPr>
-          <w:rFonts w:ascii="標楷體" w:eastAsia="標楷體" w:hAnsi="標楷體" w:cs="標楷體" w:hint="eastAsia"/>
-          <w:sz w:val="28"/>
-          <w:szCs w:val="28"/>
-        </w:rPr>
-        <w:t>八千里路雲和月：形容南征北戰、路途遙遠、披星戴月。</w:t>
-      </w:r>
-    </w:p>
-    <w:p>
-      <w:pPr>
-        <w:pStyle w:val="a6"/>
-        <w:numPr>
-          <w:ilvl w:val="0"/>
-          <w:numId w:val="16"/>
-        </w:numPr>
-        <w:spacing w:line="480" w:lineRule="exact"/>
-        <w:ind w:leftChars="0"/>
-        <w:rPr>
-          <w:rFonts w:ascii="標楷體" w:eastAsia="標楷體" w:hAnsi="標楷體" w:cs="標楷體"/>
-          <w:sz w:val="28"/>
-          <w:szCs w:val="28"/>
-        </w:rPr>
-      </w:pPr>
-      <w:r>
-        <w:rPr>
-          <w:rFonts w:ascii="標楷體" w:eastAsia="標楷體" w:hAnsi="標楷體" w:cs="標楷體" w:hint="eastAsia"/>
-          <w:sz w:val="28"/>
-          <w:szCs w:val="28"/>
-        </w:rPr>
-        <w:t>等閒：輕易，隨便。</w:t>
-      </w:r>
-    </w:p>
-    <w:p>
-      <w:pPr>
-        <w:pStyle w:val="a6"/>
-        <w:numPr>
-          <w:ilvl w:val="0"/>
-          <w:numId w:val="16"/>
-        </w:numPr>
-        <w:spacing w:line="480" w:lineRule="exact"/>
-        <w:ind w:leftChars="0"/>
-        <w:rPr>
-          <w:rFonts w:ascii="標楷體" w:eastAsia="標楷體" w:hAnsi="標楷體" w:cs="標楷體"/>
-          <w:sz w:val="28"/>
-          <w:szCs w:val="28"/>
-        </w:rPr>
-      </w:pPr>
-      <w:r>
-        <w:rPr>
-          <w:rFonts w:ascii="標楷體" w:eastAsia="標楷體" w:hAnsi="標楷體" w:cs="標楷體" w:hint="eastAsia"/>
-          <w:sz w:val="28"/>
-          <w:szCs w:val="28"/>
-        </w:rPr>
-        <w:t>靖康恥：</w:t>
-      </w:r>
-      <w:r>
-        <w:rPr>
-          <w:rFonts w:ascii="標楷體" w:eastAsia="標楷體" w:hAnsi="標楷體" w:cs="標楷體" w:hint="eastAsia"/>
-          <w:sz w:val="28"/>
-          <w:szCs w:val="28"/>
-          <w:u w:val="single"/>
-        </w:rPr>
-        <w:t>宋欽宗</w:t>
-      </w:r>
-      <w:r>
-        <w:rPr>
-          <w:rFonts w:ascii="標楷體" w:eastAsia="標楷體" w:hAnsi="標楷體" w:cs="標楷體" w:hint="eastAsia"/>
-          <w:sz w:val="28"/>
-          <w:szCs w:val="28"/>
-        </w:rPr>
-        <w:t xml:space="preserve"> </w:t>
-      </w:r>
-      <w:r>
-        <w:rPr>
-          <w:rFonts w:ascii="標楷體" w:eastAsia="標楷體" w:hAnsi="標楷體" w:cs="標楷體" w:hint="eastAsia"/>
-          <w:sz w:val="28"/>
-          <w:szCs w:val="28"/>
-          <w:u w:val="single"/>
-        </w:rPr>
-        <w:t>靖康</w:t>
-      </w:r>
-      <w:r>
-        <w:rPr>
-          <w:rFonts w:ascii="標楷體" w:eastAsia="標楷體" w:hAnsi="標楷體" w:cs="標楷體" w:hint="eastAsia"/>
-          <w:sz w:val="28"/>
-          <w:szCs w:val="28"/>
-        </w:rPr>
-        <w:t>二年（1127年），</w:t>
-      </w:r>
-      <w:r>
-        <w:rPr>
-          <w:rFonts w:ascii="標楷體" w:eastAsia="標楷體" w:hAnsi="標楷體" w:cs="標楷體" w:hint="eastAsia"/>
-          <w:sz w:val="28"/>
-          <w:szCs w:val="28"/>
-          <w:u w:val="single"/>
-        </w:rPr>
-        <w:t>金</w:t>
-      </w:r>
-      <w:r>
-        <w:rPr>
-          <w:rFonts w:ascii="標楷體" w:eastAsia="標楷體" w:hAnsi="標楷體" w:cs="標楷體" w:hint="eastAsia"/>
-          <w:sz w:val="28"/>
-          <w:szCs w:val="28"/>
-        </w:rPr>
-        <w:t>兵攻陷</w:t>
-      </w:r>
-      <w:r>
-        <w:rPr>
-          <w:rFonts w:ascii="標楷體" w:eastAsia="標楷體" w:hAnsi="標楷體" w:cs="標楷體" w:hint="eastAsia"/>
-          <w:sz w:val="28"/>
-          <w:szCs w:val="28"/>
-          <w:u w:val="single"/>
-        </w:rPr>
-        <w:t>汴京</w:t>
-      </w:r>
-      <w:r>
-        <w:rPr>
-          <w:rFonts w:ascii="標楷體" w:eastAsia="標楷體" w:hAnsi="標楷體" w:cs="標楷體" w:hint="eastAsia"/>
-          <w:sz w:val="28"/>
-          <w:szCs w:val="28"/>
-        </w:rPr>
-        <w:t>，虜走</w:t>
-      </w:r>
-      <w:r>
-        <w:rPr>
-          <w:rFonts w:ascii="標楷體" w:eastAsia="標楷體" w:hAnsi="標楷體" w:cs="標楷體" w:hint="eastAsia"/>
-          <w:sz w:val="28"/>
-          <w:szCs w:val="28"/>
-          <w:u w:val="single"/>
-        </w:rPr>
-        <w:t>徽</w:t>
-      </w:r>
-      <w:r>
-        <w:rPr>
-          <w:rFonts w:ascii="標楷體" w:eastAsia="標楷體" w:hAnsi="標楷體" w:cs="標楷體" w:hint="eastAsia"/>
-          <w:sz w:val="28"/>
-          <w:szCs w:val="28"/>
-        </w:rPr>
-        <w:t>、</w:t>
-      </w:r>
-      <w:r>
-        <w:rPr>
-          <w:rFonts w:ascii="標楷體" w:eastAsia="標楷體" w:hAnsi="標楷體" w:cs="標楷體" w:hint="eastAsia"/>
-          <w:sz w:val="28"/>
-          <w:szCs w:val="28"/>
-          <w:u w:val="single"/>
-        </w:rPr>
-        <w:t>欽</w:t>
-      </w:r>
-      <w:r>
-        <w:rPr>
-          <w:rFonts w:ascii="標楷體" w:eastAsia="標楷體" w:hAnsi="標楷體" w:cs="標楷體" w:hint="eastAsia"/>
-          <w:sz w:val="28"/>
-          <w:szCs w:val="28"/>
-        </w:rPr>
-        <w:t>二帝。</w:t>
-      </w:r>
-    </w:p>
-    <w:p>
-      <w:pPr>
-        <w:pStyle w:val="a6"/>
-        <w:numPr>
-          <w:ilvl w:val="0"/>
-          <w:numId w:val="16"/>
-        </w:numPr>
-        <w:spacing w:line="480" w:lineRule="exact"/>
-        <w:ind w:leftChars="0"/>
-        <w:rPr>
-          <w:rFonts w:ascii="標楷體" w:eastAsia="標楷體" w:hAnsi="標楷體" w:cs="標楷體"/>
-          <w:sz w:val="28"/>
-          <w:szCs w:val="28"/>
-        </w:rPr>
-      </w:pPr>
-      <w:r>
-        <w:rPr>
-          <w:rFonts w:ascii="標楷體" w:eastAsia="標楷體" w:hAnsi="標楷體" w:cs="標楷體" w:hint="eastAsia"/>
-          <w:sz w:val="28"/>
-          <w:szCs w:val="28"/>
-        </w:rPr>
-        <w:t>賀蘭山：</w:t>
-      </w:r>
-      <w:r>
-        <w:rPr>
-          <w:rFonts w:ascii="標楷體" w:eastAsia="標楷體" w:hAnsi="標楷體" w:cs="標楷體" w:hint="eastAsia"/>
-          <w:sz w:val="28"/>
-          <w:szCs w:val="28"/>
-          <w:u w:val="single"/>
-        </w:rPr>
-        <w:t>賀蘭山脈</w:t>
-      </w:r>
-      <w:r>
-        <w:rPr>
-          <w:rFonts w:ascii="標楷體" w:eastAsia="標楷體" w:hAnsi="標楷體" w:cs="標楷體" w:hint="eastAsia"/>
-          <w:sz w:val="28"/>
-          <w:szCs w:val="28"/>
-        </w:rPr>
-        <w:t>位於</w:t>
-      </w:r>
-      <w:r>
-        <w:rPr>
-          <w:rFonts w:ascii="標楷體" w:eastAsia="標楷體" w:hAnsi="標楷體" w:cs="標楷體" w:hint="eastAsia"/>
-          <w:sz w:val="28"/>
-          <w:szCs w:val="28"/>
-          <w:u w:val="single"/>
-        </w:rPr>
-        <w:t>寧夏</w:t>
-      </w:r>
-      <w:r>
-        <w:rPr>
-          <w:rFonts w:ascii="標楷體" w:eastAsia="標楷體" w:hAnsi="標楷體" w:cs="標楷體" w:hint="eastAsia"/>
-          <w:sz w:val="28"/>
-          <w:szCs w:val="28"/>
-        </w:rPr>
-        <w:t xml:space="preserve"> </w:t>
-      </w:r>
-      <w:r>
-        <w:rPr>
-          <w:rFonts w:ascii="標楷體" w:eastAsia="標楷體" w:hAnsi="標楷體" w:cs="標楷體" w:hint="eastAsia"/>
-          <w:sz w:val="28"/>
-          <w:szCs w:val="28"/>
-          <w:u w:val="single"/>
-        </w:rPr>
-        <w:t>回族</w:t>
-      </w:r>
-      <w:r>
-        <w:rPr>
-          <w:rFonts w:ascii="標楷體" w:eastAsia="標楷體" w:hAnsi="標楷體" w:cs="標楷體" w:hint="eastAsia"/>
-          <w:sz w:val="28"/>
-          <w:szCs w:val="28"/>
-        </w:rPr>
-        <w:t>自治區與</w:t>
-      </w:r>
-      <w:r>
-        <w:rPr>
-          <w:rFonts w:ascii="標楷體" w:eastAsia="標楷體" w:hAnsi="標楷體" w:cs="標楷體" w:hint="eastAsia"/>
-          <w:sz w:val="28"/>
-          <w:szCs w:val="28"/>
-          <w:u w:val="single"/>
-        </w:rPr>
-        <w:t>內蒙古</w:t>
-      </w:r>
-      <w:r>
-        <w:rPr>
-          <w:rFonts w:ascii="標楷體" w:eastAsia="標楷體" w:hAnsi="標楷體" w:cs="標楷體" w:hint="eastAsia"/>
-          <w:sz w:val="28"/>
-          <w:szCs w:val="28"/>
-        </w:rPr>
-        <w:t>自治區交界處。</w:t>
-      </w:r>
-    </w:p>
-    <w:p>
-      <w:pPr>
-        <w:pStyle w:val="a6"/>
-        <w:numPr>
-          <w:ilvl w:val="0"/>
-          <w:numId w:val="16"/>
-        </w:numPr>
-        <w:spacing w:line="480" w:lineRule="exact"/>
-        <w:ind w:leftChars="0"/>
-        <w:rPr>
-          <w:rFonts w:ascii="標楷體" w:eastAsia="標楷體" w:hAnsi="標楷體" w:cs="標楷體"/>
-          <w:sz w:val="28"/>
-          <w:szCs w:val="28"/>
-        </w:rPr>
-      </w:pPr>
-      <w:r>
-        <w:rPr>
-          <w:rFonts w:ascii="標楷體" w:eastAsia="標楷體" w:hAnsi="標楷體" w:cs="標楷體" w:hint="eastAsia"/>
-          <w:sz w:val="28"/>
-          <w:szCs w:val="28"/>
-        </w:rPr>
-        <w:t>朝天闕：朝見皇帝。天闕：本指宮殿前的樓觀，此指皇帝生活的地方。</w:t>
-      </w:r>
-    </w:p>
-    <w:p>
-      <w:pPr>
-        <w:pStyle w:val="a6"/>
-        <w:spacing w:line="480" w:lineRule="exact"/>
-        <w:ind w:leftChars="0"/>
-        <w:rPr>
-          <w:rFonts w:ascii="標楷體" w:eastAsia="標楷體" w:hAnsi="標楷體" w:cs="標楷體"/>
-          <w:sz w:val="28"/>
-          <w:szCs w:val="28"/>
-        </w:rPr>
-      </w:pPr>
-      <w:r>
-        <w:rPr>
-          <w:rFonts w:ascii="標楷體" w:eastAsia="標楷體" w:hAnsi="標楷體" w:cs="標楷體" w:hint="eastAsia"/>
-          <w:sz w:val="28"/>
-          <w:szCs w:val="28"/>
-        </w:rPr>
-        <w:t>觀(</w:t>
-      </w:r>
-      <w:r>
-        <w:rPr>
-          <w:rFonts w:ascii="標楷體" w:eastAsia="標楷體" w:hAnsi="標楷體" w:cs="標楷體" w:hint="eastAsia"/>
-          <w:color w:val="FF0000"/>
-          <w:sz w:val="16"/>
-          <w:szCs w:val="16"/>
-        </w:rPr>
-        <w:t>ㄍㄨㄢˋ</w:t>
-      </w:r>
-      <w:r>
-        <w:rPr>
-          <w:rFonts w:ascii="標楷體" w:eastAsia="標楷體" w:hAnsi="標楷體" w:cs="標楷體" w:hint="eastAsia"/>
-          <w:sz w:val="28"/>
-          <w:szCs w:val="28"/>
-        </w:rPr>
-        <w:t>)</w:t>
-      </w:r>
-    </w:p>
-    <w:p>
-      <w:pPr>
-        <w:pStyle w:val="a6"/>
-        <w:numPr>
-          <w:ilvl w:val="0"/>
-          <w:numId w:val="34"/>
-        </w:numPr>
-        <w:spacing w:line="480" w:lineRule="exact"/>
-        <w:ind w:leftChars="0"/>
-        <w:rPr>
-          <w:rFonts w:ascii="標楷體" w:eastAsia="標楷體" w:hAnsi="標楷體" w:cs="標楷體"/>
-          <w:sz w:val="28"/>
-          <w:szCs w:val="28"/>
-        </w:rPr>
-      </w:pPr>
-      <w:r>
-        <w:rPr>
-          <w:rFonts w:ascii="標楷體" w:eastAsia="標楷體" w:hAnsi="標楷體" w:cs="標楷體" w:hint="eastAsia"/>
-          <w:sz w:val="28"/>
-          <w:szCs w:val="28"/>
-        </w:rPr>
-        <w:t>道教的廟宇。【例】道觀</w:t>
-      </w:r>
-    </w:p>
-    <w:p>
-      <w:pPr>
-        <w:pStyle w:val="a6"/>
-        <w:numPr>
-          <w:ilvl w:val="0"/>
-          <w:numId w:val="34"/>
-        </w:numPr>
-        <w:spacing w:line="480" w:lineRule="exact"/>
-        <w:ind w:leftChars="0"/>
-        <w:rPr>
-          <w:rFonts w:ascii="標楷體" w:eastAsia="標楷體" w:hAnsi="標楷體" w:cs="標楷體"/>
-          <w:sz w:val="28"/>
-          <w:szCs w:val="28"/>
-        </w:rPr>
-        <w:sectPr>
-          <w:footerReference w:type="default" r:id="rId7"/>
-          <w:pgSz w:w="11906" w:h="16838"/>
-          <w:pgMar w:top="567" w:right="851" w:bottom="567" w:left="851" w:header="567" w:footer="0" w:gutter="0"/>
-          <w:cols w:space="425"/>
-          <w:docGrid w:type="lines" w:linePitch="360"/>
-        </w:sectPr>
-      </w:pPr>
-      <w:r>
-        <w:rPr>
-          <w:rFonts w:ascii="標楷體" w:eastAsia="標楷體" w:hAnsi="標楷體" w:cs="標楷體" w:hint="eastAsia"/>
-          <w:sz w:val="28"/>
-          <w:szCs w:val="28"/>
-        </w:rPr>
-        <w:t>小樓及其上之建築物。如：「樓觀」</w:t>
-      </w:r>
-    </w:p>
-    <w:p>
-      <w:pPr>
         <w:spacing w:line="440" w:lineRule="exact"/>
-        <w:rPr>
-          <w:rFonts w:ascii="標楷體" w:eastAsia="標楷體" w:hAnsi="標楷體"/>
-          <w:sz w:val="32"/>
-          <w:szCs w:val="32"/>
-        </w:rPr>
-      </w:pPr>
-      <w:r>
-        <w:rPr>
-          <w:rFonts w:ascii="標楷體" w:eastAsia="標楷體" w:hAnsi="標楷體" w:hint="eastAsia"/>
-          <w:sz w:val="32"/>
-          <w:szCs w:val="32"/>
-          <w:bdr w:val="single" w:sz="4" w:space="0" w:color="auto"/>
-        </w:rPr>
-        <w:lastRenderedPageBreak/>
-        <w:t>賞</w:t>
-      </w:r>
-      <w:r>
-        <w:rPr>
-          <w:rFonts w:ascii="標楷體" w:eastAsia="標楷體" w:hAnsi="標楷體" w:hint="eastAsia"/>
-          <w:sz w:val="32"/>
-          <w:szCs w:val="32"/>
-          <w:bdr w:val="single" w:sz="4" w:space="0" w:color="auto"/>
-        </w:rPr>
-        <w:t>析</w:t>
-      </w:r>
-    </w:p>
-    <w:p>
-      <w:pPr>
-        <w:spacing w:line="480" w:lineRule="exact"/>
         <w:jc w:val="both"/>
         <w:rPr>
-          <w:rFonts w:ascii="標楷體" w:eastAsia="標楷體" w:hAnsi="標楷體"/>
-          <w:spacing w:val="-4"/>
+          <w:rFonts w:ascii="標楷體" w:eastAsia="標楷體" w:hAnsi="標楷體" w:hint="eastAsia"/>
           <w:sz w:val="28"/>
           <w:szCs w:val="28"/>
         </w:rPr>
@@ -1025,1121 +246,12 @@
       <w:r>
         <w:rPr>
           <w:rFonts w:ascii="標楷體" w:eastAsia="標楷體" w:hAnsi="標楷體" w:hint="eastAsia"/>
-          <w:spacing w:val="-4"/>
-          <w:sz w:val="28"/>
-          <w:szCs w:val="28"/>
-          <w:u w:val="single"/>
-        </w:rPr>
-        <w:t>南宋</w:t>
-      </w:r>
-      <w:r>
-        <w:rPr>
-          <w:rFonts w:ascii="標楷體" w:eastAsia="標楷體" w:hAnsi="標楷體" w:hint="eastAsia"/>
-          <w:spacing w:val="-4"/>
-          <w:sz w:val="28"/>
-          <w:szCs w:val="28"/>
-        </w:rPr>
-        <w:t>詞人</w:t>
-      </w:r>
-      <w:r>
-        <w:rPr>
-          <w:rFonts w:ascii="標楷體" w:eastAsia="標楷體" w:hAnsi="標楷體" w:hint="eastAsia"/>
-          <w:spacing w:val="-4"/>
-          <w:sz w:val="28"/>
-          <w:szCs w:val="28"/>
-          <w:u w:val="single"/>
-        </w:rPr>
-        <w:t>岳飛</w:t>
-      </w:r>
-      <w:r>
-        <w:rPr>
-          <w:rFonts w:ascii="標楷體" w:eastAsia="標楷體" w:hAnsi="標楷體" w:hint="eastAsia"/>
-          <w:spacing w:val="-4"/>
-          <w:sz w:val="28"/>
-          <w:szCs w:val="28"/>
-        </w:rPr>
-        <w:t>的《滿江紅》被後人看成是愛國主義詩詞中的最強音，是英雄主義豪情壯志的千古絕唱。</w:t>
-      </w:r>
-      <w:r>
-        <w:rPr>
-          <w:rFonts w:ascii="標楷體" w:eastAsia="標楷體" w:hAnsi="標楷體" w:hint="eastAsia"/>
-          <w:spacing w:val="-4"/>
           <w:sz w:val="28"/>
           <w:szCs w:val="28"/>
         </w:rPr>
         <w:t>「</w:t>
       </w:r>
-      <w:r>
-        <w:rPr>
-          <w:rFonts w:ascii="標楷體" w:eastAsia="標楷體" w:hAnsi="標楷體" w:hint="eastAsia"/>
-          <w:spacing w:val="-4"/>
-          <w:sz w:val="28"/>
-          <w:szCs w:val="28"/>
-        </w:rPr>
-        <w:t>怒髮衝冠，憑欄處、瀟瀟雨歇</w:t>
-      </w:r>
-      <w:r>
-        <w:rPr>
-          <w:rFonts w:ascii="標楷體" w:eastAsia="標楷體" w:hAnsi="標楷體" w:hint="eastAsia"/>
-          <w:spacing w:val="-4"/>
-          <w:sz w:val="28"/>
-          <w:szCs w:val="28"/>
-        </w:rPr>
-        <w:t>」</w:t>
-      </w:r>
-      <w:r>
-        <w:rPr>
-          <w:rFonts w:ascii="標楷體" w:eastAsia="標楷體" w:hAnsi="標楷體" w:hint="eastAsia"/>
-          <w:spacing w:val="-4"/>
-          <w:sz w:val="28"/>
-          <w:szCs w:val="28"/>
-        </w:rPr>
-        <w:t>，詞的上片從起句便給人一種</w:t>
-      </w:r>
-      <w:r>
-        <w:rPr>
-          <w:rFonts w:ascii="標楷體" w:eastAsia="標楷體" w:hAnsi="標楷體" w:hint="eastAsia"/>
-          <w:b/>
-          <w:bCs/>
-          <w:spacing w:val="-4"/>
-          <w:sz w:val="28"/>
-          <w:szCs w:val="28"/>
-        </w:rPr>
-        <w:t>氣</w:t>
-      </w:r>
-      <w:r>
-        <w:rPr>
-          <w:rFonts w:ascii="標楷體" w:eastAsia="標楷體" w:hAnsi="標楷體" w:hint="eastAsia"/>
-          <w:b/>
-          <w:bCs/>
-          <w:spacing w:val="-4"/>
-          <w:sz w:val="28"/>
-          <w:szCs w:val="28"/>
-        </w:rPr>
-        <w:t>勢磅礴</w:t>
-      </w:r>
-      <w:r>
-        <w:rPr>
-          <w:rFonts w:ascii="標楷體" w:eastAsia="標楷體" w:hAnsi="標楷體" w:hint="eastAsia"/>
-          <w:spacing w:val="-4"/>
-          <w:sz w:val="28"/>
-          <w:szCs w:val="28"/>
-        </w:rPr>
-        <w:t>、</w:t>
-      </w:r>
-      <w:r>
-        <w:rPr>
-          <w:rFonts w:ascii="標楷體" w:eastAsia="標楷體" w:hAnsi="標楷體" w:hint="eastAsia"/>
-          <w:b/>
-          <w:bCs/>
-          <w:spacing w:val="-4"/>
-          <w:sz w:val="28"/>
-          <w:szCs w:val="28"/>
-        </w:rPr>
-        <w:t>浩然之氣充盈</w:t>
-      </w:r>
-      <w:r>
-        <w:rPr>
-          <w:rFonts w:ascii="標楷體" w:eastAsia="標楷體" w:hAnsi="標楷體" w:hint="eastAsia"/>
-          <w:spacing w:val="-4"/>
-          <w:sz w:val="28"/>
-          <w:szCs w:val="28"/>
-        </w:rPr>
-        <w:t>不絕的感覺。</w:t>
-      </w:r>
-      <w:r>
-        <w:rPr>
-          <w:rFonts w:ascii="標楷體" w:eastAsia="標楷體" w:hAnsi="標楷體" w:hint="eastAsia"/>
-          <w:spacing w:val="-4"/>
-          <w:sz w:val="28"/>
-          <w:szCs w:val="28"/>
-        </w:rPr>
-        <w:t>「</w:t>
-      </w:r>
-      <w:r>
-        <w:rPr>
-          <w:rFonts w:ascii="標楷體" w:eastAsia="標楷體" w:hAnsi="標楷體" w:hint="eastAsia"/>
-          <w:spacing w:val="-4"/>
-          <w:sz w:val="28"/>
-          <w:szCs w:val="28"/>
-        </w:rPr>
-        <w:t>怒髮衝冠</w:t>
-      </w:r>
-      <w:r>
-        <w:rPr>
-          <w:rFonts w:ascii="標楷體" w:eastAsia="標楷體" w:hAnsi="標楷體" w:hint="eastAsia"/>
-          <w:spacing w:val="-4"/>
-          <w:sz w:val="28"/>
-          <w:szCs w:val="28"/>
-        </w:rPr>
-        <w:t>」</w:t>
-      </w:r>
-      <w:r>
-        <w:rPr>
-          <w:rFonts w:ascii="標楷體" w:eastAsia="標楷體" w:hAnsi="標楷體" w:hint="eastAsia"/>
-          <w:spacing w:val="-4"/>
-          <w:sz w:val="28"/>
-          <w:szCs w:val="28"/>
-        </w:rPr>
-        <w:t>，說明站在高樓之上的詞人心中多麼憤慨</w:t>
-      </w:r>
-      <w:r>
-        <w:rPr>
-          <w:rFonts w:ascii="標楷體" w:eastAsia="標楷體" w:hAnsi="標楷體" w:hint="eastAsia"/>
-          <w:spacing w:val="-4"/>
-          <w:sz w:val="28"/>
-          <w:szCs w:val="28"/>
-        </w:rPr>
-        <w:t>(</w:t>
-      </w:r>
-      <w:r>
-        <w:rPr>
-          <w:rFonts w:ascii="標楷體" w:eastAsia="標楷體" w:hAnsi="標楷體" w:hint="eastAsia"/>
-          <w:color w:val="FF0000"/>
-          <w:spacing w:val="-4"/>
-          <w:sz w:val="16"/>
-          <w:szCs w:val="16"/>
-        </w:rPr>
-        <w:t>ㄎㄞˇ</w:t>
-      </w:r>
-      <w:r>
-        <w:rPr>
-          <w:rFonts w:ascii="標楷體" w:eastAsia="標楷體" w:hAnsi="標楷體" w:hint="eastAsia"/>
-          <w:spacing w:val="-4"/>
-          <w:sz w:val="28"/>
-          <w:szCs w:val="28"/>
-        </w:rPr>
-        <w:t>)</w:t>
-      </w:r>
-      <w:r>
-        <w:rPr>
-          <w:rFonts w:ascii="標楷體" w:eastAsia="標楷體" w:hAnsi="標楷體" w:hint="eastAsia"/>
-          <w:spacing w:val="-4"/>
-          <w:sz w:val="28"/>
-          <w:szCs w:val="28"/>
-        </w:rPr>
-        <w:t>，多麼悲憤。詞人站在高樓之上，身倚欄杆，</w:t>
-      </w:r>
-      <w:r>
-        <w:rPr>
-          <w:rFonts w:ascii="標楷體" w:eastAsia="標楷體" w:hAnsi="標楷體" w:hint="eastAsia"/>
-          <w:b/>
-          <w:bCs/>
-          <w:spacing w:val="-4"/>
-          <w:sz w:val="28"/>
-          <w:szCs w:val="28"/>
-        </w:rPr>
-        <w:t>縱目</w:t>
-      </w:r>
-      <w:r>
-        <w:rPr>
-          <w:rFonts w:ascii="標楷體" w:eastAsia="標楷體" w:hAnsi="標楷體" w:hint="eastAsia"/>
-          <w:spacing w:val="-4"/>
-          <w:sz w:val="28"/>
-          <w:szCs w:val="28"/>
-        </w:rPr>
-        <w:t>遠眺，大雨已經停了下來。</w:t>
-      </w:r>
-      <w:r>
-        <w:rPr>
-          <w:rFonts w:ascii="標楷體" w:eastAsia="標楷體" w:hAnsi="標楷體" w:hint="eastAsia"/>
-          <w:spacing w:val="-4"/>
-          <w:sz w:val="28"/>
-          <w:szCs w:val="28"/>
-        </w:rPr>
-        <w:t>「</w:t>
-      </w:r>
-      <w:r>
-        <w:rPr>
-          <w:rFonts w:ascii="標楷體" w:eastAsia="標楷體" w:hAnsi="標楷體" w:hint="eastAsia"/>
-          <w:spacing w:val="-4"/>
-          <w:sz w:val="28"/>
-          <w:szCs w:val="28"/>
-        </w:rPr>
-        <w:t>仰天長嘯，壯懷激烈</w:t>
-      </w:r>
-      <w:r>
-        <w:rPr>
-          <w:rFonts w:ascii="標楷體" w:eastAsia="標楷體" w:hAnsi="標楷體" w:hint="eastAsia"/>
-          <w:spacing w:val="-4"/>
-          <w:sz w:val="28"/>
-          <w:szCs w:val="28"/>
-        </w:rPr>
-        <w:t>」</w:t>
-      </w:r>
-      <w:r>
-        <w:rPr>
-          <w:rFonts w:ascii="標楷體" w:eastAsia="標楷體" w:hAnsi="標楷體" w:hint="eastAsia"/>
-          <w:spacing w:val="-4"/>
-          <w:sz w:val="28"/>
-          <w:szCs w:val="28"/>
-        </w:rPr>
-        <w:t>，面對</w:t>
-      </w:r>
-      <w:r>
-        <w:rPr>
-          <w:rFonts w:ascii="標楷體" w:eastAsia="標楷體" w:hAnsi="標楷體" w:hint="eastAsia"/>
-          <w:spacing w:val="-4"/>
-          <w:sz w:val="28"/>
-          <w:szCs w:val="28"/>
-        </w:rPr>
-        <w:t>著</w:t>
-      </w:r>
-      <w:r>
-        <w:rPr>
-          <w:rFonts w:ascii="標楷體" w:eastAsia="標楷體" w:hAnsi="標楷體" w:hint="eastAsia"/>
-          <w:spacing w:val="-4"/>
-          <w:sz w:val="28"/>
-          <w:szCs w:val="28"/>
-        </w:rPr>
-        <w:t>經過大雨洗禮的天空和大地，他放聲長嘯，這嘯聲直衝</w:t>
-      </w:r>
-      <w:bookmarkStart w:id="2" w:name="_Hlk172396980"/>
-      <w:r>
-        <w:rPr>
-          <w:rFonts w:ascii="標楷體" w:eastAsia="標楷體" w:hAnsi="標楷體" w:hint="eastAsia"/>
-          <w:b/>
-          <w:bCs/>
-          <w:spacing w:val="-4"/>
-          <w:sz w:val="28"/>
-          <w:szCs w:val="28"/>
-        </w:rPr>
-        <w:t>天宇</w:t>
-      </w:r>
-      <w:bookmarkEnd w:id="2"/>
-      <w:r>
-        <w:rPr>
-          <w:rFonts w:ascii="標楷體" w:eastAsia="標楷體" w:hAnsi="標楷體" w:hint="eastAsia"/>
-          <w:spacing w:val="-4"/>
-          <w:sz w:val="28"/>
-          <w:szCs w:val="28"/>
-        </w:rPr>
-        <w:t>，激盪澎湃，詞人的心中</w:t>
-      </w:r>
-      <w:bookmarkStart w:id="3" w:name="_Hlk172397063"/>
-      <w:r>
-        <w:rPr>
-          <w:rFonts w:ascii="標楷體" w:eastAsia="標楷體" w:hAnsi="標楷體" w:hint="eastAsia"/>
-          <w:b/>
-          <w:bCs/>
-          <w:spacing w:val="-4"/>
-          <w:sz w:val="28"/>
-          <w:szCs w:val="28"/>
-        </w:rPr>
-        <w:t>迸發</w:t>
-      </w:r>
-      <w:bookmarkEnd w:id="3"/>
-      <w:r>
-        <w:rPr>
-          <w:rFonts w:ascii="標楷體" w:eastAsia="標楷體" w:hAnsi="標楷體" w:hint="eastAsia"/>
-          <w:spacing w:val="-4"/>
-          <w:sz w:val="28"/>
-          <w:szCs w:val="28"/>
-        </w:rPr>
-        <w:t>出了對於</w:t>
-      </w:r>
-      <w:r>
-        <w:rPr>
-          <w:rFonts w:ascii="標楷體" w:eastAsia="標楷體" w:hAnsi="標楷體" w:hint="eastAsia"/>
-          <w:b/>
-          <w:bCs/>
-          <w:spacing w:val="-4"/>
-          <w:sz w:val="28"/>
-          <w:szCs w:val="28"/>
-        </w:rPr>
-        <w:t>壯志難酬</w:t>
-      </w:r>
-      <w:r>
-        <w:rPr>
-          <w:rFonts w:ascii="標楷體" w:eastAsia="標楷體" w:hAnsi="標楷體" w:hint="eastAsia"/>
-          <w:spacing w:val="-4"/>
-          <w:sz w:val="28"/>
-          <w:szCs w:val="28"/>
-        </w:rPr>
-        <w:t>的抑鬱情感。</w:t>
-      </w:r>
-    </w:p>
-    <w:p>
-      <w:pPr>
-        <w:spacing w:line="480" w:lineRule="exact"/>
-        <w:jc w:val="both"/>
-        <w:rPr>
-          <w:rFonts w:ascii="標楷體" w:eastAsia="標楷體" w:hAnsi="標楷體"/>
-          <w:sz w:val="28"/>
-          <w:szCs w:val="28"/>
-        </w:rPr>
-      </w:pPr>
-      <w:r>
-        <w:rPr>
-          <w:rFonts w:ascii="標楷體" w:eastAsia="標楷體" w:hAnsi="標楷體" w:hint="eastAsia"/>
-          <w:sz w:val="28"/>
-          <w:szCs w:val="28"/>
-        </w:rPr>
-        <w:t xml:space="preserve">　　</w:t>
-      </w:r>
-      <w:r>
-        <w:rPr>
-          <w:rFonts w:ascii="標楷體" w:eastAsia="標楷體" w:hAnsi="標楷體" w:hint="eastAsia"/>
-          <w:sz w:val="28"/>
-          <w:szCs w:val="28"/>
-        </w:rPr>
-        <w:t>「</w:t>
-      </w:r>
-      <w:r>
-        <w:rPr>
-          <w:rFonts w:ascii="標楷體" w:eastAsia="標楷體" w:hAnsi="標楷體" w:hint="eastAsia"/>
-          <w:sz w:val="28"/>
-          <w:szCs w:val="28"/>
-        </w:rPr>
-        <w:t>三十功名塵與土，八千里路雲和月</w:t>
-      </w:r>
-      <w:r>
-        <w:rPr>
-          <w:rFonts w:ascii="標楷體" w:eastAsia="標楷體" w:hAnsi="標楷體" w:hint="eastAsia"/>
-          <w:sz w:val="28"/>
-          <w:szCs w:val="28"/>
-        </w:rPr>
-        <w:t>」</w:t>
-      </w:r>
-      <w:r>
-        <w:rPr>
-          <w:rFonts w:ascii="標楷體" w:eastAsia="標楷體" w:hAnsi="標楷體" w:hint="eastAsia"/>
-          <w:sz w:val="28"/>
-          <w:szCs w:val="28"/>
-        </w:rPr>
-        <w:t>，已經過了</w:t>
-      </w:r>
-      <w:r>
-        <w:rPr>
-          <w:rFonts w:ascii="標楷體" w:eastAsia="標楷體" w:hAnsi="標楷體" w:hint="eastAsia"/>
-          <w:b/>
-          <w:bCs/>
-          <w:sz w:val="28"/>
-          <w:szCs w:val="28"/>
-        </w:rPr>
-        <w:t>而立之年</w:t>
-      </w:r>
-      <w:r>
-        <w:rPr>
-          <w:rFonts w:ascii="標楷體" w:eastAsia="標楷體" w:hAnsi="標楷體" w:hint="eastAsia"/>
-          <w:sz w:val="28"/>
-          <w:szCs w:val="28"/>
-        </w:rPr>
-        <w:t>的詞人，回顧往事，自覺半世功名，亦可慰藉自我，但是</w:t>
-      </w:r>
-      <w:r>
-        <w:rPr>
-          <w:rFonts w:ascii="標楷體" w:eastAsia="標楷體" w:hAnsi="標楷體" w:hint="eastAsia"/>
-          <w:sz w:val="28"/>
-          <w:szCs w:val="28"/>
-          <w:u w:val="single"/>
-        </w:rPr>
-        <w:t>金</w:t>
-      </w:r>
-      <w:r>
-        <w:rPr>
-          <w:rFonts w:ascii="標楷體" w:eastAsia="標楷體" w:hAnsi="標楷體" w:hint="eastAsia"/>
-          <w:sz w:val="28"/>
-          <w:szCs w:val="28"/>
-        </w:rPr>
-        <w:t>賊未滅，</w:t>
-      </w:r>
-      <w:bookmarkStart w:id="4" w:name="_Hlk172397459"/>
-      <w:r>
-        <w:rPr>
-          <w:rFonts w:ascii="標楷體" w:eastAsia="標楷體" w:hAnsi="標楷體" w:hint="eastAsia"/>
-          <w:b/>
-          <w:bCs/>
-          <w:sz w:val="28"/>
-          <w:szCs w:val="28"/>
-        </w:rPr>
-        <w:t>二聖</w:t>
-      </w:r>
-      <w:bookmarkEnd w:id="4"/>
-      <w:r>
-        <w:rPr>
-          <w:rFonts w:ascii="標楷體" w:eastAsia="標楷體" w:hAnsi="標楷體" w:hint="eastAsia"/>
-          <w:sz w:val="28"/>
-          <w:szCs w:val="28"/>
-        </w:rPr>
-        <w:t>未還，功名盡如塵土，大業還待努力。</w:t>
-      </w:r>
-      <w:r>
-        <w:rPr>
-          <w:rFonts w:ascii="標楷體" w:eastAsia="標楷體" w:hAnsi="標楷體" w:hint="eastAsia"/>
-          <w:sz w:val="28"/>
-          <w:szCs w:val="28"/>
-        </w:rPr>
-        <w:t>「</w:t>
-      </w:r>
-      <w:r>
-        <w:rPr>
-          <w:rFonts w:ascii="標楷體" w:eastAsia="標楷體" w:hAnsi="標楷體" w:hint="eastAsia"/>
-          <w:sz w:val="28"/>
-          <w:szCs w:val="28"/>
-        </w:rPr>
-        <w:t>莫等閒、白了少年頭，空悲切</w:t>
-      </w:r>
-      <w:r>
-        <w:rPr>
-          <w:rFonts w:ascii="標楷體" w:eastAsia="標楷體" w:hAnsi="標楷體" w:hint="eastAsia"/>
-          <w:sz w:val="28"/>
-          <w:szCs w:val="28"/>
-        </w:rPr>
-        <w:t>」</w:t>
-      </w:r>
-      <w:r>
-        <w:rPr>
-          <w:rFonts w:ascii="標楷體" w:eastAsia="標楷體" w:hAnsi="標楷體" w:hint="eastAsia"/>
-          <w:sz w:val="28"/>
-          <w:szCs w:val="28"/>
-        </w:rPr>
-        <w:t>，詞人念念不忘家國，面對</w:t>
-      </w:r>
-      <w:r>
-        <w:rPr>
-          <w:rFonts w:ascii="標楷體" w:eastAsia="標楷體" w:hAnsi="標楷體" w:hint="eastAsia"/>
-          <w:b/>
-          <w:bCs/>
-          <w:sz w:val="28"/>
-          <w:szCs w:val="28"/>
-        </w:rPr>
-        <w:t>神州陸沉</w:t>
-      </w:r>
-      <w:r>
-        <w:rPr>
-          <w:rFonts w:ascii="標楷體" w:eastAsia="標楷體" w:hAnsi="標楷體" w:hint="eastAsia"/>
-          <w:sz w:val="28"/>
-          <w:szCs w:val="28"/>
-        </w:rPr>
-        <w:t>，豈可</w:t>
-      </w:r>
-      <w:r>
-        <w:rPr>
-          <w:rFonts w:ascii="標楷體" w:eastAsia="標楷體" w:hAnsi="標楷體" w:hint="eastAsia"/>
-          <w:b/>
-          <w:bCs/>
-          <w:sz w:val="28"/>
-          <w:szCs w:val="28"/>
-        </w:rPr>
-        <w:t>新亭垂淚</w:t>
-      </w:r>
-      <w:r>
-        <w:rPr>
-          <w:rFonts w:ascii="標楷體" w:eastAsia="標楷體" w:hAnsi="標楷體" w:hint="eastAsia"/>
-          <w:sz w:val="28"/>
-          <w:szCs w:val="28"/>
-        </w:rPr>
-        <w:t>，做</w:t>
-      </w:r>
-      <w:bookmarkStart w:id="5" w:name="_Hlk172397688"/>
-      <w:r>
-        <w:rPr>
-          <w:rFonts w:ascii="標楷體" w:eastAsia="標楷體" w:hAnsi="標楷體" w:hint="eastAsia"/>
-          <w:b/>
-          <w:bCs/>
-          <w:sz w:val="28"/>
-          <w:szCs w:val="28"/>
-        </w:rPr>
-        <w:t>楚囚相對</w:t>
-      </w:r>
-      <w:bookmarkEnd w:id="5"/>
-      <w:r>
-        <w:rPr>
-          <w:rFonts w:ascii="標楷體" w:eastAsia="標楷體" w:hAnsi="標楷體" w:hint="eastAsia"/>
-          <w:sz w:val="28"/>
-          <w:szCs w:val="28"/>
-        </w:rPr>
-        <w:t>，更當</w:t>
-      </w:r>
-      <w:r>
-        <w:rPr>
-          <w:rFonts w:ascii="標楷體" w:eastAsia="標楷體" w:hAnsi="標楷體" w:hint="eastAsia"/>
-          <w:b/>
-          <w:bCs/>
-          <w:sz w:val="28"/>
-          <w:szCs w:val="28"/>
-        </w:rPr>
-        <w:t>勖勉</w:t>
-      </w:r>
-      <w:r>
-        <w:rPr>
-          <w:rFonts w:ascii="標楷體" w:eastAsia="標楷體" w:hAnsi="標楷體" w:hint="eastAsia"/>
-          <w:sz w:val="28"/>
-          <w:szCs w:val="28"/>
-        </w:rPr>
-        <w:t>自己，努力爲國，不可使歲月流逝，人生</w:t>
-      </w:r>
-      <w:r>
-        <w:rPr>
-          <w:rFonts w:ascii="標楷體" w:eastAsia="標楷體" w:hAnsi="標楷體" w:hint="eastAsia"/>
-          <w:b/>
-          <w:bCs/>
-          <w:sz w:val="28"/>
-          <w:szCs w:val="28"/>
-        </w:rPr>
-        <w:t>碌碌</w:t>
-      </w:r>
-      <w:r>
-        <w:rPr>
-          <w:rFonts w:ascii="標楷體" w:eastAsia="標楷體" w:hAnsi="標楷體" w:hint="eastAsia"/>
-          <w:sz w:val="28"/>
-          <w:szCs w:val="28"/>
-        </w:rPr>
-        <w:t>。縱觀整個上片，聲調慷慨，情感激昂，字字</w:t>
-      </w:r>
-      <w:r>
-        <w:rPr>
-          <w:rFonts w:ascii="標楷體" w:eastAsia="標楷體" w:hAnsi="標楷體" w:hint="eastAsia"/>
-          <w:b/>
-          <w:bCs/>
-          <w:sz w:val="28"/>
-          <w:szCs w:val="28"/>
-        </w:rPr>
-        <w:t>擊玉敲金</w:t>
-      </w:r>
-      <w:r>
-        <w:rPr>
-          <w:rFonts w:ascii="標楷體" w:eastAsia="標楷體" w:hAnsi="標楷體" w:hint="eastAsia"/>
-          <w:sz w:val="28"/>
-          <w:szCs w:val="28"/>
-        </w:rPr>
-        <w:t>，筆筆</w:t>
-      </w:r>
-      <w:r>
-        <w:rPr>
-          <w:rFonts w:ascii="標楷體" w:eastAsia="標楷體" w:hAnsi="標楷體" w:hint="eastAsia"/>
-          <w:b/>
-          <w:bCs/>
-          <w:sz w:val="28"/>
-          <w:szCs w:val="28"/>
-        </w:rPr>
-        <w:t>擲地有聲</w:t>
-      </w:r>
-      <w:r>
-        <w:rPr>
-          <w:rFonts w:ascii="標楷體" w:eastAsia="標楷體" w:hAnsi="標楷體" w:hint="eastAsia"/>
-          <w:sz w:val="28"/>
-          <w:szCs w:val="28"/>
-        </w:rPr>
-        <w:t>。</w:t>
-      </w:r>
-    </w:p>
-    <w:p>
-      <w:pPr>
-        <w:spacing w:line="480" w:lineRule="exact"/>
-        <w:jc w:val="both"/>
-        <w:rPr>
-          <w:rFonts w:ascii="標楷體" w:eastAsia="標楷體" w:hAnsi="標楷體"/>
-          <w:sz w:val="28"/>
-          <w:szCs w:val="28"/>
-        </w:rPr>
-      </w:pPr>
-      <w:r>
-        <w:rPr>
-          <w:rFonts w:ascii="標楷體" w:eastAsia="標楷體" w:hAnsi="標楷體" w:hint="eastAsia"/>
-          <w:sz w:val="28"/>
-          <w:szCs w:val="28"/>
-        </w:rPr>
-        <w:t xml:space="preserve">　　</w:t>
-      </w:r>
-      <w:r>
-        <w:rPr>
-          <w:rFonts w:ascii="標楷體" w:eastAsia="標楷體" w:hAnsi="標楷體" w:hint="eastAsia"/>
-          <w:sz w:val="28"/>
-          <w:szCs w:val="28"/>
-        </w:rPr>
-        <w:t>「</w:t>
-      </w:r>
-      <w:r>
-        <w:rPr>
-          <w:rFonts w:ascii="標楷體" w:eastAsia="標楷體" w:hAnsi="標楷體" w:hint="eastAsia"/>
-          <w:sz w:val="28"/>
-          <w:szCs w:val="28"/>
-        </w:rPr>
-        <w:t>靖康恥，猶未雪，臣子恨，何時滅</w:t>
-      </w:r>
-      <w:r>
-        <w:rPr>
-          <w:rFonts w:ascii="標楷體" w:eastAsia="標楷體" w:hAnsi="標楷體" w:hint="eastAsia"/>
-          <w:sz w:val="28"/>
-          <w:szCs w:val="28"/>
-        </w:rPr>
-        <w:t>」</w:t>
-      </w:r>
-      <w:r>
-        <w:rPr>
-          <w:rFonts w:ascii="標楷體" w:eastAsia="標楷體" w:hAnsi="標楷體" w:hint="eastAsia"/>
-          <w:sz w:val="28"/>
-          <w:szCs w:val="28"/>
-        </w:rPr>
-        <w:t>，下片一開始就顯得</w:t>
-      </w:r>
-      <w:r>
-        <w:rPr>
-          <w:rFonts w:ascii="標楷體" w:eastAsia="標楷體" w:hAnsi="標楷體" w:hint="eastAsia"/>
-          <w:b/>
-          <w:bCs/>
-          <w:sz w:val="28"/>
-          <w:szCs w:val="28"/>
-        </w:rPr>
-        <w:t>氣蓋山河</w:t>
-      </w:r>
-      <w:r>
-        <w:rPr>
-          <w:rFonts w:ascii="標楷體" w:eastAsia="標楷體" w:hAnsi="標楷體" w:hint="eastAsia"/>
-          <w:sz w:val="28"/>
-          <w:szCs w:val="28"/>
-        </w:rPr>
-        <w:t>，一片悲情，</w:t>
-      </w:r>
-      <w:r>
-        <w:rPr>
-          <w:rFonts w:ascii="標楷體" w:eastAsia="標楷體" w:hAnsi="標楷體" w:hint="eastAsia"/>
-          <w:b/>
-          <w:bCs/>
-          <w:sz w:val="28"/>
-          <w:szCs w:val="28"/>
-        </w:rPr>
-        <w:t>噴薄而出</w:t>
-      </w:r>
-      <w:r>
-        <w:rPr>
-          <w:rFonts w:ascii="標楷體" w:eastAsia="標楷體" w:hAnsi="標楷體" w:hint="eastAsia"/>
-          <w:sz w:val="28"/>
-          <w:szCs w:val="28"/>
-        </w:rPr>
-        <w:t>。</w:t>
-      </w:r>
-      <w:r>
-        <w:rPr>
-          <w:rFonts w:ascii="標楷體" w:eastAsia="標楷體" w:hAnsi="標楷體" w:hint="eastAsia"/>
-          <w:sz w:val="28"/>
-          <w:szCs w:val="28"/>
-          <w:u w:val="single"/>
-        </w:rPr>
-        <w:t>靖康</w:t>
-      </w:r>
-      <w:r>
-        <w:rPr>
-          <w:rFonts w:ascii="標楷體" w:eastAsia="標楷體" w:hAnsi="標楷體" w:hint="eastAsia"/>
-          <w:sz w:val="28"/>
-          <w:szCs w:val="28"/>
-        </w:rPr>
-        <w:t>之恥尚且在目，正待洗刷；作爲臣子，胸中不平之氣，豈能暫且消歇，這十二個字是詞人忠烈</w:t>
-      </w:r>
-      <w:r>
-        <w:rPr>
-          <w:rFonts w:ascii="標楷體" w:eastAsia="標楷體" w:hAnsi="標楷體" w:hint="eastAsia"/>
-          <w:b/>
-          <w:bCs/>
-          <w:sz w:val="28"/>
-          <w:szCs w:val="28"/>
-        </w:rPr>
-        <w:t>氣概</w:t>
-      </w:r>
-      <w:r>
-        <w:rPr>
-          <w:rFonts w:ascii="標楷體" w:eastAsia="標楷體" w:hAnsi="標楷體" w:hint="eastAsia"/>
-          <w:sz w:val="28"/>
-          <w:szCs w:val="28"/>
-        </w:rPr>
-        <w:t>的自訴，</w:t>
-      </w:r>
-      <w:r>
-        <w:rPr>
-          <w:rFonts w:ascii="標楷體" w:eastAsia="標楷體" w:hAnsi="標楷體" w:hint="eastAsia"/>
-          <w:b/>
-          <w:bCs/>
-          <w:sz w:val="28"/>
-          <w:szCs w:val="28"/>
-        </w:rPr>
-        <w:t>讀來令人凜凜如對神明</w:t>
-      </w:r>
-      <w:r>
-        <w:rPr>
-          <w:rFonts w:ascii="標楷體" w:eastAsia="標楷體" w:hAnsi="標楷體" w:hint="eastAsia"/>
-          <w:sz w:val="28"/>
-          <w:szCs w:val="28"/>
-        </w:rPr>
-        <w:t>。</w:t>
-      </w:r>
-      <w:r>
-        <w:rPr>
-          <w:rFonts w:ascii="標楷體" w:eastAsia="標楷體" w:hAnsi="標楷體" w:hint="eastAsia"/>
-          <w:sz w:val="28"/>
-          <w:szCs w:val="28"/>
-        </w:rPr>
-        <w:t>「</w:t>
-      </w:r>
-      <w:r>
-        <w:rPr>
-          <w:rFonts w:ascii="標楷體" w:eastAsia="標楷體" w:hAnsi="標楷體" w:hint="eastAsia"/>
-          <w:sz w:val="28"/>
-          <w:szCs w:val="28"/>
-        </w:rPr>
-        <w:t>駕長車踏破，賀蘭山缺</w:t>
-      </w:r>
-      <w:r>
-        <w:rPr>
-          <w:rFonts w:ascii="標楷體" w:eastAsia="標楷體" w:hAnsi="標楷體" w:hint="eastAsia"/>
-          <w:sz w:val="28"/>
-          <w:szCs w:val="28"/>
-        </w:rPr>
-        <w:t>」</w:t>
-      </w:r>
-      <w:r>
-        <w:rPr>
-          <w:rFonts w:ascii="標楷體" w:eastAsia="標楷體" w:hAnsi="標楷體" w:hint="eastAsia"/>
-          <w:sz w:val="28"/>
-          <w:szCs w:val="28"/>
-        </w:rPr>
-        <w:t>，只要</w:t>
-      </w:r>
-      <w:bookmarkStart w:id="6" w:name="_Hlk172399090"/>
-      <w:r>
-        <w:rPr>
-          <w:rFonts w:ascii="標楷體" w:eastAsia="標楷體" w:hAnsi="標楷體" w:hint="eastAsia"/>
-          <w:b/>
-          <w:bCs/>
-          <w:sz w:val="28"/>
-          <w:szCs w:val="28"/>
-        </w:rPr>
-        <w:t>將</w:t>
-      </w:r>
-      <w:r>
-        <w:rPr>
-          <w:rFonts w:ascii="標楷體" w:eastAsia="標楷體" w:hAnsi="標楷體" w:hint="eastAsia"/>
-          <w:b/>
-          <w:bCs/>
-          <w:sz w:val="28"/>
-          <w:szCs w:val="28"/>
-        </w:rPr>
-        <w:t>士用命</w:t>
-      </w:r>
-      <w:bookmarkEnd w:id="6"/>
-      <w:r>
-        <w:rPr>
-          <w:rFonts w:ascii="標楷體" w:eastAsia="標楷體" w:hAnsi="標楷體" w:hint="eastAsia"/>
-          <w:sz w:val="28"/>
-          <w:szCs w:val="28"/>
-        </w:rPr>
-        <w:t>，戰車長驅，踏破重關險隘，自當滅卻</w:t>
-      </w:r>
-      <w:r>
-        <w:rPr>
-          <w:rFonts w:ascii="標楷體" w:eastAsia="標楷體" w:hAnsi="標楷體" w:hint="eastAsia"/>
-          <w:b/>
-          <w:bCs/>
-          <w:sz w:val="28"/>
-          <w:szCs w:val="28"/>
-        </w:rPr>
-        <w:t>金</w:t>
-      </w:r>
-      <w:r>
-        <w:rPr>
-          <w:rFonts w:ascii="標楷體" w:eastAsia="標楷體" w:hAnsi="標楷體" w:hint="eastAsia"/>
-          <w:sz w:val="28"/>
-          <w:szCs w:val="28"/>
-        </w:rPr>
-        <w:t>賊，</w:t>
-      </w:r>
-      <w:bookmarkStart w:id="7" w:name="_Hlk172399190"/>
-      <w:r>
-        <w:rPr>
-          <w:rFonts w:ascii="標楷體" w:eastAsia="標楷體" w:hAnsi="標楷體" w:hint="eastAsia"/>
-          <w:sz w:val="28"/>
-          <w:szCs w:val="28"/>
-        </w:rPr>
-        <w:t>直搗黃龍</w:t>
-      </w:r>
-      <w:bookmarkEnd w:id="7"/>
-      <w:r>
-        <w:rPr>
-          <w:rFonts w:ascii="標楷體" w:eastAsia="標楷體" w:hAnsi="標楷體" w:hint="eastAsia"/>
-          <w:sz w:val="28"/>
-          <w:szCs w:val="28"/>
-        </w:rPr>
-        <w:t>。</w:t>
-      </w:r>
-      <w:r>
-        <w:rPr>
-          <w:rFonts w:ascii="標楷體" w:eastAsia="標楷體" w:hAnsi="標楷體" w:hint="eastAsia"/>
-          <w:sz w:val="28"/>
-          <w:szCs w:val="28"/>
-        </w:rPr>
-        <w:t>「</w:t>
-      </w:r>
-      <w:r>
-        <w:rPr>
-          <w:rFonts w:ascii="標楷體" w:eastAsia="標楷體" w:hAnsi="標楷體" w:hint="eastAsia"/>
-          <w:sz w:val="28"/>
-          <w:szCs w:val="28"/>
-        </w:rPr>
-        <w:t>壯志飢餐胡虜肉，笑談渴飲匈奴血</w:t>
-      </w:r>
-      <w:r>
-        <w:rPr>
-          <w:rFonts w:ascii="標楷體" w:eastAsia="標楷體" w:hAnsi="標楷體" w:hint="eastAsia"/>
-          <w:sz w:val="28"/>
-          <w:szCs w:val="28"/>
-        </w:rPr>
-        <w:t>」</w:t>
-      </w:r>
-      <w:r>
-        <w:rPr>
-          <w:rFonts w:ascii="標楷體" w:eastAsia="標楷體" w:hAnsi="標楷體" w:hint="eastAsia"/>
-          <w:sz w:val="28"/>
-          <w:szCs w:val="28"/>
-        </w:rPr>
-        <w:t>，這兩句承接上文，</w:t>
-      </w:r>
-      <w:r>
-        <w:rPr>
-          <w:rFonts w:ascii="標楷體" w:eastAsia="標楷體" w:hAnsi="標楷體"/>
-          <w:sz w:val="28"/>
-          <w:szCs w:val="28"/>
-        </w:rPr>
-        <w:t>抒發了作者的豪情壯志，語氣豪邁奔放，沒有一絲冗長和重複的感覺，充滿了正義和氣勢。</w:t>
-      </w:r>
-      <w:r>
-        <w:rPr>
-          <w:rFonts w:ascii="標楷體" w:eastAsia="標楷體" w:hAnsi="標楷體" w:hint="eastAsia"/>
-          <w:sz w:val="28"/>
-          <w:szCs w:val="28"/>
-        </w:rPr>
-        <w:t>「</w:t>
-      </w:r>
-      <w:r>
-        <w:rPr>
-          <w:rFonts w:ascii="標楷體" w:eastAsia="標楷體" w:hAnsi="標楷體" w:hint="eastAsia"/>
-          <w:sz w:val="28"/>
-          <w:szCs w:val="28"/>
-        </w:rPr>
-        <w:t>待從頭，收拾舊山河，朝天闕</w:t>
-      </w:r>
-      <w:r>
-        <w:rPr>
-          <w:rFonts w:ascii="標楷體" w:eastAsia="標楷體" w:hAnsi="標楷體" w:hint="eastAsia"/>
-          <w:sz w:val="28"/>
-          <w:szCs w:val="28"/>
-        </w:rPr>
-        <w:t>」</w:t>
-      </w:r>
-      <w:r>
-        <w:rPr>
-          <w:rFonts w:ascii="標楷體" w:eastAsia="標楷體" w:hAnsi="標楷體" w:hint="eastAsia"/>
-          <w:sz w:val="28"/>
-          <w:szCs w:val="28"/>
-        </w:rPr>
-        <w:t>，只要滅卻</w:t>
-      </w:r>
-      <w:r>
-        <w:rPr>
-          <w:rFonts w:ascii="標楷體" w:eastAsia="標楷體" w:hAnsi="標楷體" w:hint="eastAsia"/>
-          <w:sz w:val="28"/>
-          <w:szCs w:val="28"/>
-          <w:u w:val="single"/>
-        </w:rPr>
-        <w:t>金</w:t>
-      </w:r>
-      <w:r>
-        <w:rPr>
-          <w:rFonts w:ascii="標楷體" w:eastAsia="標楷體" w:hAnsi="標楷體" w:hint="eastAsia"/>
-          <w:sz w:val="28"/>
-          <w:szCs w:val="28"/>
-        </w:rPr>
-        <w:t>賊，收復失地，報君仇雪國恥，實現詞人</w:t>
-      </w:r>
-      <w:r>
-        <w:rPr>
-          <w:rFonts w:ascii="標楷體" w:eastAsia="標楷體" w:hAnsi="標楷體" w:hint="eastAsia"/>
-          <w:sz w:val="28"/>
-          <w:szCs w:val="28"/>
-        </w:rPr>
-        <w:t>「</w:t>
-      </w:r>
-      <w:r>
-        <w:rPr>
-          <w:rFonts w:ascii="標楷體" w:eastAsia="標楷體" w:hAnsi="標楷體" w:hint="eastAsia"/>
-          <w:sz w:val="28"/>
-          <w:szCs w:val="28"/>
-        </w:rPr>
-        <w:t>還我山河</w:t>
-      </w:r>
-      <w:r>
-        <w:rPr>
-          <w:rFonts w:ascii="標楷體" w:eastAsia="標楷體" w:hAnsi="標楷體" w:hint="eastAsia"/>
-          <w:sz w:val="28"/>
-          <w:szCs w:val="28"/>
-        </w:rPr>
-        <w:t>」</w:t>
-      </w:r>
-      <w:r>
-        <w:rPr>
-          <w:rFonts w:ascii="標楷體" w:eastAsia="標楷體" w:hAnsi="標楷體" w:hint="eastAsia"/>
-          <w:sz w:val="28"/>
-          <w:szCs w:val="28"/>
-        </w:rPr>
-        <w:t>的願望，到那時舊疆恢復，國家統一，</w:t>
-      </w:r>
-      <w:r>
-        <w:rPr>
-          <w:rFonts w:ascii="標楷體" w:eastAsia="標楷體" w:hAnsi="標楷體" w:hint="eastAsia"/>
-          <w:sz w:val="28"/>
-          <w:szCs w:val="28"/>
-        </w:rPr>
-        <w:t>群</w:t>
-      </w:r>
-      <w:r>
-        <w:rPr>
-          <w:rFonts w:ascii="標楷體" w:eastAsia="標楷體" w:hAnsi="標楷體" w:hint="eastAsia"/>
-          <w:sz w:val="28"/>
-          <w:szCs w:val="28"/>
-        </w:rPr>
-        <w:t>臣舞蹈</w:t>
-      </w:r>
-      <w:r>
-        <w:rPr>
-          <w:rFonts w:ascii="標楷體" w:eastAsia="標楷體" w:hAnsi="標楷體" w:hint="eastAsia"/>
-          <w:b/>
-          <w:bCs/>
-          <w:sz w:val="28"/>
-          <w:szCs w:val="28"/>
-        </w:rPr>
-        <w:t>闕下</w:t>
-      </w:r>
-      <w:r>
-        <w:rPr>
-          <w:rFonts w:ascii="標楷體" w:eastAsia="標楷體" w:hAnsi="標楷體" w:hint="eastAsia"/>
-          <w:sz w:val="28"/>
-          <w:szCs w:val="28"/>
-        </w:rPr>
-        <w:t>，萬歲</w:t>
-      </w:r>
-      <w:r>
-        <w:rPr>
-          <w:rFonts w:ascii="標楷體" w:eastAsia="標楷體" w:hAnsi="標楷體" w:hint="eastAsia"/>
-          <w:b/>
-          <w:bCs/>
-          <w:sz w:val="28"/>
-          <w:szCs w:val="28"/>
-        </w:rPr>
-        <w:t>山呼</w:t>
-      </w:r>
-      <w:r>
-        <w:rPr>
-          <w:rFonts w:ascii="標楷體" w:eastAsia="標楷體" w:hAnsi="標楷體" w:hint="eastAsia"/>
-          <w:sz w:val="28"/>
-          <w:szCs w:val="28"/>
-        </w:rPr>
-        <w:t>，該是多麼雄偉壯觀的場景。詞人一片</w:t>
-      </w:r>
-      <w:r>
-        <w:rPr>
-          <w:rFonts w:ascii="標楷體" w:eastAsia="標楷體" w:hAnsi="標楷體" w:hint="eastAsia"/>
-          <w:b/>
-          <w:bCs/>
-          <w:sz w:val="28"/>
-          <w:szCs w:val="28"/>
-        </w:rPr>
-        <w:t>丹誠</w:t>
-      </w:r>
-      <w:r>
-        <w:rPr>
-          <w:rFonts w:ascii="標楷體" w:eastAsia="標楷體" w:hAnsi="標楷體" w:hint="eastAsia"/>
-          <w:sz w:val="28"/>
-          <w:szCs w:val="28"/>
-        </w:rPr>
-        <w:t>，自肺腑間渲泄而出。詞人筆力之雄健，脈絡之</w:t>
-      </w:r>
-      <w:r>
-        <w:rPr>
-          <w:rFonts w:ascii="標楷體" w:eastAsia="標楷體" w:hAnsi="標楷體" w:hint="eastAsia"/>
-          <w:b/>
-          <w:bCs/>
-          <w:sz w:val="28"/>
-          <w:szCs w:val="28"/>
-        </w:rPr>
-        <w:t>條暢</w:t>
-      </w:r>
-      <w:r>
-        <w:rPr>
-          <w:rFonts w:ascii="標楷體" w:eastAsia="標楷體" w:hAnsi="標楷體" w:hint="eastAsia"/>
-          <w:sz w:val="28"/>
-          <w:szCs w:val="28"/>
-        </w:rPr>
-        <w:t>，情理之</w:t>
-      </w:r>
-      <w:r>
-        <w:rPr>
-          <w:rFonts w:ascii="標楷體" w:eastAsia="標楷體" w:hAnsi="標楷體" w:hint="eastAsia"/>
-          <w:b/>
-          <w:bCs/>
-          <w:sz w:val="28"/>
-          <w:szCs w:val="28"/>
-        </w:rPr>
-        <w:t>深婉</w:t>
-      </w:r>
-      <w:r>
-        <w:rPr>
-          <w:rFonts w:ascii="標楷體" w:eastAsia="標楷體" w:hAnsi="標楷體" w:hint="eastAsia"/>
-          <w:sz w:val="28"/>
-          <w:szCs w:val="28"/>
-        </w:rPr>
-        <w:t>，不同凡響，爲宋</w:t>
-      </w:r>
-      <w:r>
-        <w:rPr>
-          <w:rFonts w:ascii="標楷體" w:eastAsia="標楷體" w:hAnsi="標楷體" w:hint="eastAsia"/>
-          <w:sz w:val="28"/>
-          <w:szCs w:val="28"/>
-        </w:rPr>
-        <w:t>朝</w:t>
-      </w:r>
-      <w:r>
-        <w:rPr>
-          <w:rFonts w:ascii="標楷體" w:eastAsia="標楷體" w:hAnsi="標楷體" w:hint="eastAsia"/>
-          <w:sz w:val="28"/>
-          <w:szCs w:val="28"/>
-        </w:rPr>
-        <w:t>詞壇</w:t>
-      </w:r>
-      <w:r>
-        <w:rPr>
-          <w:rFonts w:ascii="標楷體" w:eastAsia="標楷體" w:hAnsi="標楷體" w:hint="eastAsia"/>
-          <w:sz w:val="28"/>
-          <w:szCs w:val="28"/>
-        </w:rPr>
-        <w:t>增添活力和光彩</w:t>
-      </w:r>
-      <w:r>
-        <w:rPr>
-          <w:rFonts w:ascii="標楷體" w:eastAsia="標楷體" w:hAnsi="標楷體" w:hint="eastAsia"/>
-          <w:sz w:val="28"/>
-          <w:szCs w:val="28"/>
-        </w:rPr>
-        <w:t>。</w:t>
-      </w:r>
-    </w:p>
-    <w:p>
-      <w:pPr>
-        <w:spacing w:line="480" w:lineRule="exact"/>
-        <w:rPr>
-          <w:rFonts w:ascii="標楷體" w:eastAsia="標楷體" w:hAnsi="標楷體"/>
-          <w:sz w:val="28"/>
-          <w:szCs w:val="28"/>
-        </w:rPr>
-      </w:pPr>
-      <w:r>
-        <w:rPr>
-          <w:rFonts w:ascii="標楷體" w:eastAsia="標楷體" w:hAnsi="標楷體" w:hint="eastAsia"/>
-          <w:sz w:val="28"/>
-          <w:szCs w:val="28"/>
-        </w:rPr>
-        <w:t>(以上資料出處：</w:t>
-      </w:r>
-      <w:hyperlink r:id="rId8" w:history="1">
+      <w:hyperlink r:id="rId7" w:history="1">
         <w:r>
           <w:rPr>
             <w:rStyle w:val="a4"/>
@@ -2147,44 +259,1207 @@
             <w:sz w:val="28"/>
             <w:szCs w:val="28"/>
           </w:rPr>
-          <w:t>https://bit.ly/3Kg3Am9</w:t>
+          <w:t>靖康之禍</w:t>
         </w:r>
       </w:hyperlink>
-      <w:hyperlink r:id="rId9" w:history="1"/>
-      <w:hyperlink r:id="rId10" w:history="1"/>
-      <w:r>
-        <w:rPr>
-          <w:rFonts w:ascii="標楷體" w:eastAsia="標楷體" w:hAnsi="標楷體" w:hint="eastAsia"/>
-          <w:sz w:val="28"/>
-          <w:szCs w:val="28"/>
-        </w:rPr>
-        <w:t>)</w:t>
+      <w:r>
+        <w:rPr>
+          <w:rFonts w:ascii="標楷體" w:eastAsia="標楷體" w:hAnsi="標楷體" w:hint="eastAsia"/>
+          <w:sz w:val="28"/>
+          <w:szCs w:val="28"/>
+        </w:rPr>
+        <w:t>」的奇恥大辱至今尚未洗雪，身為臣子的滿腔憤恨又何時才能消滅！我誓要駕著戰車，</w:t>
+      </w:r>
+      <w:r>
+        <w:rPr>
+          <w:rFonts w:ascii="標楷體" w:eastAsia="標楷體" w:hAnsi="標楷體" w:hint="eastAsia"/>
+          <w:b/>
+          <w:bCs/>
+          <w:sz w:val="28"/>
+          <w:szCs w:val="28"/>
+        </w:rPr>
+        <w:t>馳騁</w:t>
+      </w:r>
+      <w:r>
+        <w:rPr>
+          <w:rFonts w:ascii="標楷體" w:eastAsia="標楷體" w:hAnsi="標楷體" w:hint="eastAsia"/>
+          <w:sz w:val="28"/>
+          <w:szCs w:val="28"/>
+        </w:rPr>
+        <w:t>沙場，踏破敵人的防線</w:t>
+      </w:r>
+      <w:r>
+        <w:rPr>
+          <w:rFonts w:ascii="標楷體" w:eastAsia="標楷體" w:hAnsi="標楷體" w:hint="eastAsia"/>
+          <w:sz w:val="28"/>
+          <w:szCs w:val="28"/>
+          <w:u w:val="single"/>
+        </w:rPr>
+        <w:t>賀蘭山</w:t>
+      </w:r>
+      <w:r>
+        <w:rPr>
+          <w:rFonts w:ascii="標楷體" w:eastAsia="標楷體" w:hAnsi="標楷體"/>
+          <w:sz w:val="28"/>
+          <w:szCs w:val="28"/>
+        </w:rPr>
+        <w:t>關口</w:t>
+      </w:r>
+      <w:r>
+        <w:rPr>
+          <w:rFonts w:ascii="標楷體" w:eastAsia="標楷體" w:hAnsi="標楷體" w:hint="eastAsia"/>
+          <w:sz w:val="28"/>
+          <w:szCs w:val="28"/>
+        </w:rPr>
+        <w:t>。胸懷壯志，飢餓時就吃敵人的肉，談笑風生間，口渴了就喝匈奴的血。</w:t>
       </w:r>
     </w:p>
     <w:p>
       <w:pPr>
+        <w:spacing w:line="440" w:lineRule="exact"/>
+        <w:jc w:val="both"/>
+        <w:rPr>
+          <w:rFonts w:ascii="標楷體" w:eastAsia="標楷體" w:hAnsi="標楷體"/>
+          <w:sz w:val="28"/>
+          <w:szCs w:val="28"/>
+        </w:rPr>
+      </w:pPr>
+      <w:r>
+        <w:rPr>
+          <w:rFonts w:ascii="標楷體" w:eastAsia="標楷體" w:hAnsi="標楷體" w:hint="eastAsia"/>
+          <w:sz w:val="28"/>
+          <w:szCs w:val="28"/>
+        </w:rPr>
+        <w:t xml:space="preserve">　　</w:t>
+      </w:r>
+      <w:r>
+        <w:rPr>
+          <w:rFonts w:ascii="標楷體" w:eastAsia="標楷體" w:hAnsi="標楷體" w:hint="eastAsia"/>
+          <w:sz w:val="28"/>
+          <w:szCs w:val="28"/>
+        </w:rPr>
+        <w:t>待我們從頭收復失落的國土山河，再凱旋歸來，朝見京城的聖上！</w:t>
+      </w:r>
+    </w:p>
+    <w:p>
+      <w:pPr>
         <w:spacing w:beforeLines="50" w:before="180" w:line="440" w:lineRule="exact"/>
+        <w:jc w:val="both"/>
+        <w:rPr>
+          <w:rFonts w:ascii="標楷體" w:eastAsia="標楷體" w:hAnsi="標楷體"/>
+          <w:sz w:val="32"/>
+          <w:szCs w:val="32"/>
+          <w:bdr w:val="single" w:sz="4" w:space="0" w:color="auto"/>
+        </w:rPr>
+      </w:pPr>
+      <w:r>
+        <w:rPr>
+          <w:rFonts w:ascii="標楷體" w:eastAsia="標楷體" w:hAnsi="標楷體" w:hint="eastAsia"/>
+          <w:sz w:val="32"/>
+          <w:szCs w:val="32"/>
+          <w:bdr w:val="single" w:sz="4" w:space="0" w:color="auto"/>
+        </w:rPr>
+        <w:t>注釋</w:t>
+      </w:r>
+    </w:p>
+    <w:p>
+      <w:pPr>
+        <w:pStyle w:val="a6"/>
+        <w:numPr>
+          <w:ilvl w:val="0"/>
+          <w:numId w:val="16"/>
+        </w:numPr>
+        <w:spacing w:line="380" w:lineRule="exact"/>
+        <w:ind w:leftChars="0" w:left="284" w:hanging="284"/>
+        <w:rPr>
+          <w:rFonts w:ascii="標楷體" w:eastAsia="標楷體" w:hAnsi="標楷體" w:cs="標楷體"/>
+          <w:sz w:val="28"/>
+          <w:szCs w:val="28"/>
+        </w:rPr>
+      </w:pPr>
+      <w:r>
+        <w:rPr>
+          <w:rFonts w:ascii="標楷體" w:eastAsia="標楷體" w:hAnsi="標楷體" w:cs="標楷體" w:hint="eastAsia"/>
+          <w:sz w:val="28"/>
+          <w:szCs w:val="28"/>
+        </w:rPr>
+        <w:t>滿江紅：詞牌名，雙調九十三字。</w:t>
+      </w:r>
+    </w:p>
+    <w:p>
+      <w:pPr>
+        <w:pStyle w:val="a6"/>
+        <w:numPr>
+          <w:ilvl w:val="0"/>
+          <w:numId w:val="16"/>
+        </w:numPr>
+        <w:spacing w:line="380" w:lineRule="exact"/>
+        <w:ind w:leftChars="0" w:left="284" w:hanging="284"/>
+        <w:rPr>
+          <w:rFonts w:ascii="標楷體" w:eastAsia="標楷體" w:hAnsi="標楷體" w:cs="標楷體"/>
+          <w:sz w:val="28"/>
+          <w:szCs w:val="28"/>
+        </w:rPr>
+      </w:pPr>
+      <w:r>
+        <w:rPr>
+          <w:rFonts w:ascii="標楷體" w:eastAsia="標楷體" w:hAnsi="標楷體" w:cs="標楷體" w:hint="eastAsia"/>
+          <w:sz w:val="28"/>
+          <w:szCs w:val="28"/>
+        </w:rPr>
+        <w:t>怒髮衝冠：氣得頭髮豎起，以至於將帽子頂起。形容憤怒至極，冠是指帽子。</w:t>
+      </w:r>
+    </w:p>
+    <w:p>
+      <w:pPr>
+        <w:pStyle w:val="a6"/>
+        <w:numPr>
+          <w:ilvl w:val="0"/>
+          <w:numId w:val="16"/>
+        </w:numPr>
+        <w:spacing w:line="380" w:lineRule="exact"/>
+        <w:ind w:leftChars="0" w:left="284" w:hanging="284"/>
+        <w:rPr>
+          <w:rFonts w:ascii="標楷體" w:eastAsia="標楷體" w:hAnsi="標楷體" w:cs="標楷體"/>
+          <w:sz w:val="28"/>
+          <w:szCs w:val="28"/>
+        </w:rPr>
+      </w:pPr>
+      <w:r>
+        <w:rPr>
+          <w:rFonts w:ascii="標楷體" w:eastAsia="標楷體" w:hAnsi="標楷體" w:cs="標楷體" w:hint="eastAsia"/>
+          <w:sz w:val="28"/>
+          <w:szCs w:val="28"/>
+        </w:rPr>
+        <w:t>瀟瀟：形容雨勢急驟。</w:t>
+      </w:r>
+    </w:p>
+    <w:p>
+      <w:pPr>
+        <w:pStyle w:val="a6"/>
+        <w:numPr>
+          <w:ilvl w:val="0"/>
+          <w:numId w:val="16"/>
+        </w:numPr>
+        <w:spacing w:line="380" w:lineRule="exact"/>
+        <w:ind w:leftChars="0" w:left="284" w:hanging="284"/>
+        <w:rPr>
+          <w:rFonts w:ascii="標楷體" w:eastAsia="標楷體" w:hAnsi="標楷體" w:cs="標楷體"/>
+          <w:sz w:val="28"/>
+          <w:szCs w:val="28"/>
+        </w:rPr>
+      </w:pPr>
+      <w:r>
+        <w:rPr>
+          <w:rFonts w:ascii="標楷體" w:eastAsia="標楷體" w:hAnsi="標楷體" w:cs="標楷體" w:hint="eastAsia"/>
+          <w:sz w:val="28"/>
+          <w:szCs w:val="28"/>
+        </w:rPr>
+        <w:t>長嘯：激動時撮口發出清</w:t>
+      </w:r>
+      <w:r>
+        <w:rPr>
+          <w:rFonts w:ascii="標楷體" w:eastAsia="標楷體" w:hAnsi="標楷體" w:cs="標楷體" w:hint="eastAsia"/>
+          <w:sz w:val="28"/>
+          <w:szCs w:val="28"/>
+        </w:rPr>
+        <w:t>(響亮)</w:t>
+      </w:r>
+      <w:r>
+        <w:rPr>
+          <w:rFonts w:ascii="標楷體" w:eastAsia="標楷體" w:hAnsi="標楷體" w:cs="標楷體" w:hint="eastAsia"/>
+          <w:sz w:val="28"/>
+          <w:szCs w:val="28"/>
+        </w:rPr>
+        <w:t>而長的聲音</w:t>
+      </w:r>
+      <w:r>
+        <w:rPr>
+          <w:rFonts w:ascii="標楷體" w:eastAsia="標楷體" w:hAnsi="標楷體" w:cs="標楷體" w:hint="eastAsia"/>
+          <w:sz w:val="28"/>
+          <w:szCs w:val="28"/>
+        </w:rPr>
+        <w:t>，</w:t>
+      </w:r>
+      <w:r>
+        <w:rPr>
+          <w:rFonts w:ascii="標楷體" w:eastAsia="標楷體" w:hAnsi="標楷體" w:cs="標楷體" w:hint="eastAsia"/>
+          <w:sz w:val="28"/>
+          <w:szCs w:val="28"/>
+        </w:rPr>
+        <w:t>通常是為了宣洩內心的情感。</w:t>
+      </w:r>
+    </w:p>
+    <w:p>
+      <w:pPr>
+        <w:pStyle w:val="a6"/>
+        <w:spacing w:line="380" w:lineRule="exact"/>
+        <w:ind w:leftChars="0" w:left="284"/>
+        <w:rPr>
+          <w:rFonts w:ascii="標楷體" w:eastAsia="標楷體" w:hAnsi="標楷體" w:cs="標楷體"/>
+          <w:sz w:val="28"/>
+          <w:szCs w:val="28"/>
+        </w:rPr>
+      </w:pPr>
+      <w:r>
+        <w:rPr>
+          <w:rFonts w:ascii="標楷體" w:eastAsia="標楷體" w:hAnsi="標楷體" w:cs="標楷體" w:hint="eastAsia"/>
+          <w:sz w:val="28"/>
+          <w:szCs w:val="28"/>
+        </w:rPr>
+        <w:t>撮(</w:t>
+      </w:r>
+      <w:r>
+        <w:rPr>
+          <w:rFonts w:ascii="標楷體" w:eastAsia="標楷體" w:hAnsi="標楷體" w:cs="標楷體" w:hint="eastAsia"/>
+          <w:color w:val="FF0000"/>
+          <w:sz w:val="16"/>
+          <w:szCs w:val="16"/>
+        </w:rPr>
+        <w:t>ㄘㄨㄛ</w:t>
+      </w:r>
+      <w:r>
+        <w:rPr>
+          <w:rFonts w:ascii="標楷體" w:eastAsia="標楷體" w:hAnsi="標楷體" w:cs="標楷體" w:hint="eastAsia"/>
+          <w:sz w:val="28"/>
+          <w:szCs w:val="28"/>
+        </w:rPr>
+        <w:t>)口：</w:t>
+      </w:r>
+      <w:r>
+        <w:rPr>
+          <w:rFonts w:ascii="標楷體" w:eastAsia="標楷體" w:hAnsi="標楷體" w:cs="標楷體" w:hint="eastAsia"/>
+          <w:sz w:val="28"/>
+          <w:szCs w:val="28"/>
+        </w:rPr>
+        <w:t>嘴唇收緊形成一個小而圓的孔。</w:t>
+      </w:r>
+    </w:p>
+    <w:p>
+      <w:pPr>
+        <w:pStyle w:val="a6"/>
+        <w:numPr>
+          <w:ilvl w:val="0"/>
+          <w:numId w:val="16"/>
+        </w:numPr>
+        <w:spacing w:line="380" w:lineRule="exact"/>
+        <w:ind w:leftChars="0" w:left="284" w:hanging="284"/>
+        <w:rPr>
+          <w:rFonts w:ascii="標楷體" w:eastAsia="標楷體" w:hAnsi="標楷體" w:cs="標楷體"/>
+          <w:sz w:val="28"/>
+          <w:szCs w:val="28"/>
+        </w:rPr>
+      </w:pPr>
+      <w:r>
+        <w:rPr>
+          <w:rFonts w:ascii="標楷體" w:eastAsia="標楷體" w:hAnsi="標楷體" w:cs="標楷體" w:hint="eastAsia"/>
+          <w:sz w:val="28"/>
+          <w:szCs w:val="28"/>
+        </w:rPr>
+        <w:t>三十功名塵與土：年已三十，建立了一些功名，不過很微不足道。</w:t>
+      </w:r>
+    </w:p>
+    <w:p>
+      <w:pPr>
+        <w:pStyle w:val="a6"/>
+        <w:numPr>
+          <w:ilvl w:val="0"/>
+          <w:numId w:val="16"/>
+        </w:numPr>
+        <w:spacing w:line="380" w:lineRule="exact"/>
+        <w:ind w:leftChars="0" w:left="284" w:hanging="284"/>
+        <w:rPr>
+          <w:rFonts w:ascii="標楷體" w:eastAsia="標楷體" w:hAnsi="標楷體" w:cs="標楷體"/>
+          <w:sz w:val="28"/>
+          <w:szCs w:val="28"/>
+        </w:rPr>
+      </w:pPr>
+      <w:r>
+        <w:rPr>
+          <w:rFonts w:ascii="標楷體" w:eastAsia="標楷體" w:hAnsi="標楷體" w:cs="標楷體" w:hint="eastAsia"/>
+          <w:sz w:val="28"/>
+          <w:szCs w:val="28"/>
+        </w:rPr>
+        <w:t>八千里路雲和月：形容南征北戰、路途遙遠、披星戴月。</w:t>
+      </w:r>
+    </w:p>
+    <w:p>
+      <w:pPr>
+        <w:pStyle w:val="a6"/>
+        <w:numPr>
+          <w:ilvl w:val="0"/>
+          <w:numId w:val="16"/>
+        </w:numPr>
+        <w:spacing w:line="380" w:lineRule="exact"/>
+        <w:ind w:leftChars="0" w:left="284" w:hanging="284"/>
+        <w:rPr>
+          <w:rFonts w:ascii="標楷體" w:eastAsia="標楷體" w:hAnsi="標楷體" w:cs="標楷體"/>
+          <w:sz w:val="28"/>
+          <w:szCs w:val="28"/>
+        </w:rPr>
+      </w:pPr>
+      <w:r>
+        <w:rPr>
+          <w:rFonts w:ascii="標楷體" w:eastAsia="標楷體" w:hAnsi="標楷體" w:cs="標楷體" w:hint="eastAsia"/>
+          <w:sz w:val="28"/>
+          <w:szCs w:val="28"/>
+        </w:rPr>
+        <w:t>等閒：輕易，隨便。</w:t>
+      </w:r>
+    </w:p>
+    <w:p>
+      <w:pPr>
+        <w:pStyle w:val="a6"/>
+        <w:numPr>
+          <w:ilvl w:val="0"/>
+          <w:numId w:val="16"/>
+        </w:numPr>
+        <w:spacing w:line="380" w:lineRule="exact"/>
+        <w:ind w:leftChars="0" w:left="284" w:hanging="284"/>
+        <w:rPr>
+          <w:rFonts w:ascii="標楷體" w:eastAsia="標楷體" w:hAnsi="標楷體" w:cs="標楷體"/>
+          <w:sz w:val="28"/>
+          <w:szCs w:val="28"/>
+        </w:rPr>
+      </w:pPr>
+      <w:r>
+        <w:rPr>
+          <w:rFonts w:ascii="標楷體" w:eastAsia="標楷體" w:hAnsi="標楷體" w:cs="標楷體" w:hint="eastAsia"/>
+          <w:sz w:val="28"/>
+          <w:szCs w:val="28"/>
+        </w:rPr>
+        <w:t>靖康恥：</w:t>
+      </w:r>
+      <w:r>
+        <w:rPr>
+          <w:rFonts w:ascii="標楷體" w:eastAsia="標楷體" w:hAnsi="標楷體" w:cs="標楷體" w:hint="eastAsia"/>
+          <w:sz w:val="28"/>
+          <w:szCs w:val="28"/>
+          <w:u w:val="single"/>
+        </w:rPr>
+        <w:t>宋欽宗</w:t>
+      </w:r>
+      <w:r>
+        <w:rPr>
+          <w:rFonts w:ascii="標楷體" w:eastAsia="標楷體" w:hAnsi="標楷體" w:cs="標楷體" w:hint="eastAsia"/>
+          <w:sz w:val="28"/>
+          <w:szCs w:val="28"/>
+        </w:rPr>
+        <w:t xml:space="preserve"> </w:t>
+      </w:r>
+      <w:r>
+        <w:rPr>
+          <w:rFonts w:ascii="標楷體" w:eastAsia="標楷體" w:hAnsi="標楷體" w:cs="標楷體" w:hint="eastAsia"/>
+          <w:sz w:val="28"/>
+          <w:szCs w:val="28"/>
+          <w:u w:val="single"/>
+        </w:rPr>
+        <w:t>靖康</w:t>
+      </w:r>
+      <w:r>
+        <w:rPr>
+          <w:rFonts w:ascii="標楷體" w:eastAsia="標楷體" w:hAnsi="標楷體" w:cs="標楷體" w:hint="eastAsia"/>
+          <w:sz w:val="28"/>
+          <w:szCs w:val="28"/>
+        </w:rPr>
+        <w:t>二年（1127年），</w:t>
+      </w:r>
+      <w:r>
+        <w:rPr>
+          <w:rFonts w:ascii="標楷體" w:eastAsia="標楷體" w:hAnsi="標楷體" w:cs="標楷體" w:hint="eastAsia"/>
+          <w:sz w:val="28"/>
+          <w:szCs w:val="28"/>
+          <w:u w:val="single"/>
+        </w:rPr>
+        <w:t>金</w:t>
+      </w:r>
+      <w:r>
+        <w:rPr>
+          <w:rFonts w:ascii="標楷體" w:eastAsia="標楷體" w:hAnsi="標楷體" w:cs="標楷體" w:hint="eastAsia"/>
+          <w:sz w:val="28"/>
+          <w:szCs w:val="28"/>
+        </w:rPr>
+        <w:t>兵攻陷</w:t>
+      </w:r>
+      <w:r>
+        <w:rPr>
+          <w:rFonts w:ascii="標楷體" w:eastAsia="標楷體" w:hAnsi="標楷體" w:cs="標楷體" w:hint="eastAsia"/>
+          <w:sz w:val="28"/>
+          <w:szCs w:val="28"/>
+          <w:u w:val="single"/>
+        </w:rPr>
+        <w:t>汴京</w:t>
+      </w:r>
+      <w:r>
+        <w:rPr>
+          <w:rFonts w:ascii="標楷體" w:eastAsia="標楷體" w:hAnsi="標楷體" w:cs="標楷體" w:hint="eastAsia"/>
+          <w:sz w:val="28"/>
+          <w:szCs w:val="28"/>
+        </w:rPr>
+        <w:t>，虜走</w:t>
+      </w:r>
+      <w:r>
+        <w:rPr>
+          <w:rFonts w:ascii="標楷體" w:eastAsia="標楷體" w:hAnsi="標楷體" w:cs="標楷體" w:hint="eastAsia"/>
+          <w:sz w:val="28"/>
+          <w:szCs w:val="28"/>
+          <w:u w:val="single"/>
+        </w:rPr>
+        <w:t>徽</w:t>
+      </w:r>
+      <w:r>
+        <w:rPr>
+          <w:rFonts w:ascii="標楷體" w:eastAsia="標楷體" w:hAnsi="標楷體" w:cs="標楷體" w:hint="eastAsia"/>
+          <w:sz w:val="28"/>
+          <w:szCs w:val="28"/>
+        </w:rPr>
+        <w:t>、</w:t>
+      </w:r>
+      <w:r>
+        <w:rPr>
+          <w:rFonts w:ascii="標楷體" w:eastAsia="標楷體" w:hAnsi="標楷體" w:cs="標楷體" w:hint="eastAsia"/>
+          <w:sz w:val="28"/>
+          <w:szCs w:val="28"/>
+          <w:u w:val="single"/>
+        </w:rPr>
+        <w:t>欽</w:t>
+      </w:r>
+      <w:r>
+        <w:rPr>
+          <w:rFonts w:ascii="標楷體" w:eastAsia="標楷體" w:hAnsi="標楷體" w:cs="標楷體" w:hint="eastAsia"/>
+          <w:sz w:val="28"/>
+          <w:szCs w:val="28"/>
+        </w:rPr>
+        <w:t>二帝。</w:t>
+      </w:r>
+    </w:p>
+    <w:p>
+      <w:pPr>
+        <w:pStyle w:val="a6"/>
+        <w:numPr>
+          <w:ilvl w:val="0"/>
+          <w:numId w:val="16"/>
+        </w:numPr>
+        <w:spacing w:line="380" w:lineRule="exact"/>
+        <w:ind w:leftChars="0" w:left="284" w:hanging="284"/>
+        <w:rPr>
+          <w:rFonts w:ascii="標楷體" w:eastAsia="標楷體" w:hAnsi="標楷體" w:cs="標楷體"/>
+          <w:sz w:val="28"/>
+          <w:szCs w:val="28"/>
+        </w:rPr>
+      </w:pPr>
+      <w:r>
+        <w:rPr>
+          <w:rFonts w:ascii="標楷體" w:eastAsia="標楷體" w:hAnsi="標楷體" w:cs="標楷體" w:hint="eastAsia"/>
+          <w:sz w:val="28"/>
+          <w:szCs w:val="28"/>
+        </w:rPr>
+        <w:t>賀蘭山：</w:t>
+      </w:r>
+      <w:r>
+        <w:rPr>
+          <w:rFonts w:ascii="標楷體" w:eastAsia="標楷體" w:hAnsi="標楷體" w:cs="標楷體" w:hint="eastAsia"/>
+          <w:sz w:val="28"/>
+          <w:szCs w:val="28"/>
+          <w:u w:val="single"/>
+        </w:rPr>
+        <w:t>賀蘭山脈</w:t>
+      </w:r>
+      <w:r>
+        <w:rPr>
+          <w:rFonts w:ascii="標楷體" w:eastAsia="標楷體" w:hAnsi="標楷體" w:cs="標楷體" w:hint="eastAsia"/>
+          <w:sz w:val="28"/>
+          <w:szCs w:val="28"/>
+        </w:rPr>
+        <w:t>位於</w:t>
+      </w:r>
+      <w:r>
+        <w:rPr>
+          <w:rFonts w:ascii="標楷體" w:eastAsia="標楷體" w:hAnsi="標楷體" w:cs="標楷體" w:hint="eastAsia"/>
+          <w:sz w:val="28"/>
+          <w:szCs w:val="28"/>
+          <w:u w:val="single"/>
+        </w:rPr>
+        <w:t>寧夏</w:t>
+      </w:r>
+      <w:r>
+        <w:rPr>
+          <w:rFonts w:ascii="標楷體" w:eastAsia="標楷體" w:hAnsi="標楷體" w:cs="標楷體" w:hint="eastAsia"/>
+          <w:sz w:val="28"/>
+          <w:szCs w:val="28"/>
+        </w:rPr>
+        <w:t xml:space="preserve"> </w:t>
+      </w:r>
+      <w:r>
+        <w:rPr>
+          <w:rFonts w:ascii="標楷體" w:eastAsia="標楷體" w:hAnsi="標楷體" w:cs="標楷體" w:hint="eastAsia"/>
+          <w:sz w:val="28"/>
+          <w:szCs w:val="28"/>
+          <w:u w:val="single"/>
+        </w:rPr>
+        <w:t>回族</w:t>
+      </w:r>
+      <w:r>
+        <w:rPr>
+          <w:rFonts w:ascii="標楷體" w:eastAsia="標楷體" w:hAnsi="標楷體" w:cs="標楷體" w:hint="eastAsia"/>
+          <w:sz w:val="28"/>
+          <w:szCs w:val="28"/>
+        </w:rPr>
+        <w:t>自治區與</w:t>
+      </w:r>
+      <w:r>
+        <w:rPr>
+          <w:rFonts w:ascii="標楷體" w:eastAsia="標楷體" w:hAnsi="標楷體" w:cs="標楷體" w:hint="eastAsia"/>
+          <w:sz w:val="28"/>
+          <w:szCs w:val="28"/>
+          <w:u w:val="single"/>
+        </w:rPr>
+        <w:t>內蒙古</w:t>
+      </w:r>
+      <w:r>
+        <w:rPr>
+          <w:rFonts w:ascii="標楷體" w:eastAsia="標楷體" w:hAnsi="標楷體" w:cs="標楷體" w:hint="eastAsia"/>
+          <w:sz w:val="28"/>
+          <w:szCs w:val="28"/>
+        </w:rPr>
+        <w:t>自治區交界處。</w:t>
+      </w:r>
+    </w:p>
+    <w:p>
+      <w:pPr>
+        <w:pStyle w:val="a6"/>
+        <w:numPr>
+          <w:ilvl w:val="0"/>
+          <w:numId w:val="16"/>
+        </w:numPr>
+        <w:spacing w:line="380" w:lineRule="exact"/>
+        <w:ind w:leftChars="0" w:left="284" w:hanging="426"/>
+        <w:rPr>
+          <w:rFonts w:ascii="標楷體" w:eastAsia="標楷體" w:hAnsi="標楷體" w:cs="標楷體"/>
+          <w:sz w:val="28"/>
+          <w:szCs w:val="28"/>
+        </w:rPr>
+      </w:pPr>
+      <w:r>
+        <w:rPr>
+          <w:rFonts w:ascii="標楷體" w:eastAsia="標楷體" w:hAnsi="標楷體" w:cs="標楷體" w:hint="eastAsia"/>
+          <w:sz w:val="28"/>
+          <w:szCs w:val="28"/>
+        </w:rPr>
+        <w:t>朝天闕：朝見皇帝。天闕：本指宮殿前的樓觀</w:t>
+      </w:r>
+      <w:r>
+        <w:rPr>
+          <w:rFonts w:ascii="標楷體" w:eastAsia="標楷體" w:hAnsi="標楷體" w:cs="標楷體" w:hint="eastAsia"/>
+          <w:sz w:val="28"/>
+          <w:szCs w:val="28"/>
+        </w:rPr>
+        <w:t>(</w:t>
+      </w:r>
+      <w:r>
+        <w:rPr>
+          <w:rFonts w:ascii="標楷體" w:eastAsia="標楷體" w:hAnsi="標楷體" w:cs="標楷體" w:hint="eastAsia"/>
+          <w:color w:val="EE0000"/>
+          <w:sz w:val="16"/>
+          <w:szCs w:val="16"/>
+        </w:rPr>
+        <w:t>ㄍㄨㄢˋ</w:t>
+      </w:r>
+      <w:r>
+        <w:rPr>
+          <w:rFonts w:ascii="標楷體" w:eastAsia="標楷體" w:hAnsi="標楷體" w:cs="標楷體" w:hint="eastAsia"/>
+          <w:sz w:val="28"/>
+          <w:szCs w:val="28"/>
+        </w:rPr>
+        <w:t>)</w:t>
+      </w:r>
+      <w:r>
+        <w:rPr>
+          <w:rFonts w:ascii="標楷體" w:eastAsia="標楷體" w:hAnsi="標楷體" w:cs="標楷體" w:hint="eastAsia"/>
+          <w:sz w:val="28"/>
+          <w:szCs w:val="28"/>
+        </w:rPr>
+        <w:t>，此指皇帝生活的地方。</w:t>
+      </w:r>
+    </w:p>
+    <w:p>
+      <w:pPr>
+        <w:spacing w:beforeLines="50" w:before="180" w:line="440" w:lineRule="exact"/>
+        <w:rPr>
+          <w:rFonts w:ascii="標楷體" w:eastAsia="標楷體" w:hAnsi="標楷體"/>
+          <w:sz w:val="32"/>
+          <w:szCs w:val="32"/>
+        </w:rPr>
+      </w:pPr>
+      <w:r>
+        <w:rPr>
+          <w:rFonts w:ascii="標楷體" w:eastAsia="標楷體" w:hAnsi="標楷體" w:hint="eastAsia"/>
+          <w:sz w:val="32"/>
+          <w:szCs w:val="32"/>
+          <w:bdr w:val="single" w:sz="4" w:space="0" w:color="auto"/>
+        </w:rPr>
+        <w:t>賞</w:t>
+      </w:r>
+      <w:r>
+        <w:rPr>
+          <w:rFonts w:ascii="標楷體" w:eastAsia="標楷體" w:hAnsi="標楷體" w:hint="eastAsia"/>
+          <w:sz w:val="32"/>
+          <w:szCs w:val="32"/>
+          <w:bdr w:val="single" w:sz="4" w:space="0" w:color="auto"/>
+        </w:rPr>
+        <w:t>析</w:t>
+      </w:r>
+    </w:p>
+    <w:p>
+      <w:pPr>
+        <w:spacing w:line="400" w:lineRule="exact"/>
+        <w:jc w:val="both"/>
+        <w:rPr>
+          <w:rFonts w:ascii="標楷體" w:eastAsia="標楷體" w:hAnsi="標楷體"/>
+          <w:spacing w:val="-4"/>
+          <w:sz w:val="28"/>
+          <w:szCs w:val="28"/>
+        </w:rPr>
+      </w:pPr>
+      <w:r>
+        <w:rPr>
+          <w:rFonts w:ascii="標楷體" w:eastAsia="標楷體" w:hAnsi="標楷體" w:hint="eastAsia"/>
+          <w:sz w:val="28"/>
+          <w:szCs w:val="28"/>
+        </w:rPr>
+        <w:t xml:space="preserve">　　</w:t>
+      </w:r>
+      <w:r>
+        <w:rPr>
+          <w:rFonts w:ascii="標楷體" w:eastAsia="標楷體" w:hAnsi="標楷體" w:hint="eastAsia"/>
+          <w:spacing w:val="-4"/>
+          <w:sz w:val="28"/>
+          <w:szCs w:val="28"/>
+        </w:rPr>
+        <w:t>《滿江紅·寫懷》傳為</w:t>
+      </w:r>
+      <w:r>
+        <w:rPr>
+          <w:rFonts w:ascii="標楷體" w:eastAsia="標楷體" w:hAnsi="標楷體" w:hint="eastAsia"/>
+          <w:spacing w:val="-4"/>
+          <w:sz w:val="28"/>
+          <w:szCs w:val="28"/>
+          <w:u w:val="single"/>
+        </w:rPr>
+        <w:t>南宋</w:t>
+      </w:r>
+      <w:r>
+        <w:rPr>
+          <w:rFonts w:ascii="標楷體" w:eastAsia="標楷體" w:hAnsi="標楷體" w:hint="eastAsia"/>
+          <w:spacing w:val="-4"/>
+          <w:sz w:val="28"/>
+          <w:szCs w:val="28"/>
+        </w:rPr>
+        <w:t>抗金名將</w:t>
+      </w:r>
+      <w:r>
+        <w:rPr>
+          <w:rFonts w:ascii="標楷體" w:eastAsia="標楷體" w:hAnsi="標楷體" w:hint="eastAsia"/>
+          <w:spacing w:val="-4"/>
+          <w:sz w:val="28"/>
+          <w:szCs w:val="28"/>
+          <w:u w:val="single"/>
+        </w:rPr>
+        <w:t>岳飛</w:t>
+      </w:r>
+      <w:r>
+        <w:rPr>
+          <w:rFonts w:ascii="標楷體" w:eastAsia="標楷體" w:hAnsi="標楷體" w:hint="eastAsia"/>
+          <w:spacing w:val="-4"/>
+          <w:sz w:val="28"/>
+          <w:szCs w:val="28"/>
+        </w:rPr>
+        <w:t>所作，是一首家喻戶曉、氣壯山河的愛國詞作。全詞情感</w:t>
+      </w:r>
+      <w:r>
+        <w:rPr>
+          <w:rFonts w:ascii="標楷體" w:eastAsia="標楷體" w:hAnsi="標楷體" w:hint="eastAsia"/>
+          <w:b/>
+          <w:bCs/>
+          <w:spacing w:val="-4"/>
+          <w:sz w:val="28"/>
+          <w:szCs w:val="28"/>
+        </w:rPr>
+        <w:t>波瀾壯闊</w:t>
+      </w:r>
+      <w:r>
+        <w:rPr>
+          <w:rFonts w:ascii="標楷體" w:eastAsia="標楷體" w:hAnsi="標楷體" w:hint="eastAsia"/>
+          <w:spacing w:val="-4"/>
+          <w:sz w:val="28"/>
+          <w:szCs w:val="28"/>
+        </w:rPr>
+        <w:t>，</w:t>
+      </w:r>
+      <w:r>
+        <w:rPr>
+          <w:rFonts w:ascii="標楷體" w:eastAsia="標楷體" w:hAnsi="標楷體" w:hint="eastAsia"/>
+          <w:b/>
+          <w:bCs/>
+          <w:spacing w:val="-4"/>
+          <w:sz w:val="28"/>
+          <w:szCs w:val="28"/>
+        </w:rPr>
+        <w:t>筆力雄健</w:t>
+      </w:r>
+      <w:r>
+        <w:rPr>
+          <w:rFonts w:ascii="標楷體" w:eastAsia="標楷體" w:hAnsi="標楷體" w:hint="eastAsia"/>
+          <w:spacing w:val="-4"/>
+          <w:sz w:val="28"/>
+          <w:szCs w:val="28"/>
+        </w:rPr>
+        <w:t>，深刻表現了詞人報效國家、收復失地的堅定決心與</w:t>
+      </w:r>
+      <w:r>
+        <w:rPr>
+          <w:rFonts w:ascii="標楷體" w:eastAsia="標楷體" w:hAnsi="標楷體" w:hint="eastAsia"/>
+          <w:b/>
+          <w:bCs/>
+          <w:spacing w:val="-4"/>
+          <w:sz w:val="28"/>
+          <w:szCs w:val="28"/>
+        </w:rPr>
+        <w:t>浩然正氣</w:t>
+      </w:r>
+      <w:r>
+        <w:rPr>
+          <w:rFonts w:ascii="標楷體" w:eastAsia="標楷體" w:hAnsi="標楷體" w:hint="eastAsia"/>
+          <w:spacing w:val="-4"/>
+          <w:sz w:val="28"/>
+          <w:szCs w:val="28"/>
+        </w:rPr>
+        <w:t>。</w:t>
+      </w:r>
+    </w:p>
+    <w:p>
+      <w:pPr>
+        <w:spacing w:line="400" w:lineRule="exact"/>
+        <w:jc w:val="both"/>
+        <w:rPr>
+          <w:rFonts w:ascii="標楷體" w:eastAsia="標楷體" w:hAnsi="標楷體" w:hint="eastAsia"/>
+          <w:spacing w:val="-4"/>
+          <w:sz w:val="28"/>
+          <w:szCs w:val="28"/>
+        </w:rPr>
+      </w:pPr>
+      <w:r>
+        <w:rPr>
+          <w:rFonts w:ascii="標楷體" w:eastAsia="標楷體" w:hAnsi="標楷體" w:hint="eastAsia"/>
+          <w:spacing w:val="-4"/>
+          <w:sz w:val="28"/>
+          <w:szCs w:val="28"/>
+        </w:rPr>
+        <w:t xml:space="preserve">　　</w:t>
+      </w:r>
+      <w:r>
+        <w:rPr>
+          <w:rFonts w:ascii="標楷體" w:eastAsia="標楷體" w:hAnsi="標楷體" w:hint="eastAsia"/>
+          <w:spacing w:val="-4"/>
+          <w:sz w:val="28"/>
+          <w:szCs w:val="28"/>
+        </w:rPr>
+        <w:t>上片由起句「怒髮衝冠」開篇，極力刻畫詞人無比憤慨的情緒，將內心的悲憤化為強烈的視覺與動作描繪。「憑欄處、瀟瀟雨歇」奠定了</w:t>
+      </w:r>
+      <w:r>
+        <w:rPr>
+          <w:rFonts w:ascii="標楷體" w:eastAsia="標楷體" w:hAnsi="標楷體" w:hint="eastAsia"/>
+          <w:b/>
+          <w:bCs/>
+          <w:spacing w:val="-4"/>
+          <w:sz w:val="28"/>
+          <w:szCs w:val="28"/>
+        </w:rPr>
+        <w:t>沉鬱而蒼涼</w:t>
+      </w:r>
+      <w:r>
+        <w:rPr>
+          <w:rFonts w:ascii="標楷體" w:eastAsia="標楷體" w:hAnsi="標楷體" w:hint="eastAsia"/>
+          <w:spacing w:val="-4"/>
+          <w:sz w:val="28"/>
+          <w:szCs w:val="28"/>
+        </w:rPr>
+        <w:t>的背景氛圍。詞人登高遠眺，「仰天長嘯，壯懷激烈」，將個人的深沉情感推向高潮，展現出一股不可遏</w:t>
+      </w:r>
+      <w:r>
+        <w:rPr>
+          <w:rFonts w:ascii="標楷體" w:eastAsia="標楷體" w:hAnsi="標楷體" w:hint="eastAsia"/>
+          <w:spacing w:val="-4"/>
+          <w:sz w:val="28"/>
+          <w:szCs w:val="28"/>
+        </w:rPr>
+        <w:t>(</w:t>
+      </w:r>
+      <w:r>
+        <w:rPr>
+          <w:rFonts w:ascii="標楷體" w:eastAsia="標楷體" w:hAnsi="標楷體" w:hint="eastAsia"/>
+          <w:color w:val="EE0000"/>
+          <w:spacing w:val="-4"/>
+          <w:sz w:val="16"/>
+          <w:szCs w:val="16"/>
+        </w:rPr>
+        <w:t>ㄜˋ</w:t>
+      </w:r>
+      <w:r>
+        <w:rPr>
+          <w:rFonts w:ascii="標楷體" w:eastAsia="標楷體" w:hAnsi="標楷體" w:hint="eastAsia"/>
+          <w:spacing w:val="-4"/>
+          <w:sz w:val="28"/>
+          <w:szCs w:val="28"/>
+        </w:rPr>
+        <w:t>)</w:t>
+      </w:r>
+      <w:r>
+        <w:rPr>
+          <w:rFonts w:ascii="標楷體" w:eastAsia="標楷體" w:hAnsi="標楷體" w:hint="eastAsia"/>
+          <w:spacing w:val="-4"/>
+          <w:sz w:val="28"/>
+          <w:szCs w:val="28"/>
+        </w:rPr>
+        <w:t>制的愛國情懷。</w:t>
+      </w:r>
+    </w:p>
+    <w:p>
+      <w:pPr>
+        <w:spacing w:line="400" w:lineRule="exact"/>
+        <w:jc w:val="both"/>
+        <w:rPr>
+          <w:rFonts w:ascii="標楷體" w:eastAsia="標楷體" w:hAnsi="標楷體"/>
+          <w:spacing w:val="-4"/>
+          <w:sz w:val="28"/>
+          <w:szCs w:val="28"/>
+        </w:rPr>
+      </w:pPr>
+      <w:r>
+        <w:rPr>
+          <w:rFonts w:ascii="標楷體" w:eastAsia="標楷體" w:hAnsi="標楷體" w:hint="eastAsia"/>
+          <w:spacing w:val="-4"/>
+          <w:sz w:val="28"/>
+          <w:szCs w:val="28"/>
+        </w:rPr>
+        <w:t xml:space="preserve">　　</w:t>
+      </w:r>
+      <w:r>
+        <w:rPr>
+          <w:rFonts w:ascii="標楷體" w:eastAsia="標楷體" w:hAnsi="標楷體" w:hint="eastAsia"/>
+          <w:spacing w:val="-4"/>
+          <w:sz w:val="28"/>
+          <w:szCs w:val="28"/>
+        </w:rPr>
+        <w:t>接續的「三十功名塵與土，八千里路雲和月」是流傳千古的名句。詞人將個人追求</w:t>
+      </w:r>
+      <w:r>
+        <w:rPr>
+          <w:rFonts w:ascii="標楷體" w:eastAsia="標楷體" w:hAnsi="標楷體" w:hint="eastAsia"/>
+          <w:spacing w:val="-4"/>
+          <w:sz w:val="28"/>
+          <w:szCs w:val="28"/>
+        </w:rPr>
+        <w:lastRenderedPageBreak/>
+        <w:t>的功名利祿視如「塵土」，輕描淡寫；卻將多年來轉戰南北、奔波八千里的艱辛歲月，寫得</w:t>
+      </w:r>
+      <w:r>
+        <w:rPr>
+          <w:rFonts w:ascii="標楷體" w:eastAsia="標楷體" w:hAnsi="標楷體" w:hint="eastAsia"/>
+          <w:b/>
+          <w:bCs/>
+          <w:spacing w:val="-4"/>
+          <w:sz w:val="28"/>
+          <w:szCs w:val="28"/>
+        </w:rPr>
+        <w:t>大氣磅礴</w:t>
+      </w:r>
+      <w:r>
+        <w:rPr>
+          <w:rFonts w:ascii="標楷體" w:eastAsia="標楷體" w:hAnsi="標楷體" w:hint="eastAsia"/>
+          <w:spacing w:val="-4"/>
+          <w:sz w:val="28"/>
+          <w:szCs w:val="28"/>
+        </w:rPr>
+        <w:t>。「雲和月」象徵著征途中的日夜兼程與孤寂，透露出無怨無悔的</w:t>
+      </w:r>
+      <w:r>
+        <w:rPr>
+          <w:rFonts w:ascii="標楷體" w:eastAsia="標楷體" w:hAnsi="標楷體" w:hint="eastAsia"/>
+          <w:b/>
+          <w:bCs/>
+          <w:spacing w:val="-4"/>
+          <w:sz w:val="28"/>
+          <w:szCs w:val="28"/>
+        </w:rPr>
+        <w:t>英雄氣概</w:t>
+      </w:r>
+      <w:r>
+        <w:rPr>
+          <w:rFonts w:ascii="標楷體" w:eastAsia="標楷體" w:hAnsi="標楷體" w:hint="eastAsia"/>
+          <w:spacing w:val="-4"/>
+          <w:sz w:val="28"/>
+          <w:szCs w:val="28"/>
+        </w:rPr>
+        <w:t>。隨後，詞人發出警世呼喚：「莫等閒、白了少年頭，空悲切」，勸勉世人珍惜時光、立志報國，切勿虛度年華而徒留遺憾。</w:t>
+      </w:r>
+    </w:p>
+    <w:p>
+      <w:pPr>
+        <w:spacing w:line="400" w:lineRule="exact"/>
+        <w:jc w:val="both"/>
+        <w:rPr>
+          <w:rFonts w:ascii="標楷體" w:eastAsia="標楷體" w:hAnsi="標楷體" w:hint="eastAsia"/>
+          <w:spacing w:val="-4"/>
+          <w:sz w:val="28"/>
+          <w:szCs w:val="28"/>
+        </w:rPr>
+      </w:pPr>
+      <w:r>
+        <w:rPr>
+          <w:rFonts w:ascii="標楷體" w:eastAsia="標楷體" w:hAnsi="標楷體" w:hint="eastAsia"/>
+          <w:spacing w:val="-4"/>
+          <w:sz w:val="28"/>
+          <w:szCs w:val="28"/>
+        </w:rPr>
+        <w:t xml:space="preserve">　　</w:t>
+      </w:r>
+      <w:r>
+        <w:rPr>
+          <w:rFonts w:ascii="標楷體" w:eastAsia="標楷體" w:hAnsi="標楷體" w:hint="eastAsia"/>
+          <w:spacing w:val="-4"/>
+          <w:sz w:val="28"/>
+          <w:szCs w:val="28"/>
+        </w:rPr>
+        <w:t>下片轉入對家國命運的關切與對敵人的同仇敵愾。「靖康恥，猶未雪。臣子恨，何時滅！」直接點出全詞的情感核心——</w:t>
+      </w:r>
+      <w:r>
+        <w:rPr>
+          <w:rFonts w:ascii="標楷體" w:eastAsia="標楷體" w:hAnsi="標楷體" w:hint="eastAsia"/>
+          <w:spacing w:val="-4"/>
+          <w:sz w:val="28"/>
+          <w:szCs w:val="28"/>
+          <w:u w:val="single"/>
+        </w:rPr>
+        <w:t>北宋</w:t>
+      </w:r>
+      <w:r>
+        <w:rPr>
+          <w:rFonts w:ascii="標楷體" w:eastAsia="標楷體" w:hAnsi="標楷體" w:hint="eastAsia"/>
+          <w:spacing w:val="-4"/>
+          <w:sz w:val="28"/>
+          <w:szCs w:val="28"/>
+        </w:rPr>
+        <w:t>滅亡的「靖康之禍」是</w:t>
+      </w:r>
+      <w:r>
+        <w:rPr>
+          <w:rFonts w:ascii="標楷體" w:eastAsia="標楷體" w:hAnsi="標楷體" w:hint="eastAsia"/>
+          <w:b/>
+          <w:bCs/>
+          <w:spacing w:val="-4"/>
+          <w:sz w:val="28"/>
+          <w:szCs w:val="28"/>
+        </w:rPr>
+        <w:t>痛徹心扉</w:t>
+      </w:r>
+      <w:r>
+        <w:rPr>
+          <w:rFonts w:ascii="標楷體" w:eastAsia="標楷體" w:hAnsi="標楷體" w:hint="eastAsia"/>
+          <w:spacing w:val="-4"/>
+          <w:sz w:val="28"/>
+          <w:szCs w:val="28"/>
+        </w:rPr>
+        <w:t>的恥辱，身為臣子，此恨綿綿，唯有奮起禦侮才能化解。</w:t>
+      </w:r>
+    </w:p>
+    <w:p>
+      <w:pPr>
+        <w:spacing w:line="400" w:lineRule="exact"/>
+        <w:jc w:val="both"/>
+        <w:rPr>
+          <w:rFonts w:ascii="標楷體" w:eastAsia="標楷體" w:hAnsi="標楷體" w:hint="eastAsia"/>
+          <w:spacing w:val="-4"/>
+          <w:sz w:val="28"/>
+          <w:szCs w:val="28"/>
+        </w:rPr>
+      </w:pPr>
+      <w:r>
+        <w:rPr>
+          <w:rFonts w:ascii="標楷體" w:eastAsia="標楷體" w:hAnsi="標楷體" w:hint="eastAsia"/>
+          <w:spacing w:val="-4"/>
+          <w:sz w:val="28"/>
+          <w:szCs w:val="28"/>
+        </w:rPr>
+        <w:t xml:space="preserve">　　</w:t>
+      </w:r>
+      <w:r>
+        <w:rPr>
+          <w:rFonts w:ascii="標楷體" w:eastAsia="標楷體" w:hAnsi="標楷體" w:hint="eastAsia"/>
+          <w:spacing w:val="-4"/>
+          <w:sz w:val="28"/>
+          <w:szCs w:val="28"/>
+        </w:rPr>
+        <w:t>「駕長車，踏破賀蘭山缺」展現出</w:t>
+      </w:r>
+      <w:r>
+        <w:rPr>
+          <w:rFonts w:ascii="標楷體" w:eastAsia="標楷體" w:hAnsi="標楷體" w:hint="eastAsia"/>
+          <w:b/>
+          <w:bCs/>
+          <w:spacing w:val="-4"/>
+          <w:sz w:val="28"/>
+          <w:szCs w:val="28"/>
+        </w:rPr>
+        <w:t>摧枯拉朽</w:t>
+      </w:r>
+      <w:r>
+        <w:rPr>
+          <w:rFonts w:ascii="標楷體" w:eastAsia="標楷體" w:hAnsi="標楷體" w:hint="eastAsia"/>
+          <w:spacing w:val="-4"/>
+          <w:sz w:val="28"/>
+          <w:szCs w:val="28"/>
+        </w:rPr>
+        <w:t>的軍事氣勢與</w:t>
+      </w:r>
+      <w:r>
+        <w:rPr>
+          <w:rFonts w:ascii="標楷體" w:eastAsia="標楷體" w:hAnsi="標楷體" w:hint="eastAsia"/>
+          <w:b/>
+          <w:bCs/>
+          <w:spacing w:val="-4"/>
+          <w:sz w:val="28"/>
+          <w:szCs w:val="28"/>
+        </w:rPr>
+        <w:t>直搗黃龍</w:t>
+      </w:r>
+      <w:r>
+        <w:rPr>
+          <w:rFonts w:ascii="標楷體" w:eastAsia="標楷體" w:hAnsi="標楷體" w:hint="eastAsia"/>
+          <w:spacing w:val="-4"/>
+          <w:sz w:val="28"/>
+          <w:szCs w:val="28"/>
+        </w:rPr>
+        <w:t>的堅定信念。「壯志飢餐胡虜肉，笑談渴飲匈奴血」則運用誇張與古典典故，將對侵略者的恨之入骨與</w:t>
+      </w:r>
+      <w:r>
+        <w:rPr>
+          <w:rFonts w:ascii="標楷體" w:eastAsia="標楷體" w:hAnsi="標楷體" w:hint="eastAsia"/>
+          <w:b/>
+          <w:bCs/>
+          <w:spacing w:val="-4"/>
+          <w:sz w:val="28"/>
+          <w:szCs w:val="28"/>
+        </w:rPr>
+        <w:t>同仇敵愾</w:t>
+      </w:r>
+      <w:r>
+        <w:rPr>
+          <w:rFonts w:ascii="標楷體" w:eastAsia="標楷體" w:hAnsi="標楷體" w:hint="eastAsia"/>
+          <w:spacing w:val="-4"/>
+          <w:sz w:val="28"/>
+          <w:szCs w:val="28"/>
+        </w:rPr>
+        <w:t>寫得</w:t>
+      </w:r>
+      <w:r>
+        <w:rPr>
+          <w:rFonts w:ascii="標楷體" w:eastAsia="標楷體" w:hAnsi="標楷體" w:hint="eastAsia"/>
+          <w:b/>
+          <w:bCs/>
+          <w:spacing w:val="-4"/>
+          <w:sz w:val="28"/>
+          <w:szCs w:val="28"/>
+        </w:rPr>
+        <w:t>酣暢淋漓</w:t>
+      </w:r>
+      <w:r>
+        <w:rPr>
+          <w:rFonts w:ascii="標楷體" w:eastAsia="標楷體" w:hAnsi="標楷體" w:hint="eastAsia"/>
+          <w:spacing w:val="-4"/>
+          <w:sz w:val="28"/>
+          <w:szCs w:val="28"/>
+        </w:rPr>
+        <w:t>，表現出昂揚的戰鬥意志與英雄豪氣。結尾「待從頭、收拾舊山河，朝天闕」回歸理性與大局，詞人盼望著早日收復中原失地、重建山河，最後凱旋朝見朝廷，展現了忠君愛國的崇高理想。</w:t>
+      </w:r>
+    </w:p>
+    <w:p>
+      <w:pPr>
+        <w:spacing w:line="400" w:lineRule="exact"/>
+        <w:jc w:val="both"/>
+        <w:rPr>
+          <w:rFonts w:ascii="標楷體" w:eastAsia="標楷體" w:hAnsi="標楷體"/>
+          <w:spacing w:val="-4"/>
+          <w:sz w:val="28"/>
+          <w:szCs w:val="28"/>
+        </w:rPr>
+      </w:pPr>
+      <w:r>
+        <w:rPr>
+          <w:rFonts w:ascii="標楷體" w:eastAsia="標楷體" w:hAnsi="標楷體" w:hint="eastAsia"/>
+          <w:spacing w:val="-4"/>
+          <w:sz w:val="28"/>
+          <w:szCs w:val="28"/>
+        </w:rPr>
+        <w:t xml:space="preserve">　　</w:t>
+      </w:r>
+      <w:r>
+        <w:rPr>
+          <w:rFonts w:ascii="標楷體" w:eastAsia="標楷體" w:hAnsi="標楷體" w:hint="eastAsia"/>
+          <w:spacing w:val="-4"/>
+          <w:sz w:val="28"/>
+          <w:szCs w:val="28"/>
+        </w:rPr>
+        <w:t>整首詞</w:t>
+      </w:r>
+      <w:r>
+        <w:rPr>
+          <w:rFonts w:ascii="標楷體" w:eastAsia="標楷體" w:hAnsi="標楷體" w:hint="eastAsia"/>
+          <w:b/>
+          <w:bCs/>
+          <w:spacing w:val="-4"/>
+          <w:sz w:val="28"/>
+          <w:szCs w:val="28"/>
+        </w:rPr>
+        <w:t>音節鏗鏘</w:t>
+      </w:r>
+      <w:r>
+        <w:rPr>
+          <w:rFonts w:ascii="標楷體" w:eastAsia="標楷體" w:hAnsi="標楷體" w:hint="eastAsia"/>
+          <w:spacing w:val="-4"/>
+          <w:sz w:val="28"/>
+          <w:szCs w:val="28"/>
+        </w:rPr>
+        <w:t>，語言豪放而凝練，情真意切，將個人抱負與國家命運緊密相連，讀來令人熱血沸騰，堪稱</w:t>
+      </w:r>
+      <w:r>
+        <w:rPr>
+          <w:rFonts w:ascii="標楷體" w:eastAsia="標楷體" w:hAnsi="標楷體" w:hint="eastAsia"/>
+          <w:spacing w:val="-4"/>
+          <w:sz w:val="28"/>
+          <w:szCs w:val="28"/>
+          <w:u w:val="single"/>
+        </w:rPr>
+        <w:t>中國</w:t>
+      </w:r>
+      <w:r>
+        <w:rPr>
+          <w:rFonts w:ascii="標楷體" w:eastAsia="標楷體" w:hAnsi="標楷體" w:hint="eastAsia"/>
+          <w:spacing w:val="-4"/>
+          <w:sz w:val="28"/>
+          <w:szCs w:val="28"/>
+        </w:rPr>
+        <w:t>古代愛國詩詞中的絕唱。</w:t>
+      </w:r>
+    </w:p>
+    <w:p>
+      <w:pPr>
+        <w:spacing w:beforeLines="50" w:before="180" w:line="440" w:lineRule="exact"/>
+        <w:jc w:val="both"/>
         <w:rPr>
           <w:rFonts w:ascii="標楷體" w:eastAsia="標楷體" w:hAnsi="標楷體"/>
           <w:sz w:val="36"/>
           <w:szCs w:val="36"/>
-          <w:bdr w:val="single" w:sz="4" w:space="0" w:color="auto"/>
-        </w:rPr>
-        <w:sectPr>
-          <w:pgSz w:w="11906" w:h="16838"/>
-          <w:pgMar w:top="567" w:right="851" w:bottom="567" w:left="851" w:header="567" w:footer="0" w:gutter="0"/>
-          <w:cols w:space="425"/>
-          <w:docGrid w:type="lines" w:linePitch="360"/>
-        </w:sectPr>
-      </w:pPr>
-    </w:p>
-    <w:p>
-      <w:pPr>
-        <w:spacing w:line="440" w:lineRule="exact"/>
-        <w:rPr>
-          <w:rFonts w:ascii="標楷體" w:eastAsia="標楷體" w:hAnsi="標楷體"/>
-          <w:sz w:val="36"/>
-          <w:szCs w:val="36"/>
         </w:rPr>
       </w:pPr>
       <w:r>
@@ -2194,7 +1469,6 @@
           <w:szCs w:val="36"/>
           <w:bdr w:val="single" w:sz="4" w:space="0" w:color="auto"/>
         </w:rPr>
-        <w:lastRenderedPageBreak/>
         <w:t>補充</w:t>
       </w:r>
     </w:p>
@@ -2205,8 +1479,8 @@
           <w:ilvl w:val="0"/>
           <w:numId w:val="30"/>
         </w:numPr>
-        <w:spacing w:line="440" w:lineRule="exact"/>
-        <w:ind w:leftChars="0"/>
+        <w:spacing w:line="360" w:lineRule="exact"/>
+        <w:ind w:leftChars="0" w:left="284" w:hanging="284"/>
         <w:jc w:val="both"/>
         <w:rPr>
           <w:rFonts w:ascii="標楷體" w:eastAsia="標楷體" w:hAnsi="標楷體"/>
@@ -2216,94 +1490,27 @@
       </w:pPr>
       <w:r>
         <w:rPr>
-          <w:rFonts w:ascii="標楷體" w:eastAsia="標楷體" w:hAnsi="標楷體" w:hint="eastAsia"/>
-          <w:sz w:val="28"/>
-          <w:szCs w:val="28"/>
-        </w:rPr>
-        <w:t>驟</w:t>
-      </w:r>
-      <w:r>
-        <w:rPr>
-          <w:rFonts w:ascii="標楷體" w:eastAsia="標楷體" w:hAnsi="標楷體" w:hint="eastAsia"/>
-          <w:sz w:val="28"/>
-          <w:szCs w:val="28"/>
-        </w:rPr>
-        <w:t>(</w:t>
-      </w:r>
-      <w:r>
-        <w:rPr>
-          <w:rFonts w:ascii="標楷體" w:eastAsia="標楷體" w:hAnsi="標楷體" w:hint="eastAsia"/>
-          <w:color w:val="FF0000"/>
-          <w:sz w:val="16"/>
-          <w:szCs w:val="16"/>
-        </w:rPr>
-        <w:t>ㄗㄡˋ</w:t>
-      </w:r>
-      <w:r>
-        <w:rPr>
-          <w:rFonts w:ascii="標楷體" w:eastAsia="標楷體" w:hAnsi="標楷體" w:hint="eastAsia"/>
-          <w:sz w:val="28"/>
-          <w:szCs w:val="28"/>
-        </w:rPr>
-        <w:t>)</w:t>
-      </w:r>
-    </w:p>
-    <w:p>
-      <w:pPr>
-        <w:pStyle w:val="a6"/>
-        <w:numPr>
-          <w:ilvl w:val="0"/>
-          <w:numId w:val="31"/>
-        </w:numPr>
-        <w:spacing w:line="440" w:lineRule="exact"/>
-        <w:ind w:leftChars="0"/>
-        <w:jc w:val="both"/>
-        <w:rPr>
           <w:rFonts w:ascii="標楷體" w:eastAsia="標楷體" w:hAnsi="標楷體"/>
           <w:sz w:val="28"/>
           <w:szCs w:val="28"/>
         </w:rPr>
-      </w:pPr>
-      <w:r>
-        <w:rPr>
-          <w:rFonts w:ascii="標楷體" w:eastAsia="標楷體" w:hAnsi="標楷體" w:hint="eastAsia"/>
-          <w:sz w:val="28"/>
-          <w:szCs w:val="28"/>
-        </w:rPr>
-        <w:t>急速。【例】狂風驟雨</w:t>
-      </w:r>
-    </w:p>
-    <w:p>
-      <w:pPr>
-        <w:pStyle w:val="a6"/>
-        <w:numPr>
-          <w:ilvl w:val="0"/>
-          <w:numId w:val="31"/>
-        </w:numPr>
-        <w:spacing w:line="440" w:lineRule="exact"/>
-        <w:ind w:leftChars="0"/>
-        <w:jc w:val="both"/>
+        <w:t>翻騰</w:t>
+      </w:r>
+      <w:r>
+        <w:rPr>
+          <w:rFonts w:ascii="標楷體" w:eastAsia="標楷體" w:hAnsi="標楷體" w:hint="eastAsia"/>
+          <w:sz w:val="28"/>
+          <w:szCs w:val="28"/>
+        </w:rPr>
+        <w:t>：</w:t>
+      </w:r>
+      <w:r>
         <w:rPr>
           <w:rFonts w:ascii="標楷體" w:eastAsia="標楷體" w:hAnsi="標楷體"/>
           <w:sz w:val="28"/>
           <w:szCs w:val="28"/>
         </w:rPr>
-      </w:pPr>
-      <w:r>
-        <w:rPr>
-          <w:rFonts w:ascii="標楷體" w:eastAsia="標楷體" w:hAnsi="標楷體" w:hint="eastAsia"/>
-          <w:sz w:val="28"/>
-          <w:szCs w:val="28"/>
-        </w:rPr>
-        <w:t>忽然、突然。【例】驟變、驟然、驟發事件</w:t>
-      </w:r>
-      <w:r>
-        <w:rPr>
-          <w:rFonts w:ascii="標楷體" w:eastAsia="標楷體" w:hAnsi="標楷體" w:hint="eastAsia"/>
-          <w:sz w:val="28"/>
-          <w:szCs w:val="28"/>
-        </w:rPr>
-        <w:t>。</w:t>
+        <w:t>常用於描繪水勢洶湧或雲霧滾動；引申為內心情緒（如思緒、熱血、悲傷）極度劇烈地起伏湧動，難以平復。</w:t>
       </w:r>
     </w:p>
     <w:p>
@@ -2313,8 +1520,8 @@
           <w:ilvl w:val="0"/>
           <w:numId w:val="30"/>
         </w:numPr>
-        <w:spacing w:line="440" w:lineRule="exact"/>
-        <w:ind w:leftChars="0"/>
+        <w:spacing w:line="360" w:lineRule="exact"/>
+        <w:ind w:leftChars="0" w:left="284" w:hanging="284"/>
         <w:jc w:val="both"/>
         <w:rPr>
           <w:rFonts w:ascii="標楷體" w:eastAsia="標楷體" w:hAnsi="標楷體"/>
@@ -2324,11 +1531,11 @@
       </w:pPr>
       <w:r>
         <w:rPr>
-          <w:rFonts w:ascii="標楷體" w:eastAsia="標楷體" w:hAnsi="標楷體" w:hint="eastAsia"/>
-          <w:sz w:val="28"/>
-          <w:szCs w:val="28"/>
-        </w:rPr>
-        <w:t>風雲人生</w:t>
+          <w:rFonts w:ascii="標楷體" w:eastAsia="標楷體" w:hAnsi="標楷體"/>
+          <w:sz w:val="28"/>
+          <w:szCs w:val="28"/>
+        </w:rPr>
+        <w:t>激昂壯烈</w:t>
       </w:r>
       <w:r>
         <w:rPr>
@@ -2340,107 +1547,11 @@
       </w:r>
       <w:r>
         <w:rPr>
-          <w:rFonts w:ascii="標楷體" w:eastAsia="標楷體" w:hAnsi="標楷體" w:hint="eastAsia"/>
-          <w:sz w:val="28"/>
-          <w:szCs w:val="28"/>
-        </w:rPr>
-        <w:t>形容一個人經歷了許多波折和變化的人生。</w:t>
-      </w:r>
-      <w:r>
-        <w:rPr>
-          <w:rFonts w:ascii="標楷體" w:eastAsia="標楷體" w:hAnsi="標楷體" w:hint="eastAsia"/>
-          <w:sz w:val="28"/>
-          <w:szCs w:val="28"/>
-        </w:rPr>
-        <w:t>「</w:t>
-      </w:r>
-      <w:r>
-        <w:rPr>
-          <w:rFonts w:ascii="標楷體" w:eastAsia="標楷體" w:hAnsi="標楷體" w:hint="eastAsia"/>
-          <w:sz w:val="28"/>
-          <w:szCs w:val="28"/>
-        </w:rPr>
-        <w:t>風雲</w:t>
-      </w:r>
-      <w:r>
-        <w:rPr>
-          <w:rFonts w:ascii="標楷體" w:eastAsia="標楷體" w:hAnsi="標楷體" w:hint="eastAsia"/>
-          <w:sz w:val="28"/>
-          <w:szCs w:val="28"/>
-        </w:rPr>
-        <w:t>」</w:t>
-      </w:r>
-      <w:r>
-        <w:rPr>
-          <w:rFonts w:ascii="標楷體" w:eastAsia="標楷體" w:hAnsi="標楷體" w:hint="eastAsia"/>
-          <w:sz w:val="28"/>
-          <w:szCs w:val="28"/>
-        </w:rPr>
-        <w:t>代表了不穩定和變化的狀態，而</w:t>
-      </w:r>
-      <w:r>
-        <w:rPr>
-          <w:rFonts w:ascii="標楷體" w:eastAsia="標楷體" w:hAnsi="標楷體" w:hint="eastAsia"/>
-          <w:sz w:val="28"/>
-          <w:szCs w:val="28"/>
-        </w:rPr>
-        <w:t>「</w:t>
-      </w:r>
-      <w:r>
-        <w:rPr>
-          <w:rFonts w:ascii="標楷體" w:eastAsia="標楷體" w:hAnsi="標楷體" w:hint="eastAsia"/>
-          <w:sz w:val="28"/>
-          <w:szCs w:val="28"/>
-        </w:rPr>
-        <w:t>人生</w:t>
-      </w:r>
-      <w:r>
-        <w:rPr>
-          <w:rFonts w:ascii="標楷體" w:eastAsia="標楷體" w:hAnsi="標楷體" w:hint="eastAsia"/>
-          <w:sz w:val="28"/>
-          <w:szCs w:val="28"/>
-        </w:rPr>
-        <w:t>」</w:t>
-      </w:r>
-      <w:r>
-        <w:rPr>
-          <w:rFonts w:ascii="標楷體" w:eastAsia="標楷體" w:hAnsi="標楷體" w:hint="eastAsia"/>
-          <w:sz w:val="28"/>
-          <w:szCs w:val="28"/>
-        </w:rPr>
-        <w:t>則是指個人的生活經歷。因此，</w:t>
-      </w:r>
-      <w:r>
-        <w:rPr>
-          <w:rFonts w:ascii="標楷體" w:eastAsia="標楷體" w:hAnsi="標楷體" w:hint="eastAsia"/>
-          <w:sz w:val="28"/>
-          <w:szCs w:val="28"/>
-        </w:rPr>
-        <w:t>「</w:t>
-      </w:r>
-      <w:r>
-        <w:rPr>
-          <w:rFonts w:ascii="標楷體" w:eastAsia="標楷體" w:hAnsi="標楷體" w:hint="eastAsia"/>
-          <w:sz w:val="28"/>
-          <w:szCs w:val="28"/>
-        </w:rPr>
-        <w:t>風雲人生</w:t>
-      </w:r>
-      <w:r>
-        <w:rPr>
-          <w:rFonts w:ascii="標楷體" w:eastAsia="標楷體" w:hAnsi="標楷體" w:hint="eastAsia"/>
-          <w:sz w:val="28"/>
-          <w:szCs w:val="28"/>
-        </w:rPr>
-        <w:t>」</w:t>
-      </w:r>
-      <w:r>
-        <w:rPr>
-          <w:rFonts w:ascii="標楷體" w:eastAsia="標楷體" w:hAnsi="標楷體" w:hint="eastAsia"/>
-          <w:sz w:val="28"/>
-          <w:szCs w:val="28"/>
-        </w:rPr>
-        <w:t>強調了一個人一生中所經歷的坎坷、挑戰和重大事件，可能包括成功、失敗、困難和轉折點等。</w:t>
+          <w:rFonts w:ascii="標楷體" w:eastAsia="標楷體" w:hAnsi="標楷體"/>
+          <w:sz w:val="28"/>
+          <w:szCs w:val="28"/>
+        </w:rPr>
+        <w:t>情緒高昂激動，氣節壯烈浩大。形容面對大局或生死時，所展現出的豪邁氣概與奮不顧身的犧牲精神，充滿震撼人心的感染力。</w:t>
       </w:r>
     </w:p>
     <w:p>
@@ -2450,8 +1561,8 @@
           <w:ilvl w:val="0"/>
           <w:numId w:val="30"/>
         </w:numPr>
-        <w:spacing w:line="440" w:lineRule="exact"/>
-        <w:ind w:leftChars="0"/>
+        <w:spacing w:line="360" w:lineRule="exact"/>
+        <w:ind w:leftChars="0" w:left="284" w:hanging="284"/>
         <w:jc w:val="both"/>
         <w:rPr>
           <w:rFonts w:ascii="標楷體" w:eastAsia="標楷體" w:hAnsi="標楷體"/>
@@ -2461,61 +1572,27 @@
       </w:pPr>
       <w:r>
         <w:rPr>
-          <w:rFonts w:ascii="標楷體" w:eastAsia="標楷體" w:hAnsi="標楷體" w:hint="eastAsia"/>
-          <w:sz w:val="28"/>
-          <w:szCs w:val="28"/>
-        </w:rPr>
-        <w:t>消磨</w:t>
-      </w:r>
-    </w:p>
-    <w:p>
-      <w:pPr>
-        <w:pStyle w:val="a6"/>
-        <w:numPr>
-          <w:ilvl w:val="0"/>
-          <w:numId w:val="32"/>
-        </w:numPr>
-        <w:spacing w:line="440" w:lineRule="exact"/>
-        <w:ind w:leftChars="0"/>
-        <w:jc w:val="both"/>
-        <w:rPr>
           <w:rFonts w:ascii="標楷體" w:eastAsia="標楷體" w:hAnsi="標楷體"/>
           <w:sz w:val="28"/>
           <w:szCs w:val="28"/>
         </w:rPr>
-      </w:pPr>
-      <w:r>
-        <w:rPr>
-          <w:rFonts w:ascii="標楷體" w:eastAsia="標楷體" w:hAnsi="標楷體" w:hint="eastAsia"/>
-          <w:sz w:val="28"/>
-          <w:szCs w:val="28"/>
-        </w:rPr>
-        <w:t>耗減。【例】漫長的等待，把他的耐性都給消磨殆盡了。</w:t>
-      </w:r>
-    </w:p>
-    <w:p>
-      <w:pPr>
-        <w:pStyle w:val="a6"/>
-        <w:numPr>
-          <w:ilvl w:val="0"/>
-          <w:numId w:val="32"/>
-        </w:numPr>
-        <w:spacing w:line="440" w:lineRule="exact"/>
-        <w:ind w:leftChars="0"/>
-        <w:jc w:val="both"/>
+        <w:t>馳騁</w:t>
+      </w:r>
+      <w:r>
+        <w:rPr>
+          <w:rFonts w:ascii="標楷體" w:eastAsia="標楷體" w:hAnsi="標楷體" w:hint="eastAsia"/>
+          <w:sz w:val="28"/>
+          <w:szCs w:val="28"/>
+        </w:rPr>
+        <w:t>：</w:t>
+      </w:r>
+      <w:r>
         <w:rPr>
           <w:rFonts w:ascii="標楷體" w:eastAsia="標楷體" w:hAnsi="標楷體"/>
           <w:sz w:val="28"/>
           <w:szCs w:val="28"/>
         </w:rPr>
-      </w:pPr>
-      <w:r>
-        <w:rPr>
-          <w:rFonts w:ascii="標楷體" w:eastAsia="標楷體" w:hAnsi="標楷體" w:hint="eastAsia"/>
-          <w:sz w:val="28"/>
-          <w:szCs w:val="28"/>
-        </w:rPr>
-        <w:t>排遣。【例】為了消磨時間，她決定去學插花。</w:t>
+        <w:t>縱馬疾馳、奔跑奔騰。象徵在廣闊的舞台、戰場或領域中自由自在地施展抱負、發揮才幹，展現出無拘無束的雄風。</w:t>
       </w:r>
     </w:p>
     <w:p>
@@ -2525,8 +1602,8 @@
           <w:ilvl w:val="0"/>
           <w:numId w:val="30"/>
         </w:numPr>
-        <w:spacing w:line="440" w:lineRule="exact"/>
-        <w:ind w:leftChars="0"/>
+        <w:spacing w:line="360" w:lineRule="exact"/>
+        <w:ind w:leftChars="0" w:left="284" w:hanging="284"/>
         <w:jc w:val="both"/>
         <w:rPr>
           <w:rFonts w:ascii="標楷體" w:eastAsia="標楷體" w:hAnsi="標楷體"/>
@@ -2536,11 +1613,27 @@
       </w:pPr>
       <w:r>
         <w:rPr>
-          <w:rFonts w:ascii="標楷體" w:eastAsia="標楷體" w:hAnsi="標楷體" w:hint="eastAsia"/>
-          <w:sz w:val="28"/>
-          <w:szCs w:val="28"/>
-        </w:rPr>
-        <w:t>泯</w:t>
+          <w:rFonts w:ascii="標楷體" w:eastAsia="標楷體" w:hAnsi="標楷體"/>
+          <w:sz w:val="28"/>
+          <w:szCs w:val="28"/>
+        </w:rPr>
+        <w:t>波瀾壯闊</w:t>
+      </w:r>
+      <w:r>
+        <w:rPr>
+          <w:rFonts w:ascii="標楷體" w:eastAsia="標楷體" w:hAnsi="標楷體" w:hint="eastAsia"/>
+          <w:sz w:val="28"/>
+          <w:szCs w:val="28"/>
+        </w:rPr>
+        <w:t>：</w:t>
+      </w:r>
+      <w:r>
+        <w:rPr>
+          <w:rFonts w:ascii="標楷體" w:eastAsia="標楷體" w:hAnsi="標楷體"/>
+          <w:sz w:val="28"/>
+          <w:szCs w:val="28"/>
+        </w:rPr>
+        <w:t>水勢浩大，波浪起伏壯觀。多用來比喻形勢、歷史進程或作品規模氣勢磅礴</w:t>
       </w:r>
       <w:r>
         <w:rPr>
@@ -2553,11 +1646,11 @@
       <w:r>
         <w:rPr>
           <w:rFonts w:ascii="標楷體" w:eastAsia="標楷體" w:hAnsi="標楷體" w:hint="eastAsia"/>
-          <w:color w:val="FF0000"/>
+          <w:color w:val="EE0000"/>
           <w:sz w:val="16"/>
           <w:szCs w:val="16"/>
         </w:rPr>
-        <w:t>ㄇㄧㄣˇ</w:t>
+        <w:t>ㄆㄤ ㄅㄛˊ</w:t>
       </w:r>
       <w:r>
         <w:rPr>
@@ -2569,61 +1662,11 @@
       </w:r>
       <w:r>
         <w:rPr>
-          <w:rFonts w:ascii="標楷體" w:eastAsia="標楷體" w:hAnsi="標楷體" w:hint="eastAsia"/>
-          <w:sz w:val="28"/>
-          <w:szCs w:val="28"/>
-        </w:rPr>
-        <w:t>滅</w:t>
-      </w:r>
-    </w:p>
-    <w:p>
-      <w:pPr>
-        <w:pStyle w:val="a6"/>
-        <w:numPr>
-          <w:ilvl w:val="0"/>
-          <w:numId w:val="33"/>
-        </w:numPr>
-        <w:spacing w:line="440" w:lineRule="exact"/>
-        <w:ind w:leftChars="0"/>
-        <w:jc w:val="both"/>
-        <w:rPr>
           <w:rFonts w:ascii="標楷體" w:eastAsia="標楷體" w:hAnsi="標楷體"/>
           <w:sz w:val="28"/>
           <w:szCs w:val="28"/>
         </w:rPr>
-      </w:pPr>
-      <w:r>
-        <w:rPr>
-          <w:rFonts w:ascii="標楷體" w:eastAsia="標楷體" w:hAnsi="標楷體" w:hint="eastAsia"/>
-          <w:sz w:val="28"/>
-          <w:szCs w:val="28"/>
-        </w:rPr>
-        <w:t>消失、滅絕。【例】泯滅人性</w:t>
-      </w:r>
-    </w:p>
-    <w:p>
-      <w:pPr>
-        <w:pStyle w:val="a6"/>
-        <w:numPr>
-          <w:ilvl w:val="0"/>
-          <w:numId w:val="33"/>
-        </w:numPr>
-        <w:spacing w:line="440" w:lineRule="exact"/>
-        <w:ind w:leftChars="0"/>
-        <w:jc w:val="both"/>
-        <w:rPr>
-          <w:rFonts w:ascii="標楷體" w:eastAsia="標楷體" w:hAnsi="標楷體"/>
-          <w:sz w:val="28"/>
-          <w:szCs w:val="28"/>
-        </w:rPr>
-      </w:pPr>
-      <w:r>
-        <w:rPr>
-          <w:rFonts w:ascii="標楷體" w:eastAsia="標楷體" w:hAnsi="標楷體" w:hint="eastAsia"/>
-          <w:sz w:val="28"/>
-          <w:szCs w:val="28"/>
-        </w:rPr>
-        <w:t>形跡消滅。也作「泯沒」。</w:t>
+        <w:t>、場面宏大，充滿豐富的變化與層次。</w:t>
       </w:r>
     </w:p>
     <w:p>
@@ -2633,8 +1676,8 @@
           <w:ilvl w:val="0"/>
           <w:numId w:val="30"/>
         </w:numPr>
-        <w:spacing w:line="440" w:lineRule="exact"/>
-        <w:ind w:leftChars="0"/>
+        <w:spacing w:line="360" w:lineRule="exact"/>
+        <w:ind w:leftChars="0" w:left="284" w:hanging="284"/>
         <w:jc w:val="both"/>
         <w:rPr>
           <w:rFonts w:ascii="標楷體" w:eastAsia="標楷體" w:hAnsi="標楷體"/>
@@ -2644,49 +1687,27 @@
       </w:pPr>
       <w:r>
         <w:rPr>
-          <w:rFonts w:ascii="標楷體" w:eastAsia="標楷體" w:hAnsi="標楷體" w:hint="eastAsia"/>
-          <w:sz w:val="28"/>
-          <w:szCs w:val="28"/>
-        </w:rPr>
-        <w:t>氣勢磅礴(</w:t>
-      </w:r>
-      <w:r>
-        <w:rPr>
-          <w:rFonts w:ascii="標楷體" w:eastAsia="標楷體" w:hAnsi="標楷體" w:hint="eastAsia"/>
-          <w:color w:val="FF0000"/>
-          <w:sz w:val="16"/>
-          <w:szCs w:val="16"/>
-        </w:rPr>
-        <w:t>ㄆㄤ ㄅㄛˊ</w:t>
-      </w:r>
-      <w:r>
-        <w:rPr>
-          <w:rFonts w:ascii="標楷體" w:eastAsia="標楷體" w:hAnsi="標楷體" w:hint="eastAsia"/>
-          <w:sz w:val="28"/>
-          <w:szCs w:val="28"/>
-        </w:rPr>
-        <w:t>)：形容氣勢極其雄偉壯盛。</w:t>
-      </w:r>
-    </w:p>
-    <w:p>
-      <w:pPr>
-        <w:pStyle w:val="a6"/>
-        <w:spacing w:line="440" w:lineRule="exact"/>
-        <w:ind w:leftChars="0"/>
-        <w:jc w:val="both"/>
-        <w:rPr>
           <w:rFonts w:ascii="標楷體" w:eastAsia="標楷體" w:hAnsi="標楷體"/>
           <w:sz w:val="28"/>
           <w:szCs w:val="28"/>
         </w:rPr>
-      </w:pPr>
-      <w:r>
-        <w:rPr>
-          <w:rFonts w:ascii="標楷體" w:eastAsia="標楷體" w:hAnsi="標楷體" w:hint="eastAsia"/>
-          <w:sz w:val="28"/>
-          <w:szCs w:val="28"/>
-        </w:rPr>
-        <w:t>【例】這幅潑墨山水畫筆致豪放，氣勢磅礴。</w:t>
+        <w:t>筆力雄健</w:t>
+      </w:r>
+      <w:r>
+        <w:rPr>
+          <w:rFonts w:ascii="標楷體" w:eastAsia="標楷體" w:hAnsi="標楷體" w:hint="eastAsia"/>
+          <w:sz w:val="28"/>
+          <w:szCs w:val="28"/>
+        </w:rPr>
+        <w:t>：</w:t>
+      </w:r>
+      <w:r>
+        <w:rPr>
+          <w:rFonts w:ascii="標楷體" w:eastAsia="標楷體" w:hAnsi="標楷體"/>
+          <w:sz w:val="28"/>
+          <w:szCs w:val="28"/>
+        </w:rPr>
+        <w:t>書法或文章的筆觸剛勁有力、雄渾健拔。</w:t>
       </w:r>
     </w:p>
     <w:p>
@@ -2696,8 +1717,8 @@
           <w:ilvl w:val="0"/>
           <w:numId w:val="30"/>
         </w:numPr>
-        <w:spacing w:line="440" w:lineRule="exact"/>
-        <w:ind w:leftChars="0"/>
+        <w:spacing w:line="360" w:lineRule="exact"/>
+        <w:ind w:leftChars="0" w:left="284" w:hanging="284"/>
         <w:jc w:val="both"/>
         <w:rPr>
           <w:rFonts w:ascii="標楷體" w:eastAsia="標楷體" w:hAnsi="標楷體"/>
@@ -2707,19 +1728,15 @@
       </w:pPr>
       <w:r>
         <w:rPr>
-          <w:rFonts w:ascii="標楷體" w:eastAsia="標楷體" w:hAnsi="標楷體" w:hint="eastAsia"/>
-          <w:b/>
-          <w:bCs/>
-          <w:sz w:val="28"/>
-          <w:szCs w:val="28"/>
-        </w:rPr>
-        <w:t>浩然之氣</w:t>
-      </w:r>
-      <w:r>
-        <w:rPr>
-          <w:rFonts w:ascii="標楷體" w:eastAsia="標楷體" w:hAnsi="標楷體" w:hint="eastAsia"/>
-          <w:b/>
-          <w:bCs/>
+          <w:rFonts w:ascii="標楷體" w:eastAsia="標楷體" w:hAnsi="標楷體"/>
+          <w:sz w:val="28"/>
+          <w:szCs w:val="28"/>
+        </w:rPr>
+        <w:t>浩然正氣</w:t>
+      </w:r>
+      <w:r>
+        <w:rPr>
+          <w:rFonts w:ascii="標楷體" w:eastAsia="標楷體" w:hAnsi="標楷體" w:hint="eastAsia"/>
           <w:sz w:val="28"/>
           <w:szCs w:val="28"/>
         </w:rPr>
@@ -2727,81 +1744,11 @@
       </w:r>
       <w:r>
         <w:rPr>
-          <w:rFonts w:ascii="標楷體" w:eastAsia="標楷體" w:hAnsi="標楷體" w:hint="eastAsia"/>
-          <w:b/>
-          <w:bCs/>
-          <w:sz w:val="28"/>
-          <w:szCs w:val="28"/>
-        </w:rPr>
-        <w:t>浩然之氣為正氣，正大剛直的精神。</w:t>
-      </w:r>
-    </w:p>
-    <w:p>
-      <w:pPr>
-        <w:pStyle w:val="a6"/>
-        <w:spacing w:line="440" w:lineRule="exact"/>
-        <w:ind w:leftChars="0"/>
-        <w:jc w:val="both"/>
-        <w:rPr>
           <w:rFonts w:ascii="標楷體" w:eastAsia="標楷體" w:hAnsi="標楷體"/>
-          <w:b/>
-          <w:bCs/>
-          <w:sz w:val="28"/>
-          <w:szCs w:val="28"/>
-        </w:rPr>
-      </w:pPr>
-      <w:r>
-        <w:rPr>
-          <w:rFonts w:ascii="標楷體" w:eastAsia="標楷體" w:hAnsi="標楷體" w:hint="eastAsia"/>
-          <w:b/>
-          <w:bCs/>
-          <w:sz w:val="28"/>
-          <w:szCs w:val="28"/>
-        </w:rPr>
-        <w:t>正大：</w:t>
-      </w:r>
-      <w:r>
-        <w:rPr>
-          <w:rFonts w:ascii="標楷體" w:eastAsia="標楷體" w:hAnsi="標楷體" w:hint="eastAsia"/>
-          <w:b/>
-          <w:bCs/>
-          <w:sz w:val="28"/>
-          <w:szCs w:val="28"/>
-        </w:rPr>
-        <w:t>公正，不存私心。</w:t>
-      </w:r>
-    </w:p>
-    <w:p>
-      <w:pPr>
-        <w:pStyle w:val="a6"/>
-        <w:spacing w:line="440" w:lineRule="exact"/>
-        <w:ind w:leftChars="0"/>
-        <w:jc w:val="both"/>
-        <w:rPr>
-          <w:rFonts w:ascii="標楷體" w:eastAsia="標楷體" w:hAnsi="標楷體"/>
-          <w:sz w:val="28"/>
-          <w:szCs w:val="28"/>
-        </w:rPr>
-      </w:pPr>
-      <w:r>
-        <w:rPr>
-          <w:rFonts w:ascii="標楷體" w:eastAsia="標楷體" w:hAnsi="標楷體" w:hint="eastAsia"/>
-          <w:b/>
-          <w:bCs/>
-          <w:sz w:val="28"/>
-          <w:szCs w:val="28"/>
-        </w:rPr>
-        <w:t>剛直：</w:t>
-      </w:r>
-      <w:r>
-        <w:rPr>
-          <w:rFonts w:ascii="標楷體" w:eastAsia="標楷體" w:hAnsi="標楷體" w:hint="eastAsia"/>
-          <w:b/>
-          <w:bCs/>
-          <w:sz w:val="28"/>
-          <w:szCs w:val="28"/>
-        </w:rPr>
-        <w:t>剛正直爽。</w:t>
+          <w:sz w:val="28"/>
+          <w:szCs w:val="28"/>
+        </w:rPr>
+        <w:t>正大光明、剛直坦蕩的胸懷與氣節。</w:t>
       </w:r>
     </w:p>
     <w:p>
@@ -2811,8 +1758,8 @@
           <w:ilvl w:val="0"/>
           <w:numId w:val="30"/>
         </w:numPr>
-        <w:spacing w:line="440" w:lineRule="exact"/>
-        <w:ind w:leftChars="0"/>
+        <w:spacing w:line="360" w:lineRule="exact"/>
+        <w:ind w:leftChars="0" w:left="284" w:hanging="284"/>
         <w:jc w:val="both"/>
         <w:rPr>
           <w:rFonts w:ascii="標楷體" w:eastAsia="標楷體" w:hAnsi="標楷體"/>
@@ -2822,19 +1769,27 @@
       </w:pPr>
       <w:r>
         <w:rPr>
-          <w:rFonts w:ascii="標楷體" w:eastAsia="標楷體" w:hAnsi="標楷體" w:hint="eastAsia"/>
-          <w:sz w:val="28"/>
-          <w:szCs w:val="28"/>
-        </w:rPr>
-        <w:t>充盈</w:t>
-      </w:r>
-      <w:r>
-        <w:rPr>
-          <w:rFonts w:ascii="標楷體" w:eastAsia="標楷體" w:hAnsi="標楷體" w:hint="eastAsia"/>
-          <w:sz w:val="28"/>
-          <w:szCs w:val="28"/>
-        </w:rPr>
-        <w:t>：充滿、充裕、豐滿。</w:t>
+          <w:rFonts w:ascii="標楷體" w:eastAsia="標楷體" w:hAnsi="標楷體"/>
+          <w:sz w:val="28"/>
+          <w:szCs w:val="28"/>
+        </w:rPr>
+        <w:t>沉鬱而蒼涼</w:t>
+      </w:r>
+      <w:r>
+        <w:rPr>
+          <w:rFonts w:ascii="標楷體" w:eastAsia="標楷體" w:hAnsi="標楷體" w:hint="eastAsia"/>
+          <w:sz w:val="28"/>
+          <w:szCs w:val="28"/>
+        </w:rPr>
+        <w:t>：</w:t>
+      </w:r>
+      <w:r>
+        <w:rPr>
+          <w:rFonts w:ascii="標楷體" w:eastAsia="標楷體" w:hAnsi="標楷體"/>
+          <w:sz w:val="28"/>
+          <w:szCs w:val="28"/>
+        </w:rPr>
+        <w:t>思想情感深沉抑鬱，且帶有滄桑冷寂的氣息。</w:t>
       </w:r>
     </w:p>
     <w:p>
@@ -2844,8 +1799,8 @@
           <w:ilvl w:val="0"/>
           <w:numId w:val="30"/>
         </w:numPr>
-        <w:spacing w:line="440" w:lineRule="exact"/>
-        <w:ind w:leftChars="0"/>
+        <w:spacing w:line="360" w:lineRule="exact"/>
+        <w:ind w:leftChars="0" w:left="284" w:hanging="284"/>
         <w:jc w:val="both"/>
         <w:rPr>
           <w:rFonts w:ascii="標楷體" w:eastAsia="標楷體" w:hAnsi="標楷體"/>
@@ -2855,11 +1810,11 @@
       </w:pPr>
       <w:r>
         <w:rPr>
-          <w:rFonts w:ascii="標楷體" w:eastAsia="標楷體" w:hAnsi="標楷體" w:hint="eastAsia"/>
-          <w:sz w:val="28"/>
-          <w:szCs w:val="28"/>
-        </w:rPr>
-        <w:t>縱</w:t>
+          <w:rFonts w:ascii="標楷體" w:eastAsia="標楷體" w:hAnsi="標楷體"/>
+          <w:sz w:val="28"/>
+          <w:szCs w:val="28"/>
+        </w:rPr>
+        <w:t>大氣磅礴</w:t>
       </w:r>
       <w:r>
         <w:rPr>
@@ -2872,29 +1827,11 @@
       <w:r>
         <w:rPr>
           <w:rFonts w:ascii="標楷體" w:eastAsia="標楷體" w:hAnsi="標楷體" w:hint="eastAsia"/>
-          <w:color w:val="FF0000"/>
+          <w:color w:val="EE0000"/>
           <w:sz w:val="16"/>
           <w:szCs w:val="16"/>
         </w:rPr>
-        <w:t>ㄗㄨ</w:t>
-      </w:r>
-      <w:r>
-        <w:rPr>
-          <w:rFonts w:ascii="標楷體" w:eastAsia="標楷體" w:hAnsi="標楷體" w:hint="eastAsia"/>
-          <w:color w:val="FF0000"/>
-          <w:sz w:val="16"/>
-          <w:szCs w:val="16"/>
-        </w:rPr>
-        <w:t>ㄥ</w:t>
-      </w:r>
-      <w:r>
-        <w:rPr>
-          <w:rFonts w:ascii="標楷體" w:eastAsia="標楷體" w:hAnsi="標楷體" w:hint="eastAsia"/>
-          <w:color w:val="FF0000"/>
-          <w:sz w:val="16"/>
-          <w:szCs w:val="16"/>
-        </w:rPr>
-        <w:t>ˋ</w:t>
+        <w:t>ㄆㄤ ㄅㄛˊ</w:t>
       </w:r>
       <w:r>
         <w:rPr>
@@ -2910,23 +1847,15 @@
           <w:sz w:val="28"/>
           <w:szCs w:val="28"/>
         </w:rPr>
-        <w:t>目</w:t>
-      </w:r>
-      <w:r>
-        <w:rPr>
-          <w:rFonts w:ascii="標楷體" w:eastAsia="標楷體" w:hAnsi="標楷體" w:hint="eastAsia"/>
-          <w:sz w:val="28"/>
-          <w:szCs w:val="28"/>
-        </w:rPr>
         <w:t>：</w:t>
       </w:r>
       <w:r>
         <w:rPr>
-          <w:rFonts w:ascii="標楷體" w:eastAsia="標楷體" w:hAnsi="標楷體" w:hint="eastAsia"/>
-          <w:sz w:val="28"/>
-          <w:szCs w:val="28"/>
-        </w:rPr>
-        <w:t>極目遠望。也作「縱眺」。</w:t>
+          <w:rFonts w:ascii="標楷體" w:eastAsia="標楷體" w:hAnsi="標楷體"/>
+          <w:sz w:val="28"/>
+          <w:szCs w:val="28"/>
+        </w:rPr>
+        <w:t>氣勢浩大浩瀚、鋪天蓋地。形容自然景觀、藝術創作或文章氣象開闊、格局宏大，給人無比震撼與威嚴的感受。</w:t>
       </w:r>
     </w:p>
     <w:p>
@@ -2936,8 +1865,8 @@
           <w:ilvl w:val="0"/>
           <w:numId w:val="30"/>
         </w:numPr>
-        <w:spacing w:line="440" w:lineRule="exact"/>
-        <w:ind w:leftChars="0"/>
+        <w:spacing w:line="360" w:lineRule="exact"/>
+        <w:ind w:leftChars="0" w:left="284" w:hanging="284"/>
         <w:jc w:val="both"/>
         <w:rPr>
           <w:rFonts w:ascii="標楷體" w:eastAsia="標楷體" w:hAnsi="標楷體"/>
@@ -2947,27 +1876,27 @@
       </w:pPr>
       <w:r>
         <w:rPr>
-          <w:rFonts w:ascii="標楷體" w:eastAsia="標楷體" w:hAnsi="標楷體" w:hint="eastAsia"/>
-          <w:sz w:val="28"/>
-          <w:szCs w:val="28"/>
-        </w:rPr>
-        <w:t>天宇</w:t>
-      </w:r>
-      <w:r>
-        <w:rPr>
-          <w:rFonts w:ascii="標楷體" w:eastAsia="標楷體" w:hAnsi="標楷體" w:hint="eastAsia"/>
-          <w:sz w:val="28"/>
-          <w:szCs w:val="28"/>
-        </w:rPr>
-        <w:t>：天空；天下；</w:t>
-      </w:r>
-      <w:r>
-        <w:rPr>
-          <w:rFonts w:ascii="標楷體" w:eastAsia="標楷體" w:hAnsi="標楷體" w:hint="eastAsia"/>
-          <w:sz w:val="28"/>
-          <w:szCs w:val="28"/>
-        </w:rPr>
-        <w:t>天子之宇下，指帝都、京都。</w:t>
+          <w:rFonts w:ascii="標楷體" w:eastAsia="標楷體" w:hAnsi="標楷體"/>
+          <w:sz w:val="28"/>
+          <w:szCs w:val="28"/>
+        </w:rPr>
+        <w:t>英雄氣概</w:t>
+      </w:r>
+      <w:r>
+        <w:rPr>
+          <w:rFonts w:ascii="標楷體" w:eastAsia="標楷體" w:hAnsi="標楷體" w:hint="eastAsia"/>
+          <w:sz w:val="28"/>
+          <w:szCs w:val="28"/>
+        </w:rPr>
+        <w:t>：</w:t>
+      </w:r>
+      <w:r>
+        <w:rPr>
+          <w:rFonts w:ascii="標楷體" w:eastAsia="標楷體" w:hAnsi="標楷體"/>
+          <w:sz w:val="28"/>
+          <w:szCs w:val="28"/>
+        </w:rPr>
+        <w:t>強調在危難或挑戰面前，展現出勇於擔當、不怕犧牲、堅韌不拔的高尚品格與豪情。</w:t>
       </w:r>
     </w:p>
     <w:p>
@@ -2977,8 +1906,8 @@
           <w:ilvl w:val="0"/>
           <w:numId w:val="30"/>
         </w:numPr>
-        <w:spacing w:line="440" w:lineRule="exact"/>
-        <w:ind w:leftChars="0"/>
+        <w:spacing w:line="360" w:lineRule="exact"/>
+        <w:ind w:leftChars="0" w:left="284" w:hanging="426"/>
         <w:jc w:val="both"/>
         <w:rPr>
           <w:rFonts w:ascii="標楷體" w:eastAsia="標楷體" w:hAnsi="標楷體"/>
@@ -2988,44 +1917,11 @@
       </w:pPr>
       <w:r>
         <w:rPr>
-          <w:rFonts w:ascii="標楷體" w:eastAsia="標楷體" w:hAnsi="標楷體" w:hint="eastAsia"/>
-          <w:sz w:val="28"/>
-          <w:szCs w:val="28"/>
-        </w:rPr>
-        <w:t>迸</w:t>
-      </w:r>
-      <w:r>
-        <w:rPr>
-          <w:rFonts w:ascii="標楷體" w:eastAsia="標楷體" w:hAnsi="標楷體" w:hint="eastAsia"/>
-          <w:sz w:val="28"/>
-          <w:szCs w:val="28"/>
-        </w:rPr>
-        <w:t>(</w:t>
-      </w:r>
-      <w:r>
-        <w:rPr>
-          <w:rFonts w:ascii="標楷體" w:eastAsia="標楷體" w:hAnsi="標楷體" w:hint="eastAsia"/>
-          <w:color w:val="FF0000"/>
-          <w:sz w:val="16"/>
-          <w:szCs w:val="16"/>
-        </w:rPr>
-        <w:t>ㄅㄥˋ</w:t>
-      </w:r>
-      <w:r>
-        <w:rPr>
-          <w:rFonts w:ascii="標楷體" w:eastAsia="標楷體" w:hAnsi="標楷體" w:hint="eastAsia"/>
-          <w:sz w:val="28"/>
-          <w:szCs w:val="28"/>
-        </w:rPr>
-        <w:t>)</w:t>
-      </w:r>
-      <w:r>
-        <w:rPr>
-          <w:rFonts w:ascii="標楷體" w:eastAsia="標楷體" w:hAnsi="標楷體" w:hint="eastAsia"/>
-          <w:sz w:val="28"/>
-          <w:szCs w:val="28"/>
-        </w:rPr>
-        <w:t>發</w:t>
+          <w:rFonts w:ascii="標楷體" w:eastAsia="標楷體" w:hAnsi="標楷體"/>
+          <w:sz w:val="28"/>
+          <w:szCs w:val="28"/>
+        </w:rPr>
+        <w:t>痛徹心扉</w:t>
       </w:r>
       <w:r>
         <w:rPr>
@@ -3037,32 +1933,11 @@
       </w:r>
       <w:r>
         <w:rPr>
-          <w:rFonts w:ascii="標楷體" w:eastAsia="標楷體" w:hAnsi="標楷體" w:hint="eastAsia"/>
-          <w:sz w:val="28"/>
-          <w:szCs w:val="28"/>
-        </w:rPr>
-        <w:t>由內而外突然冒出而向外四散。</w:t>
-      </w:r>
-    </w:p>
-    <w:p>
-      <w:pPr>
-        <w:pStyle w:val="a6"/>
-        <w:spacing w:line="440" w:lineRule="exact"/>
-        <w:ind w:leftChars="0"/>
-        <w:jc w:val="both"/>
-        <w:rPr>
           <w:rFonts w:ascii="標楷體" w:eastAsia="標楷體" w:hAnsi="標楷體"/>
           <w:sz w:val="28"/>
           <w:szCs w:val="28"/>
         </w:rPr>
-      </w:pPr>
-      <w:r>
-        <w:rPr>
-          <w:rFonts w:ascii="標楷體" w:eastAsia="標楷體" w:hAnsi="標楷體" w:hint="eastAsia"/>
-          <w:sz w:val="28"/>
-          <w:szCs w:val="28"/>
-        </w:rPr>
-        <w:t>【例】火紅的木炭在黑夜中不時的迸發出火星。</w:t>
+        <w:t>疼痛或悲傷直達心坎、貫穿胸膛。</w:t>
       </w:r>
     </w:p>
     <w:p>
@@ -3072,8 +1947,8 @@
           <w:ilvl w:val="0"/>
           <w:numId w:val="30"/>
         </w:numPr>
-        <w:spacing w:line="440" w:lineRule="exact"/>
-        <w:ind w:leftChars="0"/>
+        <w:spacing w:line="360" w:lineRule="exact"/>
+        <w:ind w:leftChars="0" w:left="284" w:hanging="426"/>
         <w:jc w:val="both"/>
         <w:rPr>
           <w:rFonts w:ascii="標楷體" w:eastAsia="標楷體" w:hAnsi="標楷體"/>
@@ -3083,11 +1958,11 @@
       </w:pPr>
       <w:r>
         <w:rPr>
-          <w:rFonts w:ascii="標楷體" w:eastAsia="標楷體" w:hAnsi="標楷體" w:hint="eastAsia"/>
-          <w:sz w:val="28"/>
-          <w:szCs w:val="28"/>
-        </w:rPr>
-        <w:t>壯志難酬</w:t>
+          <w:rFonts w:ascii="標楷體" w:eastAsia="標楷體" w:hAnsi="標楷體"/>
+          <w:sz w:val="28"/>
+          <w:szCs w:val="28"/>
+        </w:rPr>
+        <w:t>摧枯拉朽</w:t>
       </w:r>
       <w:r>
         <w:rPr>
@@ -3099,27 +1974,11 @@
       </w:r>
       <w:r>
         <w:rPr>
-          <w:rFonts w:ascii="標楷體" w:eastAsia="標楷體" w:hAnsi="標楷體" w:hint="eastAsia"/>
-          <w:sz w:val="28"/>
-          <w:szCs w:val="28"/>
-        </w:rPr>
-        <w:t>偉大的志願</w:t>
-      </w:r>
-      <w:r>
-        <w:rPr>
-          <w:rFonts w:ascii="標楷體" w:eastAsia="標楷體" w:hAnsi="標楷體" w:hint="eastAsia"/>
-          <w:sz w:val="28"/>
-          <w:szCs w:val="28"/>
-        </w:rPr>
-        <w:t>難於</w:t>
-      </w:r>
-      <w:r>
-        <w:rPr>
-          <w:rFonts w:ascii="標楷體" w:eastAsia="標楷體" w:hAnsi="標楷體" w:hint="eastAsia"/>
-          <w:sz w:val="28"/>
-          <w:szCs w:val="28"/>
-        </w:rPr>
-        <w:t>實現。</w:t>
+          <w:rFonts w:ascii="標楷體" w:eastAsia="標楷體" w:hAnsi="標楷體"/>
+          <w:sz w:val="28"/>
+          <w:szCs w:val="28"/>
+        </w:rPr>
+        <w:t>斷枯木、拉倒腐朽之物。比喻力量極為強大，能極其輕易地摧毀脆弱或腐朽的敵對勢力，勢如破竹、毫無阻礙。</w:t>
       </w:r>
     </w:p>
     <w:p>
@@ -3129,8 +1988,8 @@
           <w:ilvl w:val="0"/>
           <w:numId w:val="30"/>
         </w:numPr>
-        <w:spacing w:line="440" w:lineRule="exact"/>
-        <w:ind w:leftChars="0"/>
+        <w:spacing w:line="360" w:lineRule="exact"/>
+        <w:ind w:leftChars="0" w:left="284" w:hanging="426"/>
         <w:jc w:val="both"/>
         <w:rPr>
           <w:rFonts w:ascii="標楷體" w:eastAsia="標楷體" w:hAnsi="標楷體"/>
@@ -3140,53 +1999,27 @@
       </w:pPr>
       <w:r>
         <w:rPr>
-          <w:rFonts w:ascii="標楷體" w:eastAsia="標楷體" w:hAnsi="標楷體" w:hint="eastAsia"/>
-          <w:sz w:val="28"/>
-          <w:szCs w:val="28"/>
-        </w:rPr>
-        <w:t>而立之年：指三十歲。</w:t>
-      </w:r>
-    </w:p>
-    <w:p>
-      <w:pPr>
-        <w:pStyle w:val="a6"/>
-        <w:spacing w:line="440" w:lineRule="exact"/>
-        <w:ind w:leftChars="0"/>
-        <w:jc w:val="both"/>
-        <w:rPr>
           <w:rFonts w:ascii="標楷體" w:eastAsia="標楷體" w:hAnsi="標楷體"/>
           <w:sz w:val="28"/>
           <w:szCs w:val="28"/>
         </w:rPr>
-      </w:pPr>
-      <w:r>
-        <w:rPr>
-          <w:rFonts w:ascii="標楷體" w:eastAsia="標楷體" w:hAnsi="標楷體" w:hint="eastAsia"/>
-          <w:sz w:val="28"/>
-          <w:szCs w:val="28"/>
-        </w:rPr>
-        <w:t>子曰：「吾十有五而志於學，三十而立，四十而不惑，五十而知天命，六十而耳順，七十而從心所欲，不踰矩。」</w:t>
-      </w:r>
-    </w:p>
-    <w:p>
-      <w:pPr>
-        <w:pStyle w:val="a6"/>
-        <w:spacing w:line="440" w:lineRule="exact"/>
-        <w:ind w:leftChars="0"/>
-        <w:jc w:val="both"/>
+        <w:t>直搗黃龍</w:t>
+      </w:r>
+      <w:r>
+        <w:rPr>
+          <w:rFonts w:ascii="標楷體" w:eastAsia="標楷體" w:hAnsi="標楷體" w:hint="eastAsia"/>
+          <w:sz w:val="28"/>
+          <w:szCs w:val="28"/>
+        </w:rPr>
+        <w:t>：</w:t>
+      </w:r>
+      <w:r>
         <w:rPr>
           <w:rFonts w:ascii="標楷體" w:eastAsia="標楷體" w:hAnsi="標楷體"/>
           <w:sz w:val="28"/>
           <w:szCs w:val="28"/>
         </w:rPr>
-      </w:pPr>
-      <w:r>
-        <w:rPr>
-          <w:rFonts w:ascii="標楷體" w:eastAsia="標楷體" w:hAnsi="標楷體" w:hint="eastAsia"/>
-          <w:sz w:val="28"/>
-          <w:szCs w:val="28"/>
-        </w:rPr>
-        <w:t>孔子說：「我十五歲時開始立志學習；三十歲能自立於世（學有所成）；四十歲時遇到事就不會迷惑；五十歲時懂得天命，了解自然法則；六十歲能聽得進不同的意見（清楚理解聽到的話）；到了七十歲能達到順着心願做事，而不會超越社會所認同的規矩。」</w:t>
+        <w:t>直接攻入敵人的核心巢穴（黃龍府）。比喻直奔目標的核心深處，徹底消滅源頭或根本解決問題的決心與行動。</w:t>
       </w:r>
     </w:p>
     <w:p>
@@ -3196,8 +2029,8 @@
           <w:ilvl w:val="0"/>
           <w:numId w:val="30"/>
         </w:numPr>
-        <w:spacing w:line="440" w:lineRule="exact"/>
-        <w:ind w:leftChars="0"/>
+        <w:spacing w:line="360" w:lineRule="exact"/>
+        <w:ind w:leftChars="0" w:left="284" w:hanging="426"/>
         <w:jc w:val="both"/>
         <w:rPr>
           <w:rFonts w:ascii="標楷體" w:eastAsia="標楷體" w:hAnsi="標楷體"/>
@@ -3207,61 +2040,44 @@
       </w:pPr>
       <w:r>
         <w:rPr>
-          <w:rFonts w:ascii="標楷體" w:eastAsia="標楷體" w:hAnsi="標楷體" w:hint="eastAsia"/>
-          <w:sz w:val="28"/>
-          <w:szCs w:val="28"/>
-        </w:rPr>
-        <w:t>二聖</w:t>
-      </w:r>
-      <w:r>
-        <w:rPr>
-          <w:rFonts w:ascii="標楷體" w:eastAsia="標楷體" w:hAnsi="標楷體" w:hint="eastAsia"/>
-          <w:sz w:val="28"/>
-          <w:szCs w:val="28"/>
-        </w:rPr>
-        <w:t>：指</w:t>
-      </w:r>
-      <w:r>
-        <w:rPr>
-          <w:rFonts w:ascii="標楷體" w:eastAsia="標楷體" w:hAnsi="標楷體" w:cs="標楷體" w:hint="eastAsia"/>
-          <w:sz w:val="28"/>
-          <w:szCs w:val="28"/>
-          <w:u w:val="single"/>
-        </w:rPr>
-        <w:t>徽</w:t>
-      </w:r>
-      <w:r>
-        <w:rPr>
-          <w:rFonts w:ascii="標楷體" w:eastAsia="標楷體" w:hAnsi="標楷體" w:cs="標楷體" w:hint="eastAsia"/>
-          <w:sz w:val="28"/>
-          <w:szCs w:val="28"/>
-        </w:rPr>
-        <w:t>、</w:t>
-      </w:r>
-      <w:r>
-        <w:rPr>
-          <w:rFonts w:ascii="標楷體" w:eastAsia="標楷體" w:hAnsi="標楷體" w:cs="標楷體" w:hint="eastAsia"/>
-          <w:sz w:val="28"/>
-          <w:szCs w:val="28"/>
-          <w:u w:val="single"/>
-        </w:rPr>
-        <w:t>欽</w:t>
-      </w:r>
-      <w:r>
-        <w:rPr>
-          <w:rFonts w:ascii="標楷體" w:eastAsia="標楷體" w:hAnsi="標楷體" w:cs="標楷體" w:hint="eastAsia"/>
-          <w:sz w:val="28"/>
-          <w:szCs w:val="28"/>
-        </w:rPr>
-        <w:t>二帝</w:t>
-      </w:r>
-      <w:r>
-        <w:rPr>
-          <w:rFonts w:ascii="標楷體" w:eastAsia="標楷體" w:hAnsi="標楷體" w:cs="標楷體" w:hint="eastAsia"/>
-          <w:sz w:val="28"/>
-          <w:szCs w:val="28"/>
-        </w:rPr>
-        <w:t>。</w:t>
+          <w:rFonts w:ascii="標楷體" w:eastAsia="標楷體" w:hAnsi="標楷體"/>
+          <w:sz w:val="28"/>
+          <w:szCs w:val="28"/>
+        </w:rPr>
+        <w:t>同仇敵愾</w:t>
+      </w:r>
+      <w:r>
+        <w:rPr>
+          <w:rFonts w:ascii="標楷體" w:eastAsia="標楷體" w:hAnsi="標楷體" w:hint="eastAsia"/>
+          <w:sz w:val="28"/>
+          <w:szCs w:val="28"/>
+        </w:rPr>
+        <w:t>(</w:t>
+      </w:r>
+      <w:r>
+        <w:rPr>
+          <w:rFonts w:ascii="標楷體" w:eastAsia="標楷體" w:hAnsi="標楷體" w:hint="eastAsia"/>
+          <w:color w:val="EE0000"/>
+          <w:sz w:val="16"/>
+          <w:szCs w:val="16"/>
+        </w:rPr>
+        <w:t>ㄎㄞˋ</w:t>
+      </w:r>
+      <w:r>
+        <w:rPr>
+          <w:rFonts w:ascii="標楷體" w:eastAsia="標楷體" w:hAnsi="標楷體" w:hint="eastAsia"/>
+          <w:sz w:val="28"/>
+          <w:szCs w:val="28"/>
+        </w:rPr>
+        <w:t>)：</w:t>
+      </w:r>
+      <w:r>
+        <w:rPr>
+          <w:rFonts w:ascii="標楷體" w:eastAsia="標楷體" w:hAnsi="標楷體"/>
+          <w:sz w:val="28"/>
+          <w:szCs w:val="28"/>
+        </w:rPr>
+        <w:t>全體人員抱持共同的憤恨，一致對抗敵人。</w:t>
       </w:r>
     </w:p>
     <w:p>
@@ -3271,28 +2087,80 @@
           <w:ilvl w:val="0"/>
           <w:numId w:val="30"/>
         </w:numPr>
-        <w:spacing w:line="440" w:lineRule="exact"/>
-        <w:ind w:leftChars="0"/>
+        <w:spacing w:line="360" w:lineRule="exact"/>
+        <w:ind w:leftChars="0" w:left="284" w:hanging="426"/>
         <w:jc w:val="both"/>
         <w:rPr>
           <w:rFonts w:ascii="標楷體" w:eastAsia="標楷體" w:hAnsi="標楷體"/>
           <w:sz w:val="28"/>
           <w:szCs w:val="28"/>
         </w:rPr>
-        <w:sectPr>
-          <w:pgSz w:w="11906" w:h="16838"/>
-          <w:pgMar w:top="567" w:right="851" w:bottom="567" w:left="851" w:header="567" w:footer="0" w:gutter="0"/>
-          <w:cols w:space="425"/>
-          <w:docGrid w:type="lines" w:linePitch="360"/>
-        </w:sectPr>
-      </w:pPr>
-      <w:r>
-        <w:rPr>
-          <w:rFonts w:ascii="標楷體" w:eastAsia="標楷體" w:hAnsi="標楷體" w:hint="eastAsia"/>
-          <w:sz w:val="28"/>
-          <w:szCs w:val="28"/>
-        </w:rPr>
-        <w:t>神州陸沉</w:t>
+      </w:pPr>
+      <w:r>
+        <w:rPr>
+          <w:rFonts w:ascii="標楷體" w:eastAsia="標楷體" w:hAnsi="標楷體"/>
+          <w:sz w:val="28"/>
+          <w:szCs w:val="28"/>
+        </w:rPr>
+        <w:t>酣</w:t>
+      </w:r>
+      <w:r>
+        <w:rPr>
+          <w:rFonts w:ascii="標楷體" w:eastAsia="標楷體" w:hAnsi="標楷體" w:hint="eastAsia"/>
+          <w:sz w:val="28"/>
+          <w:szCs w:val="28"/>
+        </w:rPr>
+        <w:t>(</w:t>
+      </w:r>
+      <w:r>
+        <w:rPr>
+          <w:rFonts w:ascii="標楷體" w:eastAsia="標楷體" w:hAnsi="標楷體" w:hint="eastAsia"/>
+          <w:color w:val="EE0000"/>
+          <w:sz w:val="16"/>
+          <w:szCs w:val="16"/>
+        </w:rPr>
+        <w:t>ㄏㄢ</w:t>
+      </w:r>
+      <w:r>
+        <w:rPr>
+          <w:rFonts w:ascii="標楷體" w:eastAsia="標楷體" w:hAnsi="標楷體" w:hint="eastAsia"/>
+          <w:sz w:val="28"/>
+          <w:szCs w:val="28"/>
+        </w:rPr>
+        <w:t>)</w:t>
+      </w:r>
+      <w:r>
+        <w:rPr>
+          <w:rFonts w:ascii="標楷體" w:eastAsia="標楷體" w:hAnsi="標楷體"/>
+          <w:sz w:val="28"/>
+          <w:szCs w:val="28"/>
+        </w:rPr>
+        <w:t>暢淋漓</w:t>
+      </w:r>
+      <w:r>
+        <w:rPr>
+          <w:rFonts w:ascii="標楷體" w:eastAsia="標楷體" w:hAnsi="標楷體" w:hint="eastAsia"/>
+          <w:sz w:val="28"/>
+          <w:szCs w:val="28"/>
+        </w:rPr>
+        <w:t>(</w:t>
+      </w:r>
+      <w:r>
+        <w:rPr>
+          <w:rFonts w:ascii="標楷體" w:eastAsia="標楷體" w:hAnsi="標楷體" w:hint="eastAsia"/>
+          <w:color w:val="EE0000"/>
+          <w:sz w:val="16"/>
+          <w:szCs w:val="16"/>
+        </w:rPr>
+        <w:t>ㄌㄧㄣˊ ㄌㄧˊ</w:t>
+      </w:r>
+      <w:r>
+        <w:rPr>
+          <w:rFonts w:ascii="標楷體" w:eastAsia="標楷體" w:hAnsi="標楷體" w:hint="eastAsia"/>
+          <w:sz w:val="28"/>
+          <w:szCs w:val="28"/>
+        </w:rPr>
+        <w:t>)</w:t>
       </w:r>
       <w:r>
         <w:rPr>
@@ -3304,11 +2172,11 @@
       </w:r>
       <w:r>
         <w:rPr>
-          <w:rFonts w:ascii="標楷體" w:eastAsia="標楷體" w:hAnsi="標楷體" w:hint="eastAsia"/>
-          <w:sz w:val="28"/>
-          <w:szCs w:val="28"/>
-        </w:rPr>
-        <w:t>比喻國土淪陷，被敵人占領。</w:t>
+          <w:rFonts w:ascii="標楷體" w:eastAsia="標楷體" w:hAnsi="標楷體"/>
+          <w:sz w:val="28"/>
+          <w:szCs w:val="28"/>
+        </w:rPr>
+        <w:t>暢快透徹、極其盡興痛快。</w:t>
       </w:r>
     </w:p>
     <w:p>
@@ -3318,63 +2186,63 @@
           <w:ilvl w:val="0"/>
           <w:numId w:val="30"/>
         </w:numPr>
-        <w:spacing w:line="440" w:lineRule="exact"/>
-        <w:ind w:leftChars="0"/>
+        <w:spacing w:line="360" w:lineRule="exact"/>
+        <w:ind w:leftChars="0" w:left="284" w:hanging="426"/>
         <w:jc w:val="both"/>
         <w:rPr>
           <w:rFonts w:ascii="標楷體" w:eastAsia="標楷體" w:hAnsi="標楷體"/>
-          <w:spacing w:val="-4"/>
-          <w:sz w:val="28"/>
-          <w:szCs w:val="28"/>
-        </w:rPr>
-      </w:pPr>
-      <w:r>
-        <w:rPr>
-          <w:rFonts w:ascii="標楷體" w:eastAsia="標楷體" w:hAnsi="標楷體" w:hint="eastAsia"/>
-          <w:spacing w:val="-4"/>
-          <w:sz w:val="28"/>
-          <w:szCs w:val="28"/>
-        </w:rPr>
-        <w:lastRenderedPageBreak/>
-        <w:t>新亭垂淚(新亭對泣)：本指</w:t>
-      </w:r>
-      <w:r>
-        <w:rPr>
-          <w:rFonts w:ascii="標楷體" w:eastAsia="標楷體" w:hAnsi="標楷體" w:hint="eastAsia"/>
-          <w:spacing w:val="-4"/>
-          <w:sz w:val="28"/>
-          <w:szCs w:val="28"/>
-          <w:u w:val="single"/>
-        </w:rPr>
-        <w:t>東晉</w:t>
-      </w:r>
-      <w:r>
-        <w:rPr>
-          <w:rFonts w:ascii="標楷體" w:eastAsia="標楷體" w:hAnsi="標楷體" w:hint="eastAsia"/>
-          <w:spacing w:val="-4"/>
-          <w:sz w:val="28"/>
-          <w:szCs w:val="28"/>
-        </w:rPr>
-        <w:t>南渡名士</w:t>
-      </w:r>
-      <w:r>
-        <w:rPr>
-          <w:rFonts w:ascii="標楷體" w:eastAsia="標楷體" w:hAnsi="標楷體" w:hint="eastAsia"/>
-          <w:spacing w:val="-4"/>
-          <w:sz w:val="28"/>
-          <w:szCs w:val="28"/>
-          <w:u w:val="single"/>
-        </w:rPr>
-        <w:t>王導</w:t>
-      </w:r>
-      <w:r>
-        <w:rPr>
-          <w:rFonts w:ascii="標楷體" w:eastAsia="標楷體" w:hAnsi="標楷體" w:hint="eastAsia"/>
-          <w:spacing w:val="-4"/>
-          <w:sz w:val="28"/>
-          <w:szCs w:val="28"/>
-        </w:rPr>
-        <w:t>等，於新亭飲宴，舉目望見山河，而感慨國土淪亡，相與對泣之事。後比喻懷念故國或感時憂國的悲憤心情。</w:t>
+          <w:sz w:val="28"/>
+          <w:szCs w:val="28"/>
+        </w:rPr>
+      </w:pPr>
+      <w:r>
+        <w:rPr>
+          <w:rFonts w:ascii="標楷體" w:eastAsia="標楷體" w:hAnsi="標楷體"/>
+          <w:sz w:val="28"/>
+          <w:szCs w:val="28"/>
+        </w:rPr>
+        <w:t>音節鏗鏘</w:t>
+      </w:r>
+      <w:r>
+        <w:rPr>
+          <w:rFonts w:ascii="標楷體" w:eastAsia="標楷體" w:hAnsi="標楷體" w:hint="eastAsia"/>
+          <w:sz w:val="28"/>
+          <w:szCs w:val="28"/>
+        </w:rPr>
+        <w:t>(</w:t>
+      </w:r>
+      <w:r>
+        <w:rPr>
+          <w:rFonts w:ascii="標楷體" w:eastAsia="標楷體" w:hAnsi="標楷體" w:hint="eastAsia"/>
+          <w:color w:val="EE0000"/>
+          <w:sz w:val="16"/>
+          <w:szCs w:val="16"/>
+        </w:rPr>
+        <w:t>ㄎㄥ ㄑㄧㄤ</w:t>
+      </w:r>
+      <w:r>
+        <w:rPr>
+          <w:rFonts w:ascii="標楷體" w:eastAsia="標楷體" w:hAnsi="標楷體" w:hint="eastAsia"/>
+          <w:sz w:val="28"/>
+          <w:szCs w:val="28"/>
+        </w:rPr>
+        <w:t>)</w:t>
+      </w:r>
+      <w:r>
+        <w:rPr>
+          <w:rFonts w:ascii="標楷體" w:eastAsia="標楷體" w:hAnsi="標楷體" w:hint="eastAsia"/>
+          <w:sz w:val="28"/>
+          <w:szCs w:val="28"/>
+        </w:rPr>
+        <w:t>：</w:t>
+      </w:r>
+      <w:r>
+        <w:rPr>
+          <w:rFonts w:ascii="標楷體" w:eastAsia="標楷體" w:hAnsi="標楷體"/>
+          <w:sz w:val="28"/>
+          <w:szCs w:val="28"/>
+        </w:rPr>
+        <w:t>聲音響亮堅實、節奏明快有韻律。形容朗誦詩詞或文章時，語音語調起伏有致、有力且動聽，展現出文字本身的節奏美與力量感。</w:t>
       </w:r>
     </w:p>
     <w:p>
@@ -3384,22 +2252,22 @@
           <w:ilvl w:val="0"/>
           <w:numId w:val="30"/>
         </w:numPr>
-        <w:spacing w:line="420" w:lineRule="exact"/>
-        <w:ind w:leftChars="0"/>
+        <w:spacing w:line="360" w:lineRule="exact"/>
+        <w:ind w:leftChars="0" w:left="284" w:hanging="426"/>
         <w:jc w:val="both"/>
         <w:rPr>
+          <w:rFonts w:ascii="標楷體" w:eastAsia="標楷體" w:hAnsi="標楷體" w:hint="eastAsia"/>
+          <w:sz w:val="28"/>
+          <w:szCs w:val="28"/>
+        </w:rPr>
+      </w:pPr>
+      <w:r>
+        <w:rPr>
           <w:rFonts w:ascii="標楷體" w:eastAsia="標楷體" w:hAnsi="標楷體"/>
           <w:sz w:val="28"/>
           <w:szCs w:val="28"/>
         </w:rPr>
-      </w:pPr>
-      <w:r>
-        <w:rPr>
-          <w:rFonts w:ascii="標楷體" w:eastAsia="標楷體" w:hAnsi="標楷體" w:hint="eastAsia"/>
-          <w:sz w:val="28"/>
-          <w:szCs w:val="28"/>
-        </w:rPr>
-        <w:t>楚囚相對</w:t>
+        <w:t>豪放而凝練</w:t>
       </w:r>
       <w:r>
         <w:rPr>
@@ -3411,967 +2279,15 @@
       </w:r>
       <w:r>
         <w:rPr>
-          <w:rFonts w:ascii="標楷體" w:eastAsia="標楷體" w:hAnsi="標楷體" w:hint="eastAsia"/>
-          <w:sz w:val="28"/>
-          <w:szCs w:val="28"/>
-          <w:u w:val="single"/>
-        </w:rPr>
-        <w:t>魏晉南北朝</w:t>
-      </w:r>
-      <w:r>
-        <w:rPr>
-          <w:rFonts w:ascii="標楷體" w:eastAsia="標楷體" w:hAnsi="標楷體" w:hint="eastAsia"/>
-          <w:sz w:val="28"/>
-          <w:szCs w:val="28"/>
-        </w:rPr>
-        <w:t>時，因</w:t>
-      </w:r>
-      <w:r>
-        <w:rPr>
-          <w:rFonts w:ascii="標楷體" w:eastAsia="標楷體" w:hAnsi="標楷體" w:hint="eastAsia"/>
-          <w:sz w:val="28"/>
-          <w:szCs w:val="28"/>
-          <w:u w:val="single"/>
-        </w:rPr>
-        <w:t>五胡亂華</w:t>
-      </w:r>
-      <w:r>
-        <w:rPr>
-          <w:rFonts w:ascii="標楷體" w:eastAsia="標楷體" w:hAnsi="標楷體" w:hint="eastAsia"/>
-          <w:sz w:val="28"/>
-          <w:szCs w:val="28"/>
-        </w:rPr>
-        <w:t>而南渡的達官名士，每至美日則相邀於新亭宴飲，有感於山河變色，身負國仇，因此相視流淚。</w:t>
-      </w:r>
-      <w:r>
-        <w:rPr>
-          <w:rFonts w:ascii="標楷體" w:eastAsia="標楷體" w:hAnsi="標楷體" w:hint="eastAsia"/>
-          <w:b/>
-          <w:bCs/>
-          <w:sz w:val="28"/>
-          <w:szCs w:val="28"/>
-        </w:rPr>
-        <w:t>王導</w:t>
-      </w:r>
-      <w:r>
-        <w:rPr>
-          <w:rFonts w:ascii="標楷體" w:eastAsia="標楷體" w:hAnsi="標楷體" w:hint="eastAsia"/>
-          <w:sz w:val="28"/>
-          <w:szCs w:val="28"/>
-        </w:rPr>
-        <w:t>便以為應共赴國難，不應如楚囚相對泣。後比喻陷於困境時如囚犯相對哭泣，無計可施。</w:t>
-      </w:r>
-    </w:p>
-    <w:p>
-      <w:pPr>
-        <w:pStyle w:val="a6"/>
-        <w:numPr>
-          <w:ilvl w:val="0"/>
-          <w:numId w:val="36"/>
-        </w:numPr>
-        <w:spacing w:line="420" w:lineRule="exact"/>
-        <w:ind w:leftChars="0"/>
-        <w:jc w:val="both"/>
-        <w:rPr>
           <w:rFonts w:ascii="標楷體" w:eastAsia="標楷體" w:hAnsi="標楷體"/>
           <w:sz w:val="28"/>
           <w:szCs w:val="28"/>
         </w:rPr>
-      </w:pPr>
-      <w:r>
-        <w:rPr>
-          <w:rFonts w:ascii="標楷體" w:eastAsia="標楷體" w:hAnsi="標楷體" w:hint="eastAsia"/>
-          <w:sz w:val="28"/>
-          <w:szCs w:val="28"/>
-        </w:rPr>
-        <w:t>美日：指</w:t>
-      </w:r>
-      <w:r>
-        <w:rPr>
-          <w:rFonts w:ascii="標楷體" w:eastAsia="標楷體" w:hAnsi="標楷體" w:hint="eastAsia"/>
-          <w:sz w:val="28"/>
-          <w:szCs w:val="28"/>
-        </w:rPr>
-        <w:t>天氣晴朗的日子或好天氣。</w:t>
-      </w:r>
-    </w:p>
-    <w:p>
-      <w:pPr>
-        <w:pStyle w:val="a6"/>
-        <w:numPr>
-          <w:ilvl w:val="0"/>
-          <w:numId w:val="35"/>
-        </w:numPr>
-        <w:spacing w:line="420" w:lineRule="exact"/>
-        <w:ind w:leftChars="0"/>
-        <w:jc w:val="both"/>
-        <w:rPr>
-          <w:rFonts w:ascii="標楷體" w:eastAsia="標楷體" w:hAnsi="標楷體"/>
-          <w:sz w:val="28"/>
-          <w:szCs w:val="28"/>
-        </w:rPr>
-      </w:pPr>
-      <w:r>
-        <w:rPr>
-          <w:rFonts w:ascii="標楷體" w:eastAsia="標楷體" w:hAnsi="標楷體" w:hint="eastAsia"/>
-          <w:sz w:val="28"/>
-          <w:szCs w:val="28"/>
-        </w:rPr>
-        <w:t>東晉開國丞相王導和大將軍王敦曾是堂兄弟。他們兩人在年少時都非常志向遠大，常常談論匡扶國家、建立功業的事情。但後來，王導成為了東晉的宰相，而王敦則變成了一個反叛者，最後失敗被囚。</w:t>
-      </w:r>
-    </w:p>
-    <w:p>
-      <w:pPr>
-        <w:pStyle w:val="a6"/>
-        <w:spacing w:line="420" w:lineRule="exact"/>
-        <w:ind w:leftChars="0" w:left="960"/>
-        <w:jc w:val="both"/>
-        <w:rPr>
-          <w:rFonts w:ascii="標楷體" w:eastAsia="標楷體" w:hAnsi="標楷體"/>
-          <w:sz w:val="28"/>
-          <w:szCs w:val="28"/>
-        </w:rPr>
-      </w:pPr>
-      <w:r>
-        <w:rPr>
-          <w:rFonts w:ascii="標楷體" w:eastAsia="標楷體" w:hAnsi="標楷體" w:hint="eastAsia"/>
-          <w:sz w:val="28"/>
-          <w:szCs w:val="28"/>
-        </w:rPr>
-        <w:t>王導和王敦兩人曾一起讀書，立志有一番作為。王導成為宰相後，王敦謀反失敗被囚禁。有一天，王導去探望王敦，兩人相對無言。王敦嘆息道：「昔日共讀書，今日為囚虜。」這就是「楚囚相對」的由來，形容昔日志同道合的朋友，後來處境悲慘，相對無言的情景。</w:t>
-      </w:r>
-    </w:p>
-    <w:p>
-      <w:pPr>
-        <w:pStyle w:val="a6"/>
-        <w:numPr>
-          <w:ilvl w:val="0"/>
-          <w:numId w:val="30"/>
-        </w:numPr>
-        <w:spacing w:line="440" w:lineRule="exact"/>
-        <w:ind w:leftChars="0"/>
-        <w:jc w:val="both"/>
-        <w:rPr>
-          <w:rFonts w:ascii="標楷體" w:eastAsia="標楷體" w:hAnsi="標楷體"/>
-          <w:sz w:val="28"/>
-          <w:szCs w:val="28"/>
-        </w:rPr>
-      </w:pPr>
-      <w:r>
-        <w:rPr>
-          <w:rFonts w:ascii="標楷體" w:eastAsia="標楷體" w:hAnsi="標楷體" w:hint="eastAsia"/>
-          <w:sz w:val="28"/>
-          <w:szCs w:val="28"/>
-        </w:rPr>
-        <w:t>勖</w:t>
-      </w:r>
-      <w:r>
-        <w:rPr>
-          <w:rFonts w:ascii="標楷體" w:eastAsia="標楷體" w:hAnsi="標楷體" w:hint="eastAsia"/>
-          <w:sz w:val="28"/>
-          <w:szCs w:val="28"/>
-        </w:rPr>
-        <w:t>(</w:t>
-      </w:r>
-      <w:r>
-        <w:rPr>
-          <w:rFonts w:ascii="標楷體" w:eastAsia="標楷體" w:hAnsi="標楷體" w:hint="eastAsia"/>
-          <w:color w:val="FF0000"/>
-          <w:sz w:val="16"/>
-          <w:szCs w:val="16"/>
-        </w:rPr>
-        <w:t>ㄒㄩˋ</w:t>
-      </w:r>
-      <w:r>
-        <w:rPr>
-          <w:rFonts w:ascii="標楷體" w:eastAsia="標楷體" w:hAnsi="標楷體" w:hint="eastAsia"/>
-          <w:sz w:val="28"/>
-          <w:szCs w:val="28"/>
-        </w:rPr>
-        <w:t>)</w:t>
-      </w:r>
-      <w:r>
-        <w:rPr>
-          <w:rFonts w:ascii="標楷體" w:eastAsia="標楷體" w:hAnsi="標楷體" w:hint="eastAsia"/>
-          <w:sz w:val="28"/>
-          <w:szCs w:val="28"/>
-        </w:rPr>
-        <w:t>勉</w:t>
-      </w:r>
-      <w:r>
-        <w:rPr>
-          <w:rFonts w:ascii="標楷體" w:eastAsia="標楷體" w:hAnsi="標楷體" w:hint="eastAsia"/>
-          <w:sz w:val="28"/>
-          <w:szCs w:val="28"/>
-        </w:rPr>
-        <w:t>：勉勵。</w:t>
-      </w:r>
-    </w:p>
-    <w:p>
-      <w:pPr>
-        <w:pStyle w:val="a6"/>
-        <w:numPr>
-          <w:ilvl w:val="0"/>
-          <w:numId w:val="30"/>
-        </w:numPr>
-        <w:spacing w:line="440" w:lineRule="exact"/>
-        <w:ind w:leftChars="0"/>
-        <w:jc w:val="both"/>
-        <w:rPr>
-          <w:rFonts w:ascii="標楷體" w:eastAsia="標楷體" w:hAnsi="標楷體"/>
-          <w:sz w:val="28"/>
-          <w:szCs w:val="28"/>
-        </w:rPr>
-      </w:pPr>
-      <w:r>
-        <w:rPr>
-          <w:rFonts w:ascii="標楷體" w:eastAsia="標楷體" w:hAnsi="標楷體" w:hint="eastAsia"/>
-          <w:sz w:val="28"/>
-          <w:szCs w:val="28"/>
-        </w:rPr>
-        <w:t>碌碌：平庸的樣子。【例】庸庸碌碌、碌碌庸才、碌碌無聞</w:t>
-      </w:r>
-    </w:p>
-    <w:p>
-      <w:pPr>
-        <w:pStyle w:val="a6"/>
-        <w:numPr>
-          <w:ilvl w:val="0"/>
-          <w:numId w:val="30"/>
-        </w:numPr>
-        <w:spacing w:line="440" w:lineRule="exact"/>
-        <w:ind w:leftChars="0"/>
-        <w:jc w:val="both"/>
-        <w:rPr>
-          <w:rFonts w:ascii="標楷體" w:eastAsia="標楷體" w:hAnsi="標楷體"/>
-          <w:sz w:val="28"/>
-          <w:szCs w:val="28"/>
-        </w:rPr>
-      </w:pPr>
-      <w:r>
-        <w:rPr>
-          <w:rFonts w:ascii="標楷體" w:eastAsia="標楷體" w:hAnsi="標楷體" w:hint="eastAsia"/>
-          <w:sz w:val="28"/>
-          <w:szCs w:val="28"/>
-        </w:rPr>
-        <w:t>擊玉敲金</w:t>
-      </w:r>
-      <w:r>
-        <w:rPr>
-          <w:rFonts w:ascii="標楷體" w:eastAsia="標楷體" w:hAnsi="標楷體" w:hint="eastAsia"/>
-          <w:sz w:val="28"/>
-          <w:szCs w:val="28"/>
-        </w:rPr>
-        <w:t>：</w:t>
-      </w:r>
-      <w:r>
-        <w:rPr>
-          <w:rFonts w:ascii="標楷體" w:eastAsia="標楷體" w:hAnsi="標楷體" w:hint="eastAsia"/>
-          <w:sz w:val="28"/>
-          <w:szCs w:val="28"/>
-        </w:rPr>
-        <w:t>古代以玉石為磬，銅為鐘。擊玉敲金比喻鐘磬之音極為可貴。</w:t>
-      </w:r>
-    </w:p>
-    <w:p>
-      <w:pPr>
-        <w:pStyle w:val="a6"/>
-        <w:numPr>
-          <w:ilvl w:val="0"/>
-          <w:numId w:val="30"/>
-        </w:numPr>
-        <w:spacing w:line="440" w:lineRule="exact"/>
-        <w:ind w:leftChars="0"/>
-        <w:jc w:val="both"/>
-        <w:rPr>
-          <w:rFonts w:ascii="標楷體" w:eastAsia="標楷體" w:hAnsi="標楷體"/>
-          <w:sz w:val="28"/>
-          <w:szCs w:val="28"/>
-        </w:rPr>
-      </w:pPr>
-      <w:r>
-        <w:rPr>
-          <w:rFonts w:ascii="標楷體" w:eastAsia="標楷體" w:hAnsi="標楷體" w:hint="eastAsia"/>
-          <w:sz w:val="28"/>
-          <w:szCs w:val="28"/>
-        </w:rPr>
-        <w:t>擲地有聲</w:t>
-      </w:r>
-      <w:r>
-        <w:rPr>
-          <w:rFonts w:ascii="標楷體" w:eastAsia="標楷體" w:hAnsi="標楷體" w:hint="eastAsia"/>
-          <w:sz w:val="28"/>
-          <w:szCs w:val="28"/>
-        </w:rPr>
-        <w:t>：</w:t>
-      </w:r>
-      <w:r>
-        <w:rPr>
-          <w:rFonts w:ascii="標楷體" w:eastAsia="標楷體" w:hAnsi="標楷體" w:hint="eastAsia"/>
-          <w:sz w:val="28"/>
-          <w:szCs w:val="28"/>
-        </w:rPr>
-        <w:t>形容文辭巧妙華美、音韻鏗鏘有致。</w:t>
-      </w:r>
-    </w:p>
-    <w:p>
-      <w:pPr>
-        <w:pStyle w:val="a6"/>
-        <w:spacing w:line="440" w:lineRule="exact"/>
-        <w:ind w:leftChars="0"/>
-        <w:jc w:val="both"/>
-        <w:rPr>
-          <w:rFonts w:ascii="標楷體" w:eastAsia="標楷體" w:hAnsi="標楷體"/>
-          <w:sz w:val="28"/>
-          <w:szCs w:val="28"/>
-        </w:rPr>
-      </w:pPr>
-      <w:r>
-        <w:rPr>
-          <w:rFonts w:ascii="標楷體" w:eastAsia="標楷體" w:hAnsi="標楷體" w:hint="eastAsia"/>
-          <w:sz w:val="28"/>
-          <w:szCs w:val="28"/>
-        </w:rPr>
-        <w:t>鏗鏘(</w:t>
-      </w:r>
-      <w:r>
-        <w:rPr>
-          <w:rFonts w:ascii="標楷體" w:eastAsia="標楷體" w:hAnsi="標楷體" w:hint="eastAsia"/>
-          <w:color w:val="FF0000"/>
-          <w:sz w:val="16"/>
-          <w:szCs w:val="16"/>
-        </w:rPr>
-        <w:t>ㄎㄥ ㄑㄧㄤ</w:t>
-      </w:r>
-      <w:r>
-        <w:rPr>
-          <w:rFonts w:ascii="標楷體" w:eastAsia="標楷體" w:hAnsi="標楷體" w:hint="eastAsia"/>
-          <w:sz w:val="28"/>
-          <w:szCs w:val="28"/>
-        </w:rPr>
-        <w:t>)：</w:t>
-      </w:r>
-      <w:r>
-        <w:rPr>
-          <w:rFonts w:ascii="標楷體" w:eastAsia="標楷體" w:hAnsi="標楷體" w:hint="eastAsia"/>
-          <w:sz w:val="28"/>
-          <w:szCs w:val="28"/>
-        </w:rPr>
-        <w:t>擬聲詞。形容清脆悅耳的聲音。</w:t>
-      </w:r>
-    </w:p>
-    <w:p>
-      <w:pPr>
-        <w:pStyle w:val="a6"/>
-        <w:numPr>
-          <w:ilvl w:val="0"/>
-          <w:numId w:val="30"/>
-        </w:numPr>
-        <w:spacing w:line="440" w:lineRule="exact"/>
-        <w:ind w:leftChars="0"/>
-        <w:jc w:val="both"/>
-        <w:rPr>
-          <w:rFonts w:ascii="標楷體" w:eastAsia="標楷體" w:hAnsi="標楷體"/>
-          <w:sz w:val="28"/>
-          <w:szCs w:val="28"/>
-        </w:rPr>
-      </w:pPr>
-      <w:r>
-        <w:rPr>
-          <w:rFonts w:ascii="標楷體" w:eastAsia="標楷體" w:hAnsi="標楷體" w:hint="eastAsia"/>
-          <w:sz w:val="28"/>
-          <w:szCs w:val="28"/>
-        </w:rPr>
-        <w:t>氣蓋山河</w:t>
-      </w:r>
-      <w:r>
-        <w:rPr>
-          <w:rFonts w:ascii="標楷體" w:eastAsia="標楷體" w:hAnsi="標楷體" w:hint="eastAsia"/>
-          <w:sz w:val="28"/>
-          <w:szCs w:val="28"/>
-        </w:rPr>
-        <w:t>：</w:t>
-      </w:r>
-      <w:r>
-        <w:rPr>
-          <w:rFonts w:ascii="標楷體" w:eastAsia="標楷體" w:hAnsi="標楷體" w:hint="eastAsia"/>
-          <w:sz w:val="28"/>
-          <w:szCs w:val="28"/>
-        </w:rPr>
-        <w:t>形容氣勢盛大，足以覆蓋山河。也作「氣壓山河」。</w:t>
-      </w:r>
-    </w:p>
-    <w:p>
-      <w:pPr>
-        <w:pStyle w:val="a6"/>
-        <w:numPr>
-          <w:ilvl w:val="0"/>
-          <w:numId w:val="30"/>
-        </w:numPr>
-        <w:spacing w:line="440" w:lineRule="exact"/>
-        <w:ind w:leftChars="0"/>
-        <w:jc w:val="both"/>
-        <w:rPr>
-          <w:rFonts w:ascii="標楷體" w:eastAsia="標楷體" w:hAnsi="標楷體"/>
-          <w:sz w:val="28"/>
-          <w:szCs w:val="28"/>
-        </w:rPr>
-      </w:pPr>
-      <w:r>
-        <w:rPr>
-          <w:rFonts w:ascii="標楷體" w:eastAsia="標楷體" w:hAnsi="標楷體" w:hint="eastAsia"/>
-          <w:sz w:val="28"/>
-          <w:szCs w:val="28"/>
-        </w:rPr>
-        <w:t>噴薄而出</w:t>
-      </w:r>
-      <w:r>
-        <w:rPr>
-          <w:rFonts w:ascii="標楷體" w:eastAsia="標楷體" w:hAnsi="標楷體" w:hint="eastAsia"/>
-          <w:sz w:val="28"/>
-          <w:szCs w:val="28"/>
-        </w:rPr>
-        <w:t>：</w:t>
-      </w:r>
-      <w:r>
-        <w:rPr>
-          <w:rFonts w:ascii="標楷體" w:eastAsia="標楷體" w:hAnsi="標楷體" w:hint="eastAsia"/>
-          <w:sz w:val="28"/>
-          <w:szCs w:val="28"/>
-        </w:rPr>
-        <w:t>氣勢猛烈，噴湧而出。</w:t>
-      </w:r>
-    </w:p>
-    <w:p>
-      <w:pPr>
-        <w:pStyle w:val="a6"/>
-        <w:numPr>
-          <w:ilvl w:val="0"/>
-          <w:numId w:val="30"/>
-        </w:numPr>
-        <w:spacing w:line="440" w:lineRule="exact"/>
-        <w:ind w:leftChars="0"/>
-        <w:jc w:val="both"/>
-        <w:rPr>
-          <w:rFonts w:ascii="標楷體" w:eastAsia="標楷體" w:hAnsi="標楷體"/>
-          <w:sz w:val="28"/>
-          <w:szCs w:val="28"/>
-        </w:rPr>
-      </w:pPr>
-      <w:r>
-        <w:rPr>
-          <w:rFonts w:ascii="標楷體" w:eastAsia="標楷體" w:hAnsi="標楷體" w:hint="eastAsia"/>
-          <w:sz w:val="28"/>
-          <w:szCs w:val="28"/>
-        </w:rPr>
-        <w:t>氣概</w:t>
-      </w:r>
-      <w:r>
-        <w:rPr>
-          <w:rFonts w:ascii="標楷體" w:eastAsia="標楷體" w:hAnsi="標楷體" w:hint="eastAsia"/>
-          <w:sz w:val="28"/>
-          <w:szCs w:val="28"/>
-        </w:rPr>
-        <w:t>：氣節、氣派、氣焰、氣度。</w:t>
-      </w:r>
-    </w:p>
-    <w:p>
-      <w:pPr>
-        <w:pStyle w:val="a6"/>
-        <w:numPr>
-          <w:ilvl w:val="0"/>
-          <w:numId w:val="30"/>
-        </w:numPr>
-        <w:spacing w:line="440" w:lineRule="exact"/>
-        <w:ind w:leftChars="0"/>
-        <w:jc w:val="both"/>
-        <w:rPr>
-          <w:rFonts w:ascii="標楷體" w:eastAsia="標楷體" w:hAnsi="標楷體"/>
-          <w:sz w:val="28"/>
-          <w:szCs w:val="28"/>
-        </w:rPr>
-      </w:pPr>
-      <w:r>
-        <w:rPr>
-          <w:rFonts w:ascii="標楷體" w:eastAsia="標楷體" w:hAnsi="標楷體" w:hint="eastAsia"/>
-          <w:sz w:val="28"/>
-          <w:szCs w:val="28"/>
-        </w:rPr>
-        <w:t>讀來令人凜凜如對神明</w:t>
-      </w:r>
-      <w:r>
-        <w:rPr>
-          <w:rFonts w:ascii="標楷體" w:eastAsia="標楷體" w:hAnsi="標楷體" w:hint="eastAsia"/>
-          <w:sz w:val="28"/>
-          <w:szCs w:val="28"/>
-        </w:rPr>
-        <w:t>：</w:t>
-      </w:r>
-      <w:r>
-        <w:rPr>
-          <w:rFonts w:ascii="標楷體" w:eastAsia="標楷體" w:hAnsi="標楷體" w:hint="eastAsia"/>
-          <w:sz w:val="28"/>
-          <w:szCs w:val="28"/>
-        </w:rPr>
-        <w:t>這句話的意思是說，當讀到某些文字或作品時，會讓人感到一種肅然起敬的感覺，就像面對神明一樣。「凜凜」形容的是一種嚴肅、莊重甚至帶有敬畏的感覺。整句話用來形容某些文字或作品具有極強的震撼力和莊嚴感，讓讀者感到非常崇敬。</w:t>
-      </w:r>
-    </w:p>
-    <w:p>
-      <w:pPr>
-        <w:pStyle w:val="a6"/>
-        <w:numPr>
-          <w:ilvl w:val="0"/>
-          <w:numId w:val="30"/>
-        </w:numPr>
-        <w:spacing w:line="440" w:lineRule="exact"/>
-        <w:ind w:leftChars="0"/>
-        <w:jc w:val="both"/>
-        <w:rPr>
-          <w:rFonts w:ascii="標楷體" w:eastAsia="標楷體" w:hAnsi="標楷體"/>
-          <w:sz w:val="28"/>
-          <w:szCs w:val="28"/>
-        </w:rPr>
-      </w:pPr>
-      <w:r>
-        <w:rPr>
-          <w:rFonts w:ascii="標楷體" w:eastAsia="標楷體" w:hAnsi="標楷體" w:hint="eastAsia"/>
-          <w:sz w:val="28"/>
-          <w:szCs w:val="28"/>
-        </w:rPr>
-        <w:t>將</w:t>
-      </w:r>
-      <w:r>
-        <w:rPr>
-          <w:rFonts w:ascii="標楷體" w:eastAsia="標楷體" w:hAnsi="標楷體" w:hint="eastAsia"/>
-          <w:sz w:val="28"/>
-          <w:szCs w:val="28"/>
-        </w:rPr>
-        <w:t>士用命</w:t>
-      </w:r>
-      <w:r>
-        <w:rPr>
-          <w:rFonts w:ascii="標楷體" w:eastAsia="標楷體" w:hAnsi="標楷體" w:hint="eastAsia"/>
-          <w:sz w:val="28"/>
-          <w:szCs w:val="28"/>
-        </w:rPr>
-        <w:t>：</w:t>
-      </w:r>
-      <w:r>
-        <w:rPr>
-          <w:rFonts w:ascii="標楷體" w:eastAsia="標楷體" w:hAnsi="標楷體" w:hint="eastAsia"/>
-          <w:sz w:val="28"/>
-          <w:szCs w:val="28"/>
-        </w:rPr>
-        <w:t>軍官與士兵無不服從命令。</w:t>
-      </w:r>
-    </w:p>
-    <w:p>
-      <w:pPr>
-        <w:pStyle w:val="a6"/>
-        <w:numPr>
-          <w:ilvl w:val="0"/>
-          <w:numId w:val="30"/>
-        </w:numPr>
-        <w:spacing w:line="440" w:lineRule="exact"/>
-        <w:ind w:leftChars="0"/>
-        <w:jc w:val="both"/>
-        <w:rPr>
-          <w:rFonts w:ascii="標楷體" w:eastAsia="標楷體" w:hAnsi="標楷體"/>
-          <w:sz w:val="28"/>
-          <w:szCs w:val="28"/>
-        </w:rPr>
-      </w:pPr>
-      <w:r>
-        <w:rPr>
-          <w:rFonts w:ascii="標楷體" w:eastAsia="標楷體" w:hAnsi="標楷體" w:hint="eastAsia"/>
-          <w:sz w:val="28"/>
-          <w:szCs w:val="28"/>
-        </w:rPr>
-        <w:t>直搗黃龍：</w:t>
-      </w:r>
-      <w:r>
-        <w:rPr>
-          <w:rFonts w:ascii="標楷體" w:eastAsia="標楷體" w:hAnsi="標楷體" w:hint="eastAsia"/>
-          <w:sz w:val="28"/>
-          <w:szCs w:val="28"/>
-          <w:u w:val="single"/>
-        </w:rPr>
-        <w:t>宋</w:t>
-      </w:r>
-      <w:r>
-        <w:rPr>
-          <w:rFonts w:ascii="標楷體" w:eastAsia="標楷體" w:hAnsi="標楷體" w:hint="eastAsia"/>
-          <w:sz w:val="28"/>
-          <w:szCs w:val="28"/>
-        </w:rPr>
-        <w:t>時名將</w:t>
-      </w:r>
-      <w:r>
-        <w:rPr>
-          <w:rFonts w:ascii="標楷體" w:eastAsia="標楷體" w:hAnsi="標楷體" w:hint="eastAsia"/>
-          <w:sz w:val="28"/>
-          <w:szCs w:val="28"/>
-          <w:u w:val="single"/>
-        </w:rPr>
-        <w:t>岳飛</w:t>
-      </w:r>
-      <w:r>
-        <w:rPr>
-          <w:rFonts w:ascii="標楷體" w:eastAsia="標楷體" w:hAnsi="標楷體" w:hint="eastAsia"/>
-          <w:sz w:val="28"/>
-          <w:szCs w:val="28"/>
-        </w:rPr>
-        <w:t>討伐</w:t>
-      </w:r>
-      <w:r>
-        <w:rPr>
-          <w:rFonts w:ascii="標楷體" w:eastAsia="標楷體" w:hAnsi="標楷體" w:hint="eastAsia"/>
-          <w:sz w:val="28"/>
-          <w:szCs w:val="28"/>
-          <w:u w:val="single"/>
-        </w:rPr>
-        <w:t>金</w:t>
-      </w:r>
-      <w:r>
-        <w:rPr>
-          <w:rFonts w:ascii="標楷體" w:eastAsia="標楷體" w:hAnsi="標楷體" w:hint="eastAsia"/>
-          <w:sz w:val="28"/>
-          <w:szCs w:val="28"/>
-        </w:rPr>
-        <w:t>人，</w:t>
-      </w:r>
-      <w:r>
-        <w:rPr>
-          <w:rFonts w:ascii="標楷體" w:eastAsia="標楷體" w:hAnsi="標楷體" w:hint="eastAsia"/>
-          <w:sz w:val="28"/>
-          <w:szCs w:val="28"/>
-          <w:u w:val="single"/>
-        </w:rPr>
-        <w:t>金</w:t>
-      </w:r>
-      <w:r>
-        <w:rPr>
-          <w:rFonts w:ascii="標楷體" w:eastAsia="標楷體" w:hAnsi="標楷體" w:hint="eastAsia"/>
-          <w:sz w:val="28"/>
-          <w:szCs w:val="28"/>
-        </w:rPr>
-        <w:t>兵屢敗，多來歸降。</w:t>
-      </w:r>
-      <w:r>
-        <w:rPr>
-          <w:rFonts w:ascii="標楷體" w:eastAsia="標楷體" w:hAnsi="標楷體" w:hint="eastAsia"/>
-          <w:sz w:val="28"/>
-          <w:szCs w:val="28"/>
-          <w:u w:val="single"/>
-        </w:rPr>
-        <w:t>岳飛</w:t>
-      </w:r>
-      <w:r>
-        <w:rPr>
-          <w:rFonts w:ascii="標楷體" w:eastAsia="標楷體" w:hAnsi="標楷體" w:hint="eastAsia"/>
-          <w:sz w:val="28"/>
-          <w:szCs w:val="28"/>
-        </w:rPr>
-        <w:t>銳不可擋，乃以直抵</w:t>
-      </w:r>
-      <w:r>
-        <w:rPr>
-          <w:rFonts w:ascii="標楷體" w:eastAsia="標楷體" w:hAnsi="標楷體" w:hint="eastAsia"/>
-          <w:sz w:val="28"/>
-          <w:szCs w:val="28"/>
-          <w:u w:val="single"/>
-        </w:rPr>
-        <w:t>金</w:t>
-      </w:r>
-      <w:r>
-        <w:rPr>
-          <w:rFonts w:ascii="標楷體" w:eastAsia="標楷體" w:hAnsi="標楷體" w:hint="eastAsia"/>
-          <w:sz w:val="28"/>
-          <w:szCs w:val="28"/>
-        </w:rPr>
-        <w:t>人都城</w:t>
-      </w:r>
-      <w:r>
-        <w:rPr>
-          <w:rFonts w:ascii="標楷體" w:eastAsia="標楷體" w:hAnsi="標楷體" w:hint="eastAsia"/>
-          <w:sz w:val="28"/>
-          <w:szCs w:val="28"/>
-          <w:u w:val="single"/>
-        </w:rPr>
-        <w:t>黃龍府</w:t>
-      </w:r>
-      <w:r>
-        <w:rPr>
-          <w:rFonts w:ascii="標楷體" w:eastAsia="標楷體" w:hAnsi="標楷體" w:hint="eastAsia"/>
-          <w:sz w:val="28"/>
-          <w:szCs w:val="28"/>
-        </w:rPr>
-        <w:t>與部下相激勉。後用以指直接攻入敵人都城要地。</w:t>
-      </w:r>
-    </w:p>
-    <w:p>
-      <w:pPr>
-        <w:pStyle w:val="a6"/>
-        <w:numPr>
-          <w:ilvl w:val="0"/>
-          <w:numId w:val="30"/>
-        </w:numPr>
-        <w:spacing w:line="440" w:lineRule="exact"/>
-        <w:ind w:leftChars="0"/>
-        <w:jc w:val="both"/>
-        <w:rPr>
-          <w:rFonts w:ascii="標楷體" w:eastAsia="標楷體" w:hAnsi="標楷體"/>
-          <w:sz w:val="28"/>
-          <w:szCs w:val="28"/>
-        </w:rPr>
-      </w:pPr>
-      <w:r>
-        <w:rPr>
-          <w:rFonts w:ascii="標楷體" w:eastAsia="標楷體" w:hAnsi="標楷體" w:hint="eastAsia"/>
-          <w:sz w:val="28"/>
-          <w:szCs w:val="28"/>
-        </w:rPr>
-        <w:t>闕下</w:t>
-      </w:r>
-      <w:r>
-        <w:rPr>
-          <w:rFonts w:ascii="標楷體" w:eastAsia="標楷體" w:hAnsi="標楷體" w:hint="eastAsia"/>
-          <w:sz w:val="28"/>
-          <w:szCs w:val="28"/>
-        </w:rPr>
-        <w:t>：宮庭；</w:t>
-      </w:r>
-      <w:r>
-        <w:rPr>
-          <w:rFonts w:ascii="標楷體" w:eastAsia="標楷體" w:hAnsi="標楷體" w:hint="eastAsia"/>
-          <w:sz w:val="28"/>
-          <w:szCs w:val="28"/>
-        </w:rPr>
-        <w:t>代稱天子。古時不敢直言天子，而以闕下代稱。</w:t>
-      </w:r>
-    </w:p>
-    <w:p>
-      <w:pPr>
-        <w:pStyle w:val="a6"/>
-        <w:numPr>
-          <w:ilvl w:val="0"/>
-          <w:numId w:val="30"/>
-        </w:numPr>
-        <w:spacing w:line="440" w:lineRule="exact"/>
-        <w:ind w:leftChars="0"/>
-        <w:jc w:val="both"/>
-        <w:rPr>
-          <w:rFonts w:ascii="標楷體" w:eastAsia="標楷體" w:hAnsi="標楷體"/>
-          <w:sz w:val="28"/>
-          <w:szCs w:val="28"/>
-        </w:rPr>
-      </w:pPr>
-      <w:r>
-        <w:rPr>
-          <w:rFonts w:ascii="標楷體" w:eastAsia="標楷體" w:hAnsi="標楷體" w:hint="eastAsia"/>
-          <w:sz w:val="28"/>
-          <w:szCs w:val="28"/>
-        </w:rPr>
-        <w:t>山呼</w:t>
-      </w:r>
-      <w:r>
-        <w:rPr>
-          <w:rFonts w:ascii="標楷體" w:eastAsia="標楷體" w:hAnsi="標楷體" w:hint="eastAsia"/>
-          <w:sz w:val="28"/>
-          <w:szCs w:val="28"/>
-        </w:rPr>
-        <w:t>：</w:t>
-      </w:r>
-      <w:r>
-        <w:rPr>
-          <w:rFonts w:ascii="標楷體" w:eastAsia="標楷體" w:hAnsi="標楷體" w:hint="eastAsia"/>
-          <w:sz w:val="28"/>
-          <w:szCs w:val="28"/>
-          <w:u w:val="single"/>
-        </w:rPr>
-        <w:t>漢武帝</w:t>
-      </w:r>
-      <w:r>
-        <w:rPr>
-          <w:rFonts w:ascii="標楷體" w:eastAsia="標楷體" w:hAnsi="標楷體" w:hint="eastAsia"/>
-          <w:sz w:val="28"/>
-          <w:szCs w:val="28"/>
-        </w:rPr>
-        <w:t>登</w:t>
-      </w:r>
-      <w:r>
-        <w:rPr>
-          <w:rFonts w:ascii="標楷體" w:eastAsia="標楷體" w:hAnsi="標楷體" w:hint="eastAsia"/>
-          <w:sz w:val="28"/>
-          <w:szCs w:val="28"/>
-          <w:u w:val="single"/>
-        </w:rPr>
-        <w:t>嵩山</w:t>
-      </w:r>
-      <w:r>
-        <w:rPr>
-          <w:rFonts w:ascii="標楷體" w:eastAsia="標楷體" w:hAnsi="標楷體" w:hint="eastAsia"/>
-          <w:sz w:val="28"/>
-          <w:szCs w:val="28"/>
-        </w:rPr>
-        <w:t>，群臣三呼萬歲，稱為「山呼」。</w:t>
-      </w:r>
-    </w:p>
-    <w:p>
-      <w:pPr>
-        <w:pStyle w:val="a6"/>
-        <w:numPr>
-          <w:ilvl w:val="0"/>
-          <w:numId w:val="30"/>
-        </w:numPr>
-        <w:spacing w:line="440" w:lineRule="exact"/>
-        <w:ind w:leftChars="0"/>
-        <w:jc w:val="both"/>
-        <w:rPr>
-          <w:rFonts w:ascii="標楷體" w:eastAsia="標楷體" w:hAnsi="標楷體"/>
-          <w:sz w:val="28"/>
-          <w:szCs w:val="28"/>
-        </w:rPr>
-      </w:pPr>
-      <w:r>
-        <w:rPr>
-          <w:rFonts w:ascii="標楷體" w:eastAsia="標楷體" w:hAnsi="標楷體" w:hint="eastAsia"/>
-          <w:sz w:val="28"/>
-          <w:szCs w:val="28"/>
-        </w:rPr>
-        <w:t>丹誠</w:t>
-      </w:r>
-      <w:r>
-        <w:rPr>
-          <w:rFonts w:ascii="標楷體" w:eastAsia="標楷體" w:hAnsi="標楷體" w:hint="eastAsia"/>
-          <w:sz w:val="28"/>
-          <w:szCs w:val="28"/>
-        </w:rPr>
-        <w:t>：</w:t>
-      </w:r>
-      <w:r>
-        <w:rPr>
-          <w:rFonts w:ascii="標楷體" w:eastAsia="標楷體" w:hAnsi="標楷體" w:hint="eastAsia"/>
-          <w:sz w:val="28"/>
-          <w:szCs w:val="28"/>
-        </w:rPr>
-        <w:t>赤誠的心。</w:t>
-      </w:r>
-    </w:p>
-    <w:p>
-      <w:pPr>
-        <w:pStyle w:val="a6"/>
-        <w:numPr>
-          <w:ilvl w:val="0"/>
-          <w:numId w:val="30"/>
-        </w:numPr>
-        <w:spacing w:line="440" w:lineRule="exact"/>
-        <w:ind w:leftChars="0"/>
-        <w:jc w:val="both"/>
-        <w:rPr>
-          <w:rFonts w:ascii="標楷體" w:eastAsia="標楷體" w:hAnsi="標楷體"/>
-          <w:sz w:val="28"/>
-          <w:szCs w:val="28"/>
-        </w:rPr>
-      </w:pPr>
-      <w:r>
-        <w:rPr>
-          <w:rFonts w:ascii="標楷體" w:eastAsia="標楷體" w:hAnsi="標楷體" w:hint="eastAsia"/>
-          <w:sz w:val="28"/>
-          <w:szCs w:val="28"/>
-        </w:rPr>
-        <w:t>條暢</w:t>
-      </w:r>
-      <w:r>
-        <w:rPr>
-          <w:rFonts w:ascii="標楷體" w:eastAsia="標楷體" w:hAnsi="標楷體" w:hint="eastAsia"/>
-          <w:sz w:val="28"/>
-          <w:szCs w:val="28"/>
-        </w:rPr>
-        <w:t>：</w:t>
-      </w:r>
-      <w:r>
-        <w:rPr>
-          <w:rFonts w:ascii="標楷體" w:eastAsia="標楷體" w:hAnsi="標楷體" w:hint="eastAsia"/>
-          <w:sz w:val="28"/>
-          <w:szCs w:val="28"/>
-        </w:rPr>
-        <w:t>通暢、舒暢</w:t>
-      </w:r>
-      <w:r>
-        <w:rPr>
-          <w:rFonts w:ascii="標楷體" w:eastAsia="標楷體" w:hAnsi="標楷體" w:hint="eastAsia"/>
-          <w:sz w:val="28"/>
-          <w:szCs w:val="28"/>
-        </w:rPr>
-        <w:t>；</w:t>
-      </w:r>
-      <w:r>
-        <w:rPr>
-          <w:rFonts w:ascii="標楷體" w:eastAsia="標楷體" w:hAnsi="標楷體" w:hint="eastAsia"/>
-          <w:sz w:val="28"/>
-          <w:szCs w:val="28"/>
-        </w:rPr>
-        <w:t>繁衍茂盛</w:t>
-      </w:r>
-      <w:r>
-        <w:rPr>
-          <w:rFonts w:ascii="標楷體" w:eastAsia="標楷體" w:hAnsi="標楷體" w:hint="eastAsia"/>
-          <w:sz w:val="28"/>
-          <w:szCs w:val="28"/>
-        </w:rPr>
-        <w:t>，例如：桑麻條暢。</w:t>
-      </w:r>
-    </w:p>
-    <w:p>
-      <w:pPr>
-        <w:pStyle w:val="a6"/>
-        <w:numPr>
-          <w:ilvl w:val="0"/>
-          <w:numId w:val="30"/>
-        </w:numPr>
-        <w:spacing w:line="440" w:lineRule="exact"/>
-        <w:ind w:leftChars="0"/>
-        <w:rPr>
-          <w:rFonts w:ascii="標楷體" w:eastAsia="標楷體" w:hAnsi="標楷體"/>
-          <w:sz w:val="28"/>
-          <w:szCs w:val="28"/>
-        </w:rPr>
-      </w:pPr>
-      <w:r>
-        <w:rPr>
-          <w:rFonts w:ascii="標楷體" w:eastAsia="標楷體" w:hAnsi="標楷體" w:hint="eastAsia"/>
-          <w:sz w:val="28"/>
-          <w:szCs w:val="28"/>
-        </w:rPr>
-        <w:t>深婉：</w:t>
-      </w:r>
-      <w:r>
-        <w:rPr>
-          <w:rFonts w:ascii="標楷體" w:eastAsia="標楷體" w:hAnsi="標楷體" w:hint="eastAsia"/>
-          <w:sz w:val="28"/>
-          <w:szCs w:val="28"/>
-        </w:rPr>
-        <w:t>形容言</w:t>
-      </w:r>
-      <w:r>
-        <w:rPr>
-          <w:rFonts w:ascii="標楷體" w:eastAsia="標楷體" w:hAnsi="標楷體" w:hint="eastAsia"/>
-          <w:sz w:val="28"/>
-          <w:szCs w:val="28"/>
-        </w:rPr>
-        <w:t>詞</w:t>
-      </w:r>
-      <w:r>
-        <w:rPr>
-          <w:rFonts w:ascii="標楷體" w:eastAsia="標楷體" w:hAnsi="標楷體" w:hint="eastAsia"/>
-          <w:sz w:val="28"/>
-          <w:szCs w:val="28"/>
-        </w:rPr>
-        <w:t>含蓄委婉，深含意味。</w:t>
+        <w:t>氣勢豪邁奔放，同時語言精煉緊湊。形容文學作品既有開闊奔放的胸懷與情感，又具備嚴謹精準的文字煉飾，絕無枝蔓贅語，兼具張力與美感。</w:t>
       </w:r>
     </w:p>
     <w:sectPr>
+      <w:footerReference w:type="default" r:id="rId8"/>
       <w:pgSz w:w="11906" w:h="16838"/>
       <w:pgMar w:top="567" w:right="851" w:bottom="567" w:left="851" w:header="567" w:footer="0" w:gutter="0"/>
       <w:cols w:space="425"/>
@@ -4382,7 +2298,7 @@
 </file>
 
 <file path=word/endnotes.xml><?xml version="1.0" encoding="utf-8"?>
-<w:endnotes xmlns:wpc="http://schemas.microsoft.com/office/word/2010/wordprocessingCanvas" xmlns:cx="http://schemas.microsoft.com/office/drawing/2014/chartex" xmlns:cx1="http://schemas.microsoft.com/office/drawing/2015/9/8/chartex" xmlns:cx2="http://schemas.microsoft.com/office/drawing/2015/10/21/chartex" xmlns:cx3="http://schemas.microsoft.com/office/drawing/2016/5/9/chartex" xmlns:cx4="http://schemas.microsoft.com/office/drawing/2016/5/10/chartex" xmlns:cx5="http://schemas.microsoft.com/office/drawing/2016/5/11/chartex" xmlns:cx6="http://schemas.microsoft.com/office/drawing/2016/5/12/chartex" xmlns:cx7="http://schemas.microsoft.com/office/drawing/2016/5/13/chartex" xmlns:cx8="http://schemas.microsoft.com/office/drawing/2016/5/14/chartex" xmlns:mc="http://schemas.openxmlformats.org/markup-compatibility/2006" xmlns:aink="http://schemas.microsoft.com/office/drawing/2016/ink" xmlns:am3d="http://schemas.microsoft.com/office/drawing/2017/model3d" xmlns:o="urn:schemas-microsoft-com:office:office" xmlns:oel="http://schemas.microsoft.com/office/2019/extlst" xmlns:r="http://schemas.openxmlformats.org/officeDocument/2006/relationships" xmlns:m="http://schemas.openxmlformats.org/officeDocument/2006/math" xmlns:v="urn:schemas-microsoft-com:vml" xmlns:wp14="http://schemas.microsoft.com/office/word/2010/wordprocessingDrawing" xmlns:wp="http://schemas.openxmlformats.org/drawingml/2006/wordprocessingDrawing" xmlns:w10="urn:schemas-microsoft-com:office:word" xmlns:w="http://schemas.openxmlformats.org/wordprocessingml/2006/main" xmlns:w14="http://schemas.microsoft.com/office/word/2010/wordml" xmlns:w15="http://schemas.microsoft.com/office/word/2012/wordml" xmlns:w16cex="http://schemas.microsoft.com/office/word/2018/wordml/cex" xmlns:w16cid="http://schemas.microsoft.com/office/word/2016/wordml/cid" xmlns:w16="http://schemas.microsoft.com/office/word/2018/wordml" xmlns:w16du="http://schemas.microsoft.com/office/word/2023/wordml/word16du" xmlns:w16sdtdh="http://schemas.microsoft.com/office/word/2020/wordml/sdtdatahash" xmlns:w16se="http://schemas.microsoft.com/office/word/2015/wordml/symex" xmlns:wpg="http://schemas.microsoft.com/office/word/2010/wordprocessingGroup" xmlns:wpi="http://schemas.microsoft.com/office/word/2010/wordprocessingInk" xmlns:wne="http://schemas.microsoft.com/office/word/2006/wordml" xmlns:wps="http://schemas.microsoft.com/office/word/2010/wordprocessingShape" mc:Ignorable="w14 w15 w16se w16cid w16 w16cex w16sdtdh w16du wp14">
+<w:endnotes xmlns:wpc="http://schemas.microsoft.com/office/word/2010/wordprocessingCanvas" xmlns:cx="http://schemas.microsoft.com/office/drawing/2014/chartex" xmlns:cx1="http://schemas.microsoft.com/office/drawing/2015/9/8/chartex" xmlns:cx2="http://schemas.microsoft.com/office/drawing/2015/10/21/chartex" xmlns:cx3="http://schemas.microsoft.com/office/drawing/2016/5/9/chartex" xmlns:cx4="http://schemas.microsoft.com/office/drawing/2016/5/10/chartex" xmlns:cx5="http://schemas.microsoft.com/office/drawing/2016/5/11/chartex" xmlns:cx6="http://schemas.microsoft.com/office/drawing/2016/5/12/chartex" xmlns:cx7="http://schemas.microsoft.com/office/drawing/2016/5/13/chartex" xmlns:cx8="http://schemas.microsoft.com/office/drawing/2016/5/14/chartex" xmlns:mc="http://schemas.openxmlformats.org/markup-compatibility/2006" xmlns:aink="http://schemas.microsoft.com/office/drawing/2016/ink" xmlns:am3d="http://schemas.microsoft.com/office/drawing/2017/model3d" xmlns:o="urn:schemas-microsoft-com:office:office" xmlns:oel="http://schemas.microsoft.com/office/2019/extlst" xmlns:r="http://schemas.openxmlformats.org/officeDocument/2006/relationships" xmlns:m="http://schemas.openxmlformats.org/officeDocument/2006/math" xmlns:v="urn:schemas-microsoft-com:vml" xmlns:wp14="http://schemas.microsoft.com/office/word/2010/wordprocessingDrawing" xmlns:wp="http://schemas.openxmlformats.org/drawingml/2006/wordprocessingDrawing" xmlns:w10="urn:schemas-microsoft-com:office:word" xmlns:w="http://schemas.openxmlformats.org/wordprocessingml/2006/main" xmlns:w14="http://schemas.microsoft.com/office/word/2010/wordml" xmlns:w15="http://schemas.microsoft.com/office/word/2012/wordml" xmlns:w16cex="http://schemas.microsoft.com/office/word/2018/wordml/cex" xmlns:w16cid="http://schemas.microsoft.com/office/word/2016/wordml/cid" xmlns:w16="http://schemas.microsoft.com/office/word/2018/wordml" xmlns:w16du="http://schemas.microsoft.com/office/word/2023/wordml/word16du" xmlns:w16sdtdh="http://schemas.microsoft.com/office/word/2020/wordml/sdtdatahash" xmlns:w16sdtfl="http://schemas.microsoft.com/office/word/2024/wordml/sdtformatlock" xmlns:w16se="http://schemas.microsoft.com/office/word/2015/wordml/symex" xmlns:wpg="http://schemas.microsoft.com/office/word/2010/wordprocessingGroup" xmlns:wpi="http://schemas.microsoft.com/office/word/2010/wordprocessingInk" xmlns:wne="http://schemas.microsoft.com/office/word/2006/wordml" xmlns:wps="http://schemas.microsoft.com/office/word/2010/wordprocessingShape" mc:Ignorable="w14 w15 w16se w16cid w16 w16cex w16sdtdh w16sdtfl w16du wp14">
   <w:endnote w:type="separator" w:id="-1">
     <w:p>
       <w:r>
@@ -4401,7 +2317,7 @@
 </file>
 
 <file path=word/footer1.xml><?xml version="1.0" encoding="utf-8"?>
-<w:ftr xmlns:wpc="http://schemas.microsoft.com/office/word/2010/wordprocessingCanvas" xmlns:cx="http://schemas.microsoft.com/office/drawing/2014/chartex" xmlns:cx1="http://schemas.microsoft.com/office/drawing/2015/9/8/chartex" xmlns:cx2="http://schemas.microsoft.com/office/drawing/2015/10/21/chartex" xmlns:cx3="http://schemas.microsoft.com/office/drawing/2016/5/9/chartex" xmlns:cx4="http://schemas.microsoft.com/office/drawing/2016/5/10/chartex" xmlns:cx5="http://schemas.microsoft.com/office/drawing/2016/5/11/chartex" xmlns:cx6="http://schemas.microsoft.com/office/drawing/2016/5/12/chartex" xmlns:cx7="http://schemas.microsoft.com/office/drawing/2016/5/13/chartex" xmlns:cx8="http://schemas.microsoft.com/office/drawing/2016/5/14/chartex" xmlns:mc="http://schemas.openxmlformats.org/markup-compatibility/2006" xmlns:aink="http://schemas.microsoft.com/office/drawing/2016/ink" xmlns:am3d="http://schemas.microsoft.com/office/drawing/2017/model3d" xmlns:o="urn:schemas-microsoft-com:office:office" xmlns:oel="http://schemas.microsoft.com/office/2019/extlst" xmlns:r="http://schemas.openxmlformats.org/officeDocument/2006/relationships" xmlns:m="http://schemas.openxmlformats.org/officeDocument/2006/math" xmlns:v="urn:schemas-microsoft-com:vml" xmlns:wp14="http://schemas.microsoft.com/office/word/2010/wordprocessingDrawing" xmlns:wp="http://schemas.openxmlformats.org/drawingml/2006/wordprocessingDrawing" xmlns:w10="urn:schemas-microsoft-com:office:word" xmlns:w="http://schemas.openxmlformats.org/wordprocessingml/2006/main" xmlns:w14="http://schemas.microsoft.com/office/word/2010/wordml" xmlns:w15="http://schemas.microsoft.com/office/word/2012/wordml" xmlns:w16cex="http://schemas.microsoft.com/office/word/2018/wordml/cex" xmlns:w16cid="http://schemas.microsoft.com/office/word/2016/wordml/cid" xmlns:w16="http://schemas.microsoft.com/office/word/2018/wordml" xmlns:w16du="http://schemas.microsoft.com/office/word/2023/wordml/word16du" xmlns:w16sdtdh="http://schemas.microsoft.com/office/word/2020/wordml/sdtdatahash" xmlns:w16se="http://schemas.microsoft.com/office/word/2015/wordml/symex" xmlns:wpg="http://schemas.microsoft.com/office/word/2010/wordprocessingGroup" xmlns:wpi="http://schemas.microsoft.com/office/word/2010/wordprocessingInk" xmlns:wne="http://schemas.microsoft.com/office/word/2006/wordml" xmlns:wps="http://schemas.microsoft.com/office/word/2010/wordprocessingShape" mc:Ignorable="w14 w15 w16se w16cid w16 w16cex w16sdtdh w16du wp14">
+<w:ftr xmlns:wpc="http://schemas.microsoft.com/office/word/2010/wordprocessingCanvas" xmlns:cx="http://schemas.microsoft.com/office/drawing/2014/chartex" xmlns:cx1="http://schemas.microsoft.com/office/drawing/2015/9/8/chartex" xmlns:cx2="http://schemas.microsoft.com/office/drawing/2015/10/21/chartex" xmlns:cx3="http://schemas.microsoft.com/office/drawing/2016/5/9/chartex" xmlns:cx4="http://schemas.microsoft.com/office/drawing/2016/5/10/chartex" xmlns:cx5="http://schemas.microsoft.com/office/drawing/2016/5/11/chartex" xmlns:cx6="http://schemas.microsoft.com/office/drawing/2016/5/12/chartex" xmlns:cx7="http://schemas.microsoft.com/office/drawing/2016/5/13/chartex" xmlns:cx8="http://schemas.microsoft.com/office/drawing/2016/5/14/chartex" xmlns:mc="http://schemas.openxmlformats.org/markup-compatibility/2006" xmlns:aink="http://schemas.microsoft.com/office/drawing/2016/ink" xmlns:am3d="http://schemas.microsoft.com/office/drawing/2017/model3d" xmlns:o="urn:schemas-microsoft-com:office:office" xmlns:oel="http://schemas.microsoft.com/office/2019/extlst" xmlns:r="http://schemas.openxmlformats.org/officeDocument/2006/relationships" xmlns:m="http://schemas.openxmlformats.org/officeDocument/2006/math" xmlns:v="urn:schemas-microsoft-com:vml" xmlns:wp14="http://schemas.microsoft.com/office/word/2010/wordprocessingDrawing" xmlns:wp="http://schemas.openxmlformats.org/drawingml/2006/wordprocessingDrawing" xmlns:w10="urn:schemas-microsoft-com:office:word" xmlns:w="http://schemas.openxmlformats.org/wordprocessingml/2006/main" xmlns:w14="http://schemas.microsoft.com/office/word/2010/wordml" xmlns:w15="http://schemas.microsoft.com/office/word/2012/wordml" xmlns:w16cex="http://schemas.microsoft.com/office/word/2018/wordml/cex" xmlns:w16cid="http://schemas.microsoft.com/office/word/2016/wordml/cid" xmlns:w16="http://schemas.microsoft.com/office/word/2018/wordml" xmlns:w16du="http://schemas.microsoft.com/office/word/2023/wordml/word16du" xmlns:w16sdtdh="http://schemas.microsoft.com/office/word/2020/wordml/sdtdatahash" xmlns:w16sdtfl="http://schemas.microsoft.com/office/word/2024/wordml/sdtformatlock" xmlns:w16se="http://schemas.microsoft.com/office/word/2015/wordml/symex" xmlns:wpg="http://schemas.microsoft.com/office/word/2010/wordprocessingGroup" xmlns:wpi="http://schemas.microsoft.com/office/word/2010/wordprocessingInk" xmlns:wne="http://schemas.microsoft.com/office/word/2006/wordml" xmlns:wps="http://schemas.microsoft.com/office/word/2010/wordprocessingShape" mc:Ignorable="w14 w15 w16se w16cid w16 w16cex w16sdtdh w16sdtfl w16du wp14">
   <w:sdt>
     <w:sdtPr>
       <w:id w:val="-1230224358"/>
@@ -4452,7 +2368,7 @@
 </file>
 
 <file path=word/footnotes.xml><?xml version="1.0" encoding="utf-8"?>
-<w:footnotes xmlns:wpc="http://schemas.microsoft.com/office/word/2010/wordprocessingCanvas" xmlns:cx="http://schemas.microsoft.com/office/drawing/2014/chartex" xmlns:cx1="http://schemas.microsoft.com/office/drawing/2015/9/8/chartex" xmlns:cx2="http://schemas.microsoft.com/office/drawing/2015/10/21/chartex" xmlns:cx3="http://schemas.microsoft.com/office/drawing/2016/5/9/chartex" xmlns:cx4="http://schemas.microsoft.com/office/drawing/2016/5/10/chartex" xmlns:cx5="http://schemas.microsoft.com/office/drawing/2016/5/11/chartex" xmlns:cx6="http://schemas.microsoft.com/office/drawing/2016/5/12/chartex" xmlns:cx7="http://schemas.microsoft.com/office/drawing/2016/5/13/chartex" xmlns:cx8="http://schemas.microsoft.com/office/drawing/2016/5/14/chartex" xmlns:mc="http://schemas.openxmlformats.org/markup-compatibility/2006" xmlns:aink="http://schemas.microsoft.com/office/drawing/2016/ink" xmlns:am3d="http://schemas.microsoft.com/office/drawing/2017/model3d" xmlns:o="urn:schemas-microsoft-com:office:office" xmlns:oel="http://schemas.microsoft.com/office/2019/extlst" xmlns:r="http://schemas.openxmlformats.org/officeDocument/2006/relationships" xmlns:m="http://schemas.openxmlformats.org/officeDocument/2006/math" xmlns:v="urn:schemas-microsoft-com:vml" xmlns:wp14="http://schemas.microsoft.com/office/word/2010/wordprocessingDrawing" xmlns:wp="http://schemas.openxmlformats.org/drawingml/2006/wordprocessingDrawing" xmlns:w10="urn:schemas-microsoft-com:office:word" xmlns:w="http://schemas.openxmlformats.org/wordprocessingml/2006/main" xmlns:w14="http://schemas.microsoft.com/office/word/2010/wordml" xmlns:w15="http://schemas.microsoft.com/office/word/2012/wordml" xmlns:w16cex="http://schemas.microsoft.com/office/word/2018/wordml/cex" xmlns:w16cid="http://schemas.microsoft.com/office/word/2016/wordml/cid" xmlns:w16="http://schemas.microsoft.com/office/word/2018/wordml" xmlns:w16du="http://schemas.microsoft.com/office/word/2023/wordml/word16du" xmlns:w16sdtdh="http://schemas.microsoft.com/office/word/2020/wordml/sdtdatahash" xmlns:w16se="http://schemas.microsoft.com/office/word/2015/wordml/symex" xmlns:wpg="http://schemas.microsoft.com/office/word/2010/wordprocessingGroup" xmlns:wpi="http://schemas.microsoft.com/office/word/2010/wordprocessingInk" xmlns:wne="http://schemas.microsoft.com/office/word/2006/wordml" xmlns:wps="http://schemas.microsoft.com/office/word/2010/wordprocessingShape" mc:Ignorable="w14 w15 w16se w16cid w16 w16cex w16sdtdh w16du wp14">
+<w:footnotes xmlns:wpc="http://schemas.microsoft.com/office/word/2010/wordprocessingCanvas" xmlns:cx="http://schemas.microsoft.com/office/drawing/2014/chartex" xmlns:cx1="http://schemas.microsoft.com/office/drawing/2015/9/8/chartex" xmlns:cx2="http://schemas.microsoft.com/office/drawing/2015/10/21/chartex" xmlns:cx3="http://schemas.microsoft.com/office/drawing/2016/5/9/chartex" xmlns:cx4="http://schemas.microsoft.com/office/drawing/2016/5/10/chartex" xmlns:cx5="http://schemas.microsoft.com/office/drawing/2016/5/11/chartex" xmlns:cx6="http://schemas.microsoft.com/office/drawing/2016/5/12/chartex" xmlns:cx7="http://schemas.microsoft.com/office/drawing/2016/5/13/chartex" xmlns:cx8="http://schemas.microsoft.com/office/drawing/2016/5/14/chartex" xmlns:mc="http://schemas.openxmlformats.org/markup-compatibility/2006" xmlns:aink="http://schemas.microsoft.com/office/drawing/2016/ink" xmlns:am3d="http://schemas.microsoft.com/office/drawing/2017/model3d" xmlns:o="urn:schemas-microsoft-com:office:office" xmlns:oel="http://schemas.microsoft.com/office/2019/extlst" xmlns:r="http://schemas.openxmlformats.org/officeDocument/2006/relationships" xmlns:m="http://schemas.openxmlformats.org/officeDocument/2006/math" xmlns:v="urn:schemas-microsoft-com:vml" xmlns:wp14="http://schemas.microsoft.com/office/word/2010/wordprocessingDrawing" xmlns:wp="http://schemas.openxmlformats.org/drawingml/2006/wordprocessingDrawing" xmlns:w10="urn:schemas-microsoft-com:office:word" xmlns:w="http://schemas.openxmlformats.org/wordprocessingml/2006/main" xmlns:w14="http://schemas.microsoft.com/office/word/2010/wordml" xmlns:w15="http://schemas.microsoft.com/office/word/2012/wordml" xmlns:w16cex="http://schemas.microsoft.com/office/word/2018/wordml/cex" xmlns:w16cid="http://schemas.microsoft.com/office/word/2016/wordml/cid" xmlns:w16="http://schemas.microsoft.com/office/word/2018/wordml" xmlns:w16du="http://schemas.microsoft.com/office/word/2023/wordml/word16du" xmlns:w16sdtdh="http://schemas.microsoft.com/office/word/2020/wordml/sdtdatahash" xmlns:w16sdtfl="http://schemas.microsoft.com/office/word/2024/wordml/sdtformatlock" xmlns:w16se="http://schemas.microsoft.com/office/word/2015/wordml/symex" xmlns:wpg="http://schemas.microsoft.com/office/word/2010/wordprocessingGroup" xmlns:wpi="http://schemas.microsoft.com/office/word/2010/wordprocessingInk" xmlns:wne="http://schemas.microsoft.com/office/word/2006/wordml" xmlns:wps="http://schemas.microsoft.com/office/word/2010/wordprocessingShape" mc:Ignorable="w14 w15 w16se w16cid w16 w16cex w16sdtdh w16sdtfl w16du wp14">
   <w:footnote w:type="separator" w:id="-1">
     <w:p>
       <w:r>
@@ -4471,7 +2387,7 @@
 </file>
 
 <file path=word/numbering.xml><?xml version="1.0" encoding="utf-8"?>
-<w:numbering xmlns:wpc="http://schemas.microsoft.com/office/word/2010/wordprocessingCanvas" xmlns:cx="http://schemas.microsoft.com/office/drawing/2014/chartex" xmlns:cx1="http://schemas.microsoft.com/office/drawing/2015/9/8/chartex" xmlns:cx2="http://schemas.microsoft.com/office/drawing/2015/10/21/chartex" xmlns:cx3="http://schemas.microsoft.com/office/drawing/2016/5/9/chartex" xmlns:cx4="http://schemas.microsoft.com/office/drawing/2016/5/10/chartex" xmlns:cx5="http://schemas.microsoft.com/office/drawing/2016/5/11/chartex" xmlns:cx6="http://schemas.microsoft.com/office/drawing/2016/5/12/chartex" xmlns:cx7="http://schemas.microsoft.com/office/drawing/2016/5/13/chartex" xmlns:cx8="http://schemas.microsoft.com/office/drawing/2016/5/14/chartex" xmlns:mc="http://schemas.openxmlformats.org/markup-compatibility/2006" xmlns:aink="http://schemas.microsoft.com/office/drawing/2016/ink" xmlns:am3d="http://schemas.microsoft.com/office/drawing/2017/model3d" xmlns:o="urn:schemas-microsoft-com:office:office" xmlns:oel="http://schemas.microsoft.com/office/2019/extlst" xmlns:r="http://schemas.openxmlformats.org/officeDocument/2006/relationships" xmlns:m="http://schemas.openxmlformats.org/officeDocument/2006/math" xmlns:v="urn:schemas-microsoft-com:vml" xmlns:wp14="http://schemas.microsoft.com/office/word/2010/wordprocessingDrawing" xmlns:wp="http://schemas.openxmlformats.org/drawingml/2006/wordprocessingDrawing" xmlns:w10="urn:schemas-microsoft-com:office:word" xmlns:w="http://schemas.openxmlformats.org/wordprocessingml/2006/main" xmlns:w14="http://schemas.microsoft.com/office/word/2010/wordml" xmlns:w15="http://schemas.microsoft.com/office/word/2012/wordml" xmlns:w16cex="http://schemas.microsoft.com/office/word/2018/wordml/cex" xmlns:w16cid="http://schemas.microsoft.com/office/word/2016/wordml/cid" xmlns:w16="http://schemas.microsoft.com/office/word/2018/wordml" xmlns:w16du="http://schemas.microsoft.com/office/word/2023/wordml/word16du" xmlns:w16sdtdh="http://schemas.microsoft.com/office/word/2020/wordml/sdtdatahash" xmlns:w16se="http://schemas.microsoft.com/office/word/2015/wordml/symex" xmlns:wpg="http://schemas.microsoft.com/office/word/2010/wordprocessingGroup" xmlns:wpi="http://schemas.microsoft.com/office/word/2010/wordprocessingInk" xmlns:wne="http://schemas.microsoft.com/office/word/2006/wordml" xmlns:wps="http://schemas.microsoft.com/office/word/2010/wordprocessingShape" mc:Ignorable="w14 w15 w16se w16cid w16 w16cex w16sdtdh w16du wp14">
+<w:numbering xmlns:wpc="http://schemas.microsoft.com/office/word/2010/wordprocessingCanvas" xmlns:cx="http://schemas.microsoft.com/office/drawing/2014/chartex" xmlns:cx1="http://schemas.microsoft.com/office/drawing/2015/9/8/chartex" xmlns:cx2="http://schemas.microsoft.com/office/drawing/2015/10/21/chartex" xmlns:cx3="http://schemas.microsoft.com/office/drawing/2016/5/9/chartex" xmlns:cx4="http://schemas.microsoft.com/office/drawing/2016/5/10/chartex" xmlns:cx5="http://schemas.microsoft.com/office/drawing/2016/5/11/chartex" xmlns:cx6="http://schemas.microsoft.com/office/drawing/2016/5/12/chartex" xmlns:cx7="http://schemas.microsoft.com/office/drawing/2016/5/13/chartex" xmlns:cx8="http://schemas.microsoft.com/office/drawing/2016/5/14/chartex" xmlns:mc="http://schemas.openxmlformats.org/markup-compatibility/2006" xmlns:aink="http://schemas.microsoft.com/office/drawing/2016/ink" xmlns:am3d="http://schemas.microsoft.com/office/drawing/2017/model3d" xmlns:o="urn:schemas-microsoft-com:office:office" xmlns:oel="http://schemas.microsoft.com/office/2019/extlst" xmlns:r="http://schemas.openxmlformats.org/officeDocument/2006/relationships" xmlns:m="http://schemas.openxmlformats.org/officeDocument/2006/math" xmlns:v="urn:schemas-microsoft-com:vml" xmlns:wp14="http://schemas.microsoft.com/office/word/2010/wordprocessingDrawing" xmlns:wp="http://schemas.openxmlformats.org/drawingml/2006/wordprocessingDrawing" xmlns:w10="urn:schemas-microsoft-com:office:word" xmlns:w="http://schemas.openxmlformats.org/wordprocessingml/2006/main" xmlns:w14="http://schemas.microsoft.com/office/word/2010/wordml" xmlns:w15="http://schemas.microsoft.com/office/word/2012/wordml" xmlns:w16cex="http://schemas.microsoft.com/office/word/2018/wordml/cex" xmlns:w16cid="http://schemas.microsoft.com/office/word/2016/wordml/cid" xmlns:w16="http://schemas.microsoft.com/office/word/2018/wordml" xmlns:w16du="http://schemas.microsoft.com/office/word/2023/wordml/word16du" xmlns:w16sdtdh="http://schemas.microsoft.com/office/word/2020/wordml/sdtdatahash" xmlns:w16sdtfl="http://schemas.microsoft.com/office/word/2024/wordml/sdtformatlock" xmlns:w16se="http://schemas.microsoft.com/office/word/2015/wordml/symex" xmlns:wpg="http://schemas.microsoft.com/office/word/2010/wordprocessingGroup" xmlns:wpi="http://schemas.microsoft.com/office/word/2010/wordprocessingInk" xmlns:wne="http://schemas.microsoft.com/office/word/2006/wordml" xmlns:wps="http://schemas.microsoft.com/office/word/2010/wordprocessingShape" mc:Ignorable="w14 w15 w16se w16cid w16 w16cex w16sdtdh w16sdtfl w16du wp14">
   <w:abstractNum w:abstractNumId="0" w15:restartNumberingAfterBreak="0">
     <w:nsid w:val="FFFFFF89"/>
     <w:multiLevelType w:val="singleLevel"/>
@@ -8326,7 +6242,7 @@
 </file>
 
 <file path=word/styles.xml><?xml version="1.0" encoding="utf-8"?>
-<w:styles xmlns:mc="http://schemas.openxmlformats.org/markup-compatibility/2006" xmlns:r="http://schemas.openxmlformats.org/officeDocument/2006/relationships" xmlns:w="http://schemas.openxmlformats.org/wordprocessingml/2006/main" xmlns:w14="http://schemas.microsoft.com/office/word/2010/wordml" xmlns:w15="http://schemas.microsoft.com/office/word/2012/wordml" xmlns:w16cex="http://schemas.microsoft.com/office/word/2018/wordml/cex" xmlns:w16cid="http://schemas.microsoft.com/office/word/2016/wordml/cid" xmlns:w16="http://schemas.microsoft.com/office/word/2018/wordml" xmlns:w16du="http://schemas.microsoft.com/office/word/2023/wordml/word16du" xmlns:w16sdtdh="http://schemas.microsoft.com/office/word/2020/wordml/sdtdatahash" xmlns:w16se="http://schemas.microsoft.com/office/word/2015/wordml/symex" mc:Ignorable="w14 w15 w16se w16cid w16 w16cex w16sdtdh w16du">
+<w:styles xmlns:mc="http://schemas.openxmlformats.org/markup-compatibility/2006" xmlns:r="http://schemas.openxmlformats.org/officeDocument/2006/relationships" xmlns:w="http://schemas.openxmlformats.org/wordprocessingml/2006/main" xmlns:w14="http://schemas.microsoft.com/office/word/2010/wordml" xmlns:w15="http://schemas.microsoft.com/office/word/2012/wordml" xmlns:w16cex="http://schemas.microsoft.com/office/word/2018/wordml/cex" xmlns:w16cid="http://schemas.microsoft.com/office/word/2016/wordml/cid" xmlns:w16="http://schemas.microsoft.com/office/word/2018/wordml" xmlns:w16du="http://schemas.microsoft.com/office/word/2023/wordml/word16du" xmlns:w16sdtdh="http://schemas.microsoft.com/office/word/2020/wordml/sdtdatahash" xmlns:w16sdtfl="http://schemas.microsoft.com/office/word/2024/wordml/sdtformatlock" xmlns:w16se="http://schemas.microsoft.com/office/word/2015/wordml/symex" mc:Ignorable="w14 w15 w16se w16cid w16 w16cex w16sdtdh w16sdtfl w16du">
   <w:docDefaults>
     <w:rPrDefault>
       <w:rPr>
